--- a/Rules.docx
+++ b/Rules.docx
@@ -206,37 +206,59 @@
     </w:p>
     <w:p>
       <w:r>
-        <w:t xml:space="preserve">679 cards, </w:t>
-      </w:r>
-      <w:r>
         <w:rPr>
           <w:highlight w:val="yellow"/>
         </w:rPr>
-        <w:t>45</w:t>
-      </w:r>
-      <w:r>
-        <w:t xml:space="preserve"> time tokens, </w:t>
+        <w:t>679</w:t>
+      </w:r>
+      <w:r>
+        <w:t xml:space="preserve"> cards, </w:t>
+      </w:r>
+      <w:proofErr w:type="gramStart"/>
+      <w:r>
+        <w:t>60</w:t>
+      </w:r>
+      <w:r>
+        <w:t xml:space="preserve"> time</w:t>
+      </w:r>
+      <w:proofErr w:type="gramEnd"/>
+      <w:r>
+        <w:t xml:space="preserve"> tokens, </w:t>
+      </w:r>
+      <w:r>
+        <w:t>24</w:t>
+      </w:r>
+      <w:r>
+        <w:t xml:space="preserve"> </w:t>
+      </w:r>
+      <w:proofErr w:type="gramStart"/>
+      <w:r>
+        <w:t>player colored</w:t>
+      </w:r>
+      <w:proofErr w:type="gramEnd"/>
+      <w:r>
+        <w:t xml:space="preserve"> tokens</w:t>
+      </w:r>
+      <w:r>
+        <w:t>,</w:t>
+      </w:r>
+      <w:r>
+        <w:t xml:space="preserve"> </w:t>
       </w:r>
       <w:r>
         <w:rPr>
           <w:highlight w:val="yellow"/>
         </w:rPr>
-        <w:t>9</w:t>
-      </w:r>
-      <w:r>
-        <w:t xml:space="preserve"> society tokens and</w:t>
-      </w:r>
-      <w:r>
-        <w:t xml:space="preserve"> </w:t>
-      </w:r>
-      <w:r>
-        <w:rPr>
-          <w:highlight w:val="yellow"/>
-        </w:rPr>
         <w:t>50</w:t>
       </w:r>
       <w:r>
-        <w:t xml:space="preserve"> money tokens.</w:t>
+        <w:t xml:space="preserve"> money tokens</w:t>
+      </w:r>
+      <w:r>
+        <w:t xml:space="preserve"> and 1 first player token</w:t>
+      </w:r>
+      <w:r>
+        <w:t>.</w:t>
       </w:r>
     </w:p>
     <w:p>
@@ -557,19 +579,6 @@
         <w:t>Dread</w:t>
       </w:r>
       <w:r>
-        <w:t>,</w:t>
-      </w:r>
-      <w:r>
-        <w:t xml:space="preserve"> </w:t>
-      </w:r>
-      <w:r>
-        <w:rPr>
-          <w:b/>
-          <w:bCs/>
-        </w:rPr>
-        <w:t>Restlessness</w:t>
-      </w:r>
-      <w:r>
         <w:t xml:space="preserve">, </w:t>
       </w:r>
       <w:r>
@@ -947,7 +956,7 @@
           <w:noProof/>
         </w:rPr>
         <w:drawing>
-          <wp:anchor distT="0" distB="0" distL="114300" distR="114300" simplePos="0" relativeHeight="251660288" behindDoc="1" locked="0" layoutInCell="1" allowOverlap="1" wp14:anchorId="23CD6B97" wp14:editId="4A837031">
+          <wp:anchor distT="0" distB="0" distL="114300" distR="114300" simplePos="0" relativeHeight="251660288" behindDoc="1" locked="0" layoutInCell="1" allowOverlap="1" wp14:anchorId="23CD6B97" wp14:editId="425101ED">
             <wp:simplePos x="0" y="0"/>
             <wp:positionH relativeFrom="margin">
               <wp:align>right</wp:align>
@@ -1089,7 +1098,7 @@
           <w:noProof/>
         </w:rPr>
         <w:drawing>
-          <wp:anchor distT="0" distB="0" distL="114300" distR="114300" simplePos="0" relativeHeight="251662336" behindDoc="1" locked="0" layoutInCell="1" allowOverlap="1" wp14:anchorId="6E6AF14D" wp14:editId="5489EE2F">
+          <wp:anchor distT="0" distB="0" distL="114300" distR="114300" simplePos="0" relativeHeight="251662336" behindDoc="1" locked="0" layoutInCell="1" allowOverlap="1" wp14:anchorId="6E6AF14D" wp14:editId="43D44B13">
             <wp:simplePos x="0" y="0"/>
             <wp:positionH relativeFrom="margin">
               <wp:align>right</wp:align>
@@ -1229,7 +1238,7 @@
           <w:noProof/>
         </w:rPr>
         <w:drawing>
-          <wp:anchor distT="0" distB="0" distL="114300" distR="114300" simplePos="0" relativeHeight="251664384" behindDoc="1" locked="0" layoutInCell="1" allowOverlap="1" wp14:anchorId="6CEAF27F" wp14:editId="63FF4F16">
+          <wp:anchor distT="0" distB="0" distL="114300" distR="114300" simplePos="0" relativeHeight="251664384" behindDoc="1" locked="0" layoutInCell="1" allowOverlap="1" wp14:anchorId="6CEAF27F" wp14:editId="519B09D0">
             <wp:simplePos x="0" y="0"/>
             <wp:positionH relativeFrom="margin">
               <wp:align>right</wp:align>
@@ -1380,13 +1389,13 @@
           <w:noProof/>
         </w:rPr>
         <w:drawing>
-          <wp:anchor distT="0" distB="0" distL="114300" distR="114300" simplePos="0" relativeHeight="251666432" behindDoc="1" locked="0" layoutInCell="1" allowOverlap="1" wp14:anchorId="25AB9494" wp14:editId="372D6819">
+          <wp:anchor distT="0" distB="0" distL="114300" distR="114300" simplePos="0" relativeHeight="251666432" behindDoc="1" locked="0" layoutInCell="1" allowOverlap="1" wp14:anchorId="25AB9494" wp14:editId="0FABEC75">
             <wp:simplePos x="0" y="0"/>
             <wp:positionH relativeFrom="margin">
               <wp:align>right</wp:align>
             </wp:positionH>
             <wp:positionV relativeFrom="paragraph">
-              <wp:posOffset>582930</wp:posOffset>
+              <wp:posOffset>506730</wp:posOffset>
             </wp:positionV>
             <wp:extent cx="365760" cy="365760"/>
             <wp:effectExtent l="0" t="0" r="0" b="0"/>
@@ -1447,117 +1456,14 @@
         <w:rPr>
           <w:noProof/>
         </w:rPr>
-        <w:t>Create a deck from</w:t>
-      </w:r>
-      <w:r>
-        <w:t xml:space="preserve"> </w:t>
-      </w:r>
-      <w:r>
-        <w:rPr>
-          <w:i/>
-          <w:iCs/>
-        </w:rPr>
-        <w:t>Commission</w:t>
-      </w:r>
-      <w:r>
-        <w:t xml:space="preserve"> cards</w:t>
-      </w:r>
-      <w:r>
-        <w:t xml:space="preserve">, except for </w:t>
-      </w:r>
-      <w:r>
-        <w:rPr>
-          <w:i/>
-          <w:iCs/>
-          <w:noProof/>
-        </w:rPr>
-        <w:t>Substantial Commissions</w:t>
-      </w:r>
-      <w:r>
-        <w:t xml:space="preserve"> cards</w:t>
-      </w:r>
-      <w:r>
-        <w:t>,</w:t>
-      </w:r>
-      <w:r>
-        <w:t xml:space="preserve"> </w:t>
-      </w:r>
-      <w:r>
-        <w:t>and s</w:t>
-      </w:r>
-      <w:r>
-        <w:t xml:space="preserve">huffle </w:t>
-      </w:r>
-      <w:r>
-        <w:t>it</w:t>
-      </w:r>
-      <w:r>
-        <w:t>. Cut the deck</w:t>
-      </w:r>
-      <w:r>
-        <w:t xml:space="preserve"> </w:t>
-      </w:r>
-      <w:r>
-        <w:t>and</w:t>
-      </w:r>
-      <w:r>
-        <w:t xml:space="preserve"> shuffl</w:t>
-      </w:r>
-      <w:r>
-        <w:t>e</w:t>
-      </w:r>
-      <w:r>
-        <w:t xml:space="preserve"> the substantial commissions into the bottom </w:t>
-      </w:r>
-      <w:r>
-        <w:t>half</w:t>
-      </w:r>
-      <w:r>
-        <w:t xml:space="preserve"> of the deck.</w:t>
-      </w:r>
-    </w:p>
-    <w:p>
-      <w:pPr>
-        <w:pStyle w:val="ListParagraph"/>
-        <w:numPr>
-          <w:ilvl w:val="0"/>
-          <w:numId w:val="2"/>
-        </w:numPr>
-      </w:pPr>
-      <w:r>
-        <w:t xml:space="preserve">Create a face down pile with all of the </w:t>
-      </w:r>
-      <w:r>
-        <w:rPr>
-          <w:i/>
-          <w:iCs/>
-        </w:rPr>
-        <w:t xml:space="preserve">Society </w:t>
-      </w:r>
-      <w:r>
-        <w:t>cards.</w:t>
-      </w:r>
-    </w:p>
-    <w:p>
-      <w:pPr>
-        <w:pStyle w:val="ListParagraph"/>
-        <w:numPr>
-          <w:ilvl w:val="0"/>
-          <w:numId w:val="2"/>
-        </w:numPr>
-      </w:pPr>
-      <w:r>
-        <w:rPr>
-          <w:noProof/>
-        </w:rPr>
         <w:drawing>
-          <wp:anchor distT="0" distB="0" distL="114300" distR="114300" simplePos="0" relativeHeight="251668480" behindDoc="1" locked="0" layoutInCell="1" allowOverlap="1" wp14:anchorId="1EC0030B" wp14:editId="4B3013E1">
+          <wp:anchor distT="0" distB="0" distL="114300" distR="114300" simplePos="0" relativeHeight="251680768" behindDoc="1" locked="0" layoutInCell="1" allowOverlap="1" wp14:anchorId="2A5D6AC6" wp14:editId="5813EE5B">
             <wp:simplePos x="0" y="0"/>
             <wp:positionH relativeFrom="margin">
               <wp:align>right</wp:align>
             </wp:positionH>
             <wp:positionV relativeFrom="paragraph">
-              <wp:posOffset>402590</wp:posOffset>
+              <wp:posOffset>21590</wp:posOffset>
             </wp:positionV>
             <wp:extent cx="365760" cy="365760"/>
             <wp:effectExtent l="0" t="0" r="0" b="0"/>
@@ -1570,7 +1476,7 @@
                 <wp:lineTo x="0" y="0"/>
               </wp:wrapPolygon>
             </wp:wrapTight>
-            <wp:docPr id="807102105" name="Picture 1"/>
+            <wp:docPr id="721364402" name="Picture 1"/>
             <wp:cNvGraphicFramePr>
               <a:graphicFrameLocks xmlns:a="http://schemas.openxmlformats.org/drawingml/2006/main" noChangeAspect="1"/>
             </wp:cNvGraphicFramePr>
@@ -1578,7 +1484,7 @@
               <a:graphicData uri="http://schemas.openxmlformats.org/drawingml/2006/picture">
                 <pic:pic xmlns:pic="http://schemas.openxmlformats.org/drawingml/2006/picture">
                   <pic:nvPicPr>
-                    <pic:cNvPr id="807102105" name="Picture 1"/>
+                    <pic:cNvPr id="721364402" name="Picture 1"/>
                     <pic:cNvPicPr/>
                   </pic:nvPicPr>
                   <pic:blipFill>
@@ -1615,26 +1521,73 @@
         </w:drawing>
       </w:r>
       <w:r>
-        <w:t xml:space="preserve">Create a face down </w:t>
+        <w:rPr>
+          <w:noProof/>
+        </w:rPr>
+        <w:t>Create a deck from</w:t>
+      </w:r>
+      <w:r>
+        <w:t xml:space="preserve"> </w:t>
       </w:r>
       <w:r>
         <w:rPr>
           <w:i/>
           <w:iCs/>
         </w:rPr>
-        <w:t>Hours</w:t>
-      </w:r>
-      <w:r>
-        <w:t xml:space="preserve"> deck and shuffle it. </w:t>
-      </w:r>
-      <w:r>
-        <w:t>Hours cards have distinct portrait art style with black and white title and principles without strength</w:t>
-      </w:r>
-      <w:r>
-        <w:t xml:space="preserve"> number</w:t>
-      </w:r>
-      <w:r>
-        <w:t>.</w:t>
+        <w:t>Commission</w:t>
+      </w:r>
+      <w:r>
+        <w:t xml:space="preserve"> cards</w:t>
+      </w:r>
+      <w:r>
+        <w:t xml:space="preserve">, except for </w:t>
+      </w:r>
+      <w:r>
+        <w:rPr>
+          <w:i/>
+          <w:iCs/>
+          <w:noProof/>
+        </w:rPr>
+        <w:t>Substantial Commissions</w:t>
+      </w:r>
+      <w:r>
+        <w:t xml:space="preserve"> cards,</w:t>
+      </w:r>
+      <w:r>
+        <w:t xml:space="preserve"> </w:t>
+      </w:r>
+      <w:r>
+        <w:t>and s</w:t>
+      </w:r>
+      <w:r>
+        <w:t xml:space="preserve">huffle </w:t>
+      </w:r>
+      <w:r>
+        <w:t>it</w:t>
+      </w:r>
+      <w:r>
+        <w:t>. Cut the deck</w:t>
+      </w:r>
+      <w:r>
+        <w:t xml:space="preserve"> </w:t>
+      </w:r>
+      <w:r>
+        <w:t>and</w:t>
+      </w:r>
+      <w:r>
+        <w:t xml:space="preserve"> shuffl</w:t>
+      </w:r>
+      <w:r>
+        <w:t>e</w:t>
+      </w:r>
+      <w:r>
+        <w:t xml:space="preserve"> the substantial commissions into the bottom </w:t>
+      </w:r>
+      <w:r>
+        <w:t>half</w:t>
+      </w:r>
+      <w:r>
+        <w:t xml:space="preserve"> of the deck.</w:t>
       </w:r>
     </w:p>
     <w:p>
@@ -1646,17 +1599,24 @@
         </w:numPr>
       </w:pPr>
       <w:r>
-        <w:t xml:space="preserve">Create a face down deck for the </w:t>
+        <w:t xml:space="preserve">Create a face down pile with all of the </w:t>
       </w:r>
       <w:r>
         <w:rPr>
           <w:i/>
           <w:iCs/>
         </w:rPr>
-        <w:t>White Door</w:t>
-      </w:r>
-      <w:r>
-        <w:t xml:space="preserve"> cards and shuffle it.</w:t>
+        <w:t>Cult</w:t>
+      </w:r>
+      <w:r>
+        <w:rPr>
+          <w:i/>
+          <w:iCs/>
+        </w:rPr>
+        <w:t xml:space="preserve"> </w:t>
+      </w:r>
+      <w:r>
+        <w:t>cards.</w:t>
       </w:r>
     </w:p>
     <w:p>
@@ -1672,13 +1632,13 @@
           <w:noProof/>
         </w:rPr>
         <w:drawing>
-          <wp:anchor distT="0" distB="0" distL="114300" distR="114300" simplePos="0" relativeHeight="251670528" behindDoc="1" locked="0" layoutInCell="1" allowOverlap="1" wp14:anchorId="5CF87471" wp14:editId="743B073B">
+          <wp:anchor distT="0" distB="0" distL="114300" distR="114300" simplePos="0" relativeHeight="251682816" behindDoc="1" locked="0" layoutInCell="1" allowOverlap="1" wp14:anchorId="4E54AD5D" wp14:editId="01453BCE">
             <wp:simplePos x="0" y="0"/>
             <wp:positionH relativeFrom="margin">
               <wp:align>right</wp:align>
             </wp:positionH>
             <wp:positionV relativeFrom="paragraph">
-              <wp:posOffset>366395</wp:posOffset>
+              <wp:posOffset>10160</wp:posOffset>
             </wp:positionV>
             <wp:extent cx="365760" cy="365760"/>
             <wp:effectExtent l="0" t="0" r="0" b="0"/>
@@ -1691,7 +1651,7 @@
                 <wp:lineTo x="0" y="0"/>
               </wp:wrapPolygon>
             </wp:wrapTight>
-            <wp:docPr id="1538823864" name="Picture 1"/>
+            <wp:docPr id="425893866" name="Picture 1"/>
             <wp:cNvGraphicFramePr>
               <a:graphicFrameLocks xmlns:a="http://schemas.openxmlformats.org/drawingml/2006/main" noChangeAspect="1"/>
             </wp:cNvGraphicFramePr>
@@ -1699,7 +1659,7 @@
               <a:graphicData uri="http://schemas.openxmlformats.org/drawingml/2006/picture">
                 <pic:pic xmlns:pic="http://schemas.openxmlformats.org/drawingml/2006/picture">
                   <pic:nvPicPr>
-                    <pic:cNvPr id="1538823864" name="Picture 1"/>
+                    <pic:cNvPr id="425893866" name="Picture 1"/>
                     <pic:cNvPicPr/>
                   </pic:nvPicPr>
                   <pic:blipFill>
@@ -1736,81 +1696,17 @@
         </w:drawing>
       </w:r>
       <w:r>
-        <w:t xml:space="preserve">Create a sorted pile for </w:t>
-      </w:r>
-      <w:r>
-        <w:rPr>
-          <w:b/>
-          <w:bCs/>
-        </w:rPr>
-        <w:t>Way: The White Door</w:t>
-      </w:r>
-      <w:r>
-        <w:t xml:space="preserve">, </w:t>
-      </w:r>
-      <w:r>
-        <w:rPr>
-          <w:b/>
-          <w:bCs/>
-        </w:rPr>
-        <w:t xml:space="preserve">Stag riddle </w:t>
-      </w:r>
-      <w:r>
-        <w:t>and</w:t>
-      </w:r>
-      <w:r>
-        <w:rPr>
-          <w:b/>
-          <w:bCs/>
-        </w:rPr>
-        <w:t xml:space="preserve"> Way: The Stag Door</w:t>
-      </w:r>
-      <w:r>
-        <w:t xml:space="preserve"> cards.</w:t>
-      </w:r>
-    </w:p>
-    <w:p>
-      <w:pPr>
-        <w:pStyle w:val="ListParagraph"/>
-        <w:numPr>
-          <w:ilvl w:val="0"/>
-          <w:numId w:val="2"/>
-        </w:numPr>
-      </w:pPr>
-      <w:r>
-        <w:t xml:space="preserve">Create a face down deck for the </w:t>
-      </w:r>
-      <w:r>
-        <w:rPr>
-          <w:i/>
-          <w:iCs/>
-        </w:rPr>
-        <w:t>Stag Door</w:t>
-      </w:r>
-      <w:r>
-        <w:t xml:space="preserve"> cards and shuffle it.</w:t>
-      </w:r>
-    </w:p>
-    <w:p>
-      <w:pPr>
-        <w:pStyle w:val="ListParagraph"/>
-        <w:numPr>
-          <w:ilvl w:val="0"/>
-          <w:numId w:val="2"/>
-        </w:numPr>
-      </w:pPr>
-      <w:r>
         <w:rPr>
           <w:noProof/>
         </w:rPr>
         <w:drawing>
-          <wp:anchor distT="0" distB="0" distL="114300" distR="114300" simplePos="0" relativeHeight="251672576" behindDoc="1" locked="0" layoutInCell="1" allowOverlap="1" wp14:anchorId="36EEC3ED" wp14:editId="3BD6B6BE">
+          <wp:anchor distT="0" distB="0" distL="114300" distR="114300" simplePos="0" relativeHeight="251668480" behindDoc="1" locked="0" layoutInCell="1" allowOverlap="1" wp14:anchorId="1EC0030B" wp14:editId="4B3013E1">
             <wp:simplePos x="0" y="0"/>
             <wp:positionH relativeFrom="margin">
               <wp:align>right</wp:align>
             </wp:positionH>
             <wp:positionV relativeFrom="paragraph">
-              <wp:posOffset>217805</wp:posOffset>
+              <wp:posOffset>402590</wp:posOffset>
             </wp:positionV>
             <wp:extent cx="365760" cy="365760"/>
             <wp:effectExtent l="0" t="0" r="0" b="0"/>
@@ -1823,7 +1719,7 @@
                 <wp:lineTo x="0" y="0"/>
               </wp:wrapPolygon>
             </wp:wrapTight>
-            <wp:docPr id="1764826112" name="Picture 1"/>
+            <wp:docPr id="807102105" name="Picture 1"/>
             <wp:cNvGraphicFramePr>
               <a:graphicFrameLocks xmlns:a="http://schemas.openxmlformats.org/drawingml/2006/main" noChangeAspect="1"/>
             </wp:cNvGraphicFramePr>
@@ -1831,7 +1727,7 @@
               <a:graphicData uri="http://schemas.openxmlformats.org/drawingml/2006/picture">
                 <pic:pic xmlns:pic="http://schemas.openxmlformats.org/drawingml/2006/picture">
                   <pic:nvPicPr>
-                    <pic:cNvPr id="1764826112" name="Picture 1"/>
+                    <pic:cNvPr id="807102105" name="Picture 1"/>
                     <pic:cNvPicPr/>
                   </pic:nvPicPr>
                   <pic:blipFill>
@@ -1868,27 +1764,28 @@
         </w:drawing>
       </w:r>
       <w:r>
-        <w:t xml:space="preserve">Create a sorted pile for </w:t>
-      </w:r>
-      <w:r>
-        <w:rPr>
-          <w:b/>
-          <w:bCs/>
-        </w:rPr>
-        <w:t>Glover&amp;Glover</w:t>
-      </w:r>
-      <w:r>
-        <w:t xml:space="preserve"> and </w:t>
-      </w:r>
-      <w:r>
-        <w:rPr>
-          <w:b/>
-          <w:bCs/>
-        </w:rPr>
-        <w:t>Senior at Glover&amp;Glover</w:t>
-      </w:r>
-      <w:r>
-        <w:t xml:space="preserve"> cards.</w:t>
+        <w:t xml:space="preserve">Create a face down </w:t>
+      </w:r>
+      <w:proofErr w:type="gramStart"/>
+      <w:r>
+        <w:rPr>
+          <w:i/>
+          <w:iCs/>
+        </w:rPr>
+        <w:t>Hours</w:t>
+      </w:r>
+      <w:proofErr w:type="gramEnd"/>
+      <w:r>
+        <w:t xml:space="preserve"> deck and shuffle it. </w:t>
+      </w:r>
+      <w:r>
+        <w:t>Hours cards have distinct portrait art style with black and white title and principles without strength</w:t>
+      </w:r>
+      <w:r>
+        <w:t xml:space="preserve"> number</w:t>
+      </w:r>
+      <w:r>
+        <w:t>.</w:t>
       </w:r>
     </w:p>
     <w:p>
@@ -1907,20 +1804,10 @@
           <w:i/>
           <w:iCs/>
         </w:rPr>
-        <w:t>Burglary</w:t>
-      </w:r>
-      <w:r>
-        <w:t xml:space="preserve"> cards</w:t>
-      </w:r>
-      <w:r>
-        <w:rPr>
-          <w:i/>
-          <w:iCs/>
-        </w:rPr>
-        <w:t xml:space="preserve"> </w:t>
-      </w:r>
-      <w:r>
-        <w:t>and shuffle it.</w:t>
+        <w:t>White Door</w:t>
+      </w:r>
+      <w:r>
+        <w:t xml:space="preserve"> cards and shuffle it.</w:t>
       </w:r>
     </w:p>
     <w:p>
@@ -1932,7 +1819,302 @@
         </w:numPr>
       </w:pPr>
       <w:r>
+        <w:rPr>
+          <w:noProof/>
+        </w:rPr>
+        <w:drawing>
+          <wp:anchor distT="0" distB="0" distL="114300" distR="114300" simplePos="0" relativeHeight="251670528" behindDoc="1" locked="0" layoutInCell="1" allowOverlap="1" wp14:anchorId="5CF87471" wp14:editId="743B073B">
+            <wp:simplePos x="0" y="0"/>
+            <wp:positionH relativeFrom="margin">
+              <wp:align>right</wp:align>
+            </wp:positionH>
+            <wp:positionV relativeFrom="paragraph">
+              <wp:posOffset>366395</wp:posOffset>
+            </wp:positionV>
+            <wp:extent cx="365760" cy="365760"/>
+            <wp:effectExtent l="0" t="0" r="0" b="0"/>
+            <wp:wrapTight wrapText="bothSides">
+              <wp:wrapPolygon edited="0">
+                <wp:start x="0" y="0"/>
+                <wp:lineTo x="0" y="20250"/>
+                <wp:lineTo x="20250" y="20250"/>
+                <wp:lineTo x="20250" y="0"/>
+                <wp:lineTo x="0" y="0"/>
+              </wp:wrapPolygon>
+            </wp:wrapTight>
+            <wp:docPr id="1538823864" name="Picture 1"/>
+            <wp:cNvGraphicFramePr>
+              <a:graphicFrameLocks xmlns:a="http://schemas.openxmlformats.org/drawingml/2006/main" noChangeAspect="1"/>
+            </wp:cNvGraphicFramePr>
+            <a:graphic xmlns:a="http://schemas.openxmlformats.org/drawingml/2006/main">
+              <a:graphicData uri="http://schemas.openxmlformats.org/drawingml/2006/picture">
+                <pic:pic xmlns:pic="http://schemas.openxmlformats.org/drawingml/2006/picture">
+                  <pic:nvPicPr>
+                    <pic:cNvPr id="1538823864" name="Picture 1"/>
+                    <pic:cNvPicPr/>
+                  </pic:nvPicPr>
+                  <pic:blipFill>
+                    <a:blip r:embed="rId14" cstate="print">
+                      <a:extLst>
+                        <a:ext uri="{28A0092B-C50C-407E-A947-70E740481C1C}">
+                          <a14:useLocalDpi xmlns:a14="http://schemas.microsoft.com/office/drawing/2010/main" val="0"/>
+                        </a:ext>
+                      </a:extLst>
+                    </a:blip>
+                    <a:stretch>
+                      <a:fillRect/>
+                    </a:stretch>
+                  </pic:blipFill>
+                  <pic:spPr>
+                    <a:xfrm>
+                      <a:off x="0" y="0"/>
+                      <a:ext cx="365760" cy="365760"/>
+                    </a:xfrm>
+                    <a:prstGeom prst="rect">
+                      <a:avLst/>
+                    </a:prstGeom>
+                  </pic:spPr>
+                </pic:pic>
+              </a:graphicData>
+            </a:graphic>
+            <wp14:sizeRelH relativeFrom="page">
+              <wp14:pctWidth>0</wp14:pctWidth>
+            </wp14:sizeRelH>
+            <wp14:sizeRelV relativeFrom="page">
+              <wp14:pctHeight>0</wp14:pctHeight>
+            </wp14:sizeRelV>
+          </wp:anchor>
+        </w:drawing>
+      </w:r>
+      <w:r>
+        <w:t xml:space="preserve">Create a sorted pile for </w:t>
+      </w:r>
+      <w:r>
+        <w:rPr>
+          <w:b/>
+          <w:bCs/>
+        </w:rPr>
+        <w:t>Way: The White Door</w:t>
+      </w:r>
+      <w:r>
+        <w:t xml:space="preserve">, </w:t>
+      </w:r>
+      <w:r>
+        <w:rPr>
+          <w:b/>
+          <w:bCs/>
+        </w:rPr>
+        <w:t xml:space="preserve">Stag riddle </w:t>
+      </w:r>
+      <w:r>
+        <w:t>and</w:t>
+      </w:r>
+      <w:r>
+        <w:rPr>
+          <w:b/>
+          <w:bCs/>
+        </w:rPr>
+        <w:t xml:space="preserve"> Way: The Stag Door</w:t>
+      </w:r>
+      <w:r>
+        <w:t xml:space="preserve"> cards.</w:t>
+      </w:r>
+    </w:p>
+    <w:p>
+      <w:pPr>
+        <w:pStyle w:val="ListParagraph"/>
+        <w:numPr>
+          <w:ilvl w:val="0"/>
+          <w:numId w:val="2"/>
+        </w:numPr>
+      </w:pPr>
+      <w:r>
+        <w:t xml:space="preserve">Create a face down deck for the </w:t>
+      </w:r>
+      <w:r>
+        <w:rPr>
+          <w:i/>
+          <w:iCs/>
+        </w:rPr>
+        <w:t>Stag Door</w:t>
+      </w:r>
+      <w:r>
+        <w:t xml:space="preserve"> cards and shuffle it.</w:t>
+      </w:r>
+    </w:p>
+    <w:p>
+      <w:pPr>
+        <w:pStyle w:val="ListParagraph"/>
+        <w:numPr>
+          <w:ilvl w:val="0"/>
+          <w:numId w:val="2"/>
+        </w:numPr>
+      </w:pPr>
+      <w:r>
+        <w:rPr>
+          <w:noProof/>
+        </w:rPr>
+        <w:drawing>
+          <wp:anchor distT="0" distB="0" distL="114300" distR="114300" simplePos="0" relativeHeight="251672576" behindDoc="1" locked="0" layoutInCell="1" allowOverlap="1" wp14:anchorId="36EEC3ED" wp14:editId="14259802">
+            <wp:simplePos x="0" y="0"/>
+            <wp:positionH relativeFrom="margin">
+              <wp:align>right</wp:align>
+            </wp:positionH>
+            <wp:positionV relativeFrom="paragraph">
+              <wp:posOffset>217805</wp:posOffset>
+            </wp:positionV>
+            <wp:extent cx="365760" cy="365760"/>
+            <wp:effectExtent l="0" t="0" r="0" b="0"/>
+            <wp:wrapTight wrapText="bothSides">
+              <wp:wrapPolygon edited="0">
+                <wp:start x="0" y="0"/>
+                <wp:lineTo x="0" y="20250"/>
+                <wp:lineTo x="20250" y="20250"/>
+                <wp:lineTo x="20250" y="0"/>
+                <wp:lineTo x="0" y="0"/>
+              </wp:wrapPolygon>
+            </wp:wrapTight>
+            <wp:docPr id="1764826112" name="Picture 1"/>
+            <wp:cNvGraphicFramePr>
+              <a:graphicFrameLocks xmlns:a="http://schemas.openxmlformats.org/drawingml/2006/main" noChangeAspect="1"/>
+            </wp:cNvGraphicFramePr>
+            <a:graphic xmlns:a="http://schemas.openxmlformats.org/drawingml/2006/main">
+              <a:graphicData uri="http://schemas.openxmlformats.org/drawingml/2006/picture">
+                <pic:pic xmlns:pic="http://schemas.openxmlformats.org/drawingml/2006/picture">
+                  <pic:nvPicPr>
+                    <pic:cNvPr id="1764826112" name="Picture 1"/>
+                    <pic:cNvPicPr/>
+                  </pic:nvPicPr>
+                  <pic:blipFill>
+                    <a:blip r:embed="rId15" cstate="print">
+                      <a:extLst>
+                        <a:ext uri="{28A0092B-C50C-407E-A947-70E740481C1C}">
+                          <a14:useLocalDpi xmlns:a14="http://schemas.microsoft.com/office/drawing/2010/main" val="0"/>
+                        </a:ext>
+                      </a:extLst>
+                    </a:blip>
+                    <a:stretch>
+                      <a:fillRect/>
+                    </a:stretch>
+                  </pic:blipFill>
+                  <pic:spPr>
+                    <a:xfrm>
+                      <a:off x="0" y="0"/>
+                      <a:ext cx="365760" cy="365760"/>
+                    </a:xfrm>
+                    <a:prstGeom prst="rect">
+                      <a:avLst/>
+                    </a:prstGeom>
+                  </pic:spPr>
+                </pic:pic>
+              </a:graphicData>
+            </a:graphic>
+            <wp14:sizeRelH relativeFrom="page">
+              <wp14:pctWidth>0</wp14:pctWidth>
+            </wp14:sizeRelH>
+            <wp14:sizeRelV relativeFrom="page">
+              <wp14:pctHeight>0</wp14:pctHeight>
+            </wp14:sizeRelV>
+          </wp:anchor>
+        </w:drawing>
+      </w:r>
+      <w:r>
+        <w:t xml:space="preserve">Create a sorted pile for </w:t>
+      </w:r>
+      <w:proofErr w:type="spellStart"/>
+      <w:r>
+        <w:rPr>
+          <w:b/>
+          <w:bCs/>
+        </w:rPr>
+        <w:t>Glover&amp;Glover</w:t>
+      </w:r>
+      <w:proofErr w:type="spellEnd"/>
+      <w:r>
+        <w:t xml:space="preserve"> and </w:t>
+      </w:r>
+      <w:r>
+        <w:rPr>
+          <w:b/>
+          <w:bCs/>
+        </w:rPr>
+        <w:t xml:space="preserve">Senior at </w:t>
+      </w:r>
+      <w:proofErr w:type="spellStart"/>
+      <w:r>
+        <w:rPr>
+          <w:b/>
+          <w:bCs/>
+        </w:rPr>
+        <w:t>Glover&amp;Glover</w:t>
+      </w:r>
+      <w:proofErr w:type="spellEnd"/>
+      <w:r>
+        <w:t xml:space="preserve"> cards.</w:t>
+      </w:r>
+    </w:p>
+    <w:p>
+      <w:pPr>
+        <w:pStyle w:val="ListParagraph"/>
+        <w:numPr>
+          <w:ilvl w:val="0"/>
+          <w:numId w:val="2"/>
+        </w:numPr>
+      </w:pPr>
+      <w:r>
+        <w:t xml:space="preserve">Create a face down deck for the </w:t>
+      </w:r>
+      <w:r>
+        <w:rPr>
+          <w:i/>
+          <w:iCs/>
+        </w:rPr>
+        <w:t>Robbery</w:t>
+      </w:r>
+      <w:r>
+        <w:t xml:space="preserve"> cards</w:t>
+      </w:r>
+      <w:r>
+        <w:rPr>
+          <w:i/>
+          <w:iCs/>
+        </w:rPr>
+        <w:t xml:space="preserve"> </w:t>
+      </w:r>
+      <w:r>
+        <w:t>and shuffle it.</w:t>
+      </w:r>
+    </w:p>
+    <w:p>
+      <w:pPr>
+        <w:pStyle w:val="ListParagraph"/>
+        <w:numPr>
+          <w:ilvl w:val="0"/>
+          <w:numId w:val="2"/>
+        </w:numPr>
+      </w:pPr>
+      <w:r>
         <w:t>Create a face down pile with all of the remaining influences.</w:t>
+      </w:r>
+    </w:p>
+    <w:p>
+      <w:pPr>
+        <w:pStyle w:val="ListParagraph"/>
+        <w:numPr>
+          <w:ilvl w:val="0"/>
+          <w:numId w:val="2"/>
+        </w:numPr>
+      </w:pPr>
+      <w:r>
+        <w:t xml:space="preserve">Whichever player </w:t>
+      </w:r>
+      <w:proofErr w:type="spellStart"/>
+      <w:r>
+        <w:t>red</w:t>
+      </w:r>
+      <w:proofErr w:type="spellEnd"/>
+      <w:r>
+        <w:t xml:space="preserve"> a book most recently gets the first player token</w:t>
       </w:r>
     </w:p>
     <w:p>
@@ -2049,7 +2231,23 @@
           <w:b/>
           <w:bCs/>
         </w:rPr>
-        <w:t xml:space="preserve"> Your “Mr Alden” </w:t>
+        <w:t xml:space="preserve"> Your “</w:t>
+      </w:r>
+      <w:proofErr w:type="spellStart"/>
+      <w:r>
+        <w:rPr>
+          <w:b/>
+          <w:bCs/>
+        </w:rPr>
+        <w:t>Mr</w:t>
+      </w:r>
+      <w:proofErr w:type="spellEnd"/>
+      <w:r>
+        <w:rPr>
+          <w:b/>
+          <w:bCs/>
+        </w:rPr>
+        <w:t xml:space="preserve"> Alden” </w:t>
       </w:r>
       <w:r>
         <w:t>card</w:t>
@@ -2064,6 +2262,7 @@
         </w:numPr>
       </w:pPr>
       <w:r>
+        <w:lastRenderedPageBreak/>
         <w:t xml:space="preserve">Take 1 </w:t>
       </w:r>
       <w:r>
@@ -2096,7 +2295,6 @@
         </w:numPr>
       </w:pPr>
       <w:r>
-        <w:lastRenderedPageBreak/>
         <w:t xml:space="preserve">Draw 3 cards from </w:t>
       </w:r>
       <w:r>
@@ -2288,7 +2486,7 @@
                           <pic:cNvPicPr/>
                         </pic:nvPicPr>
                         <pic:blipFill>
-                          <a:blip r:embed="rId14" cstate="print">
+                          <a:blip r:embed="rId16" cstate="print">
                             <a:extLst>
                               <a:ext uri="{28A0092B-C50C-407E-A947-70E740481C1C}">
                                 <a14:useLocalDpi xmlns:a14="http://schemas.microsoft.com/office/drawing/2010/main" val="0"/>
@@ -2344,7 +2542,7 @@
                           <pic:cNvPicPr/>
                         </pic:nvPicPr>
                         <pic:blipFill>
-                          <a:blip r:embed="rId15" cstate="print">
+                          <a:blip r:embed="rId17" cstate="print">
                             <a:extLst>
                               <a:ext uri="{28A0092B-C50C-407E-A947-70E740481C1C}">
                                 <a14:useLocalDpi xmlns:a14="http://schemas.microsoft.com/office/drawing/2010/main" val="0"/>
@@ -2400,7 +2598,7 @@
                           <pic:cNvPicPr/>
                         </pic:nvPicPr>
                         <pic:blipFill>
-                          <a:blip r:embed="rId16" cstate="print">
+                          <a:blip r:embed="rId18" cstate="print">
                             <a:extLst>
                               <a:ext uri="{28A0092B-C50C-407E-A947-70E740481C1C}">
                                 <a14:useLocalDpi xmlns:a14="http://schemas.microsoft.com/office/drawing/2010/main" val="0"/>
@@ -2725,126 +2923,6 @@
                           <pic:cNvPicPr/>
                         </pic:nvPicPr>
                         <pic:blipFill>
-                          <a:blip r:embed="rId17">
-                            <a:extLst>
-                              <a:ext uri="{28A0092B-C50C-407E-A947-70E740481C1C}">
-                                <a14:useLocalDpi xmlns:a14="http://schemas.microsoft.com/office/drawing/2010/main" val="0"/>
-                              </a:ext>
-                            </a:extLst>
-                          </a:blip>
-                          <a:stretch>
-                            <a:fillRect/>
-                          </a:stretch>
-                        </pic:blipFill>
-                        <pic:spPr>
-                          <a:xfrm>
-                            <a:off x="0" y="0"/>
-                            <a:ext cx="457200" cy="457200"/>
-                          </a:xfrm>
-                          <a:prstGeom prst="rect">
-                            <a:avLst/>
-                          </a:prstGeom>
-                        </pic:spPr>
-                      </pic:pic>
-                    </a:graphicData>
-                  </a:graphic>
-                </wp:inline>
-              </w:drawing>
-            </w:r>
-          </w:p>
-        </w:tc>
-        <w:tc>
-          <w:tcPr>
-            <w:tcW w:w="1175" w:type="dxa"/>
-          </w:tcPr>
-          <w:p>
-            <w:pPr>
-              <w:jc w:val="center"/>
-              <w:rPr>
-                <w:b/>
-                <w:bCs/>
-              </w:rPr>
-            </w:pPr>
-            <w:r>
-              <w:rPr>
-                <w:noProof/>
-              </w:rPr>
-              <w:drawing>
-                <wp:inline distT="0" distB="0" distL="0" distR="0" wp14:anchorId="20555D03" wp14:editId="05DDF09E">
-                  <wp:extent cx="457200" cy="457200"/>
-                  <wp:effectExtent l="0" t="0" r="0" b="0"/>
-                  <wp:docPr id="867010098" name="Picture 1"/>
-                  <wp:cNvGraphicFramePr>
-                    <a:graphicFrameLocks xmlns:a="http://schemas.openxmlformats.org/drawingml/2006/main" noChangeAspect="1"/>
-                  </wp:cNvGraphicFramePr>
-                  <a:graphic xmlns:a="http://schemas.openxmlformats.org/drawingml/2006/main">
-                    <a:graphicData uri="http://schemas.openxmlformats.org/drawingml/2006/picture">
-                      <pic:pic xmlns:pic="http://schemas.openxmlformats.org/drawingml/2006/picture">
-                        <pic:nvPicPr>
-                          <pic:cNvPr id="867010098" name="Picture 1"/>
-                          <pic:cNvPicPr/>
-                        </pic:nvPicPr>
-                        <pic:blipFill>
-                          <a:blip r:embed="rId18">
-                            <a:extLst>
-                              <a:ext uri="{28A0092B-C50C-407E-A947-70E740481C1C}">
-                                <a14:useLocalDpi xmlns:a14="http://schemas.microsoft.com/office/drawing/2010/main" val="0"/>
-                              </a:ext>
-                            </a:extLst>
-                          </a:blip>
-                          <a:stretch>
-                            <a:fillRect/>
-                          </a:stretch>
-                        </pic:blipFill>
-                        <pic:spPr>
-                          <a:xfrm>
-                            <a:off x="0" y="0"/>
-                            <a:ext cx="457200" cy="457200"/>
-                          </a:xfrm>
-                          <a:prstGeom prst="rect">
-                            <a:avLst/>
-                          </a:prstGeom>
-                        </pic:spPr>
-                      </pic:pic>
-                    </a:graphicData>
-                  </a:graphic>
-                </wp:inline>
-              </w:drawing>
-            </w:r>
-          </w:p>
-        </w:tc>
-        <w:tc>
-          <w:tcPr>
-            <w:tcW w:w="1174" w:type="dxa"/>
-          </w:tcPr>
-          <w:p>
-            <w:pPr>
-              <w:jc w:val="center"/>
-              <w:rPr>
-                <w:b/>
-                <w:bCs/>
-              </w:rPr>
-            </w:pPr>
-            <w:r>
-              <w:rPr>
-                <w:noProof/>
-              </w:rPr>
-              <w:drawing>
-                <wp:inline distT="0" distB="0" distL="0" distR="0" wp14:anchorId="2E649D8A" wp14:editId="64FC7D30">
-                  <wp:extent cx="457200" cy="457200"/>
-                  <wp:effectExtent l="0" t="0" r="0" b="0"/>
-                  <wp:docPr id="635857474" name="Picture 1"/>
-                  <wp:cNvGraphicFramePr>
-                    <a:graphicFrameLocks xmlns:a="http://schemas.openxmlformats.org/drawingml/2006/main" noChangeAspect="1"/>
-                  </wp:cNvGraphicFramePr>
-                  <a:graphic xmlns:a="http://schemas.openxmlformats.org/drawingml/2006/main">
-                    <a:graphicData uri="http://schemas.openxmlformats.org/drawingml/2006/picture">
-                      <pic:pic xmlns:pic="http://schemas.openxmlformats.org/drawingml/2006/picture">
-                        <pic:nvPicPr>
-                          <pic:cNvPr id="635857474" name="Picture 1"/>
-                          <pic:cNvPicPr/>
-                        </pic:nvPicPr>
-                        <pic:blipFill>
                           <a:blip r:embed="rId19">
                             <a:extLst>
                               <a:ext uri="{28A0092B-C50C-407E-A947-70E740481C1C}">
@@ -2875,7 +2953,7 @@
         </w:tc>
         <w:tc>
           <w:tcPr>
-            <w:tcW w:w="1174" w:type="dxa"/>
+            <w:tcW w:w="1175" w:type="dxa"/>
           </w:tcPr>
           <w:p>
             <w:pPr>
@@ -2890,10 +2968,10 @@
                 <w:noProof/>
               </w:rPr>
               <w:drawing>
-                <wp:inline distT="0" distB="0" distL="0" distR="0" wp14:anchorId="455B9445" wp14:editId="6554023E">
+                <wp:inline distT="0" distB="0" distL="0" distR="0" wp14:anchorId="20555D03" wp14:editId="05DDF09E">
                   <wp:extent cx="457200" cy="457200"/>
                   <wp:effectExtent l="0" t="0" r="0" b="0"/>
-                  <wp:docPr id="1904382418" name="Picture 1"/>
+                  <wp:docPr id="867010098" name="Picture 1"/>
                   <wp:cNvGraphicFramePr>
                     <a:graphicFrameLocks xmlns:a="http://schemas.openxmlformats.org/drawingml/2006/main" noChangeAspect="1"/>
                   </wp:cNvGraphicFramePr>
@@ -2901,7 +2979,7 @@
                     <a:graphicData uri="http://schemas.openxmlformats.org/drawingml/2006/picture">
                       <pic:pic xmlns:pic="http://schemas.openxmlformats.org/drawingml/2006/picture">
                         <pic:nvPicPr>
-                          <pic:cNvPr id="1904382418" name="Picture 1"/>
+                          <pic:cNvPr id="867010098" name="Picture 1"/>
                           <pic:cNvPicPr/>
                         </pic:nvPicPr>
                         <pic:blipFill>
@@ -2950,10 +3028,10 @@
                 <w:noProof/>
               </w:rPr>
               <w:drawing>
-                <wp:inline distT="0" distB="0" distL="0" distR="0" wp14:anchorId="62E6E2EE" wp14:editId="4E9CBF91">
+                <wp:inline distT="0" distB="0" distL="0" distR="0" wp14:anchorId="2E649D8A" wp14:editId="64FC7D30">
                   <wp:extent cx="457200" cy="457200"/>
                   <wp:effectExtent l="0" t="0" r="0" b="0"/>
-                  <wp:docPr id="3534719" name="Picture 1"/>
+                  <wp:docPr id="635857474" name="Picture 1"/>
                   <wp:cNvGraphicFramePr>
                     <a:graphicFrameLocks xmlns:a="http://schemas.openxmlformats.org/drawingml/2006/main" noChangeAspect="1"/>
                   </wp:cNvGraphicFramePr>
@@ -2961,7 +3039,7 @@
                     <a:graphicData uri="http://schemas.openxmlformats.org/drawingml/2006/picture">
                       <pic:pic xmlns:pic="http://schemas.openxmlformats.org/drawingml/2006/picture">
                         <pic:nvPicPr>
-                          <pic:cNvPr id="3534719" name="Picture 1"/>
+                          <pic:cNvPr id="635857474" name="Picture 1"/>
                           <pic:cNvPicPr/>
                         </pic:nvPicPr>
                         <pic:blipFill>
@@ -3010,10 +3088,10 @@
                 <w:noProof/>
               </w:rPr>
               <w:drawing>
-                <wp:inline distT="0" distB="0" distL="0" distR="0" wp14:anchorId="6E6E0839" wp14:editId="0E3E57CA">
+                <wp:inline distT="0" distB="0" distL="0" distR="0" wp14:anchorId="455B9445" wp14:editId="6554023E">
                   <wp:extent cx="457200" cy="457200"/>
                   <wp:effectExtent l="0" t="0" r="0" b="0"/>
-                  <wp:docPr id="156116393" name="Picture 1"/>
+                  <wp:docPr id="1904382418" name="Picture 1"/>
                   <wp:cNvGraphicFramePr>
                     <a:graphicFrameLocks xmlns:a="http://schemas.openxmlformats.org/drawingml/2006/main" noChangeAspect="1"/>
                   </wp:cNvGraphicFramePr>
@@ -3021,7 +3099,7 @@
                     <a:graphicData uri="http://schemas.openxmlformats.org/drawingml/2006/picture">
                       <pic:pic xmlns:pic="http://schemas.openxmlformats.org/drawingml/2006/picture">
                         <pic:nvPicPr>
-                          <pic:cNvPr id="156116393" name="Picture 1"/>
+                          <pic:cNvPr id="1904382418" name="Picture 1"/>
                           <pic:cNvPicPr/>
                         </pic:nvPicPr>
                         <pic:blipFill>
@@ -3055,7 +3133,7 @@
         </w:tc>
         <w:tc>
           <w:tcPr>
-            <w:tcW w:w="1175" w:type="dxa"/>
+            <w:tcW w:w="1174" w:type="dxa"/>
           </w:tcPr>
           <w:p>
             <w:pPr>
@@ -3070,10 +3148,10 @@
                 <w:noProof/>
               </w:rPr>
               <w:drawing>
-                <wp:inline distT="0" distB="0" distL="0" distR="0" wp14:anchorId="08BA9536" wp14:editId="78FAEE43">
+                <wp:inline distT="0" distB="0" distL="0" distR="0" wp14:anchorId="62E6E2EE" wp14:editId="4E9CBF91">
                   <wp:extent cx="457200" cy="457200"/>
                   <wp:effectExtent l="0" t="0" r="0" b="0"/>
-                  <wp:docPr id="1813309577" name="Picture 1"/>
+                  <wp:docPr id="3534719" name="Picture 1"/>
                   <wp:cNvGraphicFramePr>
                     <a:graphicFrameLocks xmlns:a="http://schemas.openxmlformats.org/drawingml/2006/main" noChangeAspect="1"/>
                   </wp:cNvGraphicFramePr>
@@ -3081,7 +3159,7 @@
                     <a:graphicData uri="http://schemas.openxmlformats.org/drawingml/2006/picture">
                       <pic:pic xmlns:pic="http://schemas.openxmlformats.org/drawingml/2006/picture">
                         <pic:nvPicPr>
-                          <pic:cNvPr id="1813309577" name="Picture 1"/>
+                          <pic:cNvPr id="3534719" name="Picture 1"/>
                           <pic:cNvPicPr/>
                         </pic:nvPicPr>
                         <pic:blipFill>
@@ -3115,7 +3193,7 @@
         </w:tc>
         <w:tc>
           <w:tcPr>
-            <w:tcW w:w="1175" w:type="dxa"/>
+            <w:tcW w:w="1174" w:type="dxa"/>
           </w:tcPr>
           <w:p>
             <w:pPr>
@@ -3130,10 +3208,10 @@
                 <w:noProof/>
               </w:rPr>
               <w:drawing>
-                <wp:inline distT="0" distB="0" distL="0" distR="0" wp14:anchorId="4D9382A4" wp14:editId="2F07A2A0">
+                <wp:inline distT="0" distB="0" distL="0" distR="0" wp14:anchorId="6E6E0839" wp14:editId="0E3E57CA">
                   <wp:extent cx="457200" cy="457200"/>
                   <wp:effectExtent l="0" t="0" r="0" b="0"/>
-                  <wp:docPr id="1845162350" name="Picture 1"/>
+                  <wp:docPr id="156116393" name="Picture 1"/>
                   <wp:cNvGraphicFramePr>
                     <a:graphicFrameLocks xmlns:a="http://schemas.openxmlformats.org/drawingml/2006/main" noChangeAspect="1"/>
                   </wp:cNvGraphicFramePr>
@@ -3141,7 +3219,7 @@
                     <a:graphicData uri="http://schemas.openxmlformats.org/drawingml/2006/picture">
                       <pic:pic xmlns:pic="http://schemas.openxmlformats.org/drawingml/2006/picture">
                         <pic:nvPicPr>
-                          <pic:cNvPr id="1845162350" name="Picture 1"/>
+                          <pic:cNvPr id="156116393" name="Picture 1"/>
                           <pic:cNvPicPr/>
                         </pic:nvPicPr>
                         <pic:blipFill>
@@ -3173,569 +3251,9 @@
             </w:r>
           </w:p>
         </w:tc>
-      </w:tr>
-    </w:tbl>
-    <w:p/>
-    <w:p>
-      <w:r>
-        <w:rPr>
-          <w:i/>
-          <w:iCs/>
-        </w:rPr>
-        <w:t>Enlightenment</w:t>
-      </w:r>
-      <w:r>
-        <w:t xml:space="preserve"> path seeks sufficiently strong </w:t>
-      </w:r>
-      <w:r>
-        <w:rPr>
-          <w:i/>
-          <w:iCs/>
-          <w:color w:val="CC9900"/>
-        </w:rPr>
-        <w:t>Lantern</w:t>
-      </w:r>
-      <w:r>
-        <w:rPr>
-          <w:color w:val="000000" w:themeColor="text1"/>
-        </w:rPr>
-        <w:t xml:space="preserve"> </w:t>
-      </w:r>
-      <w:r>
-        <w:t xml:space="preserve">lore, influence and ingredient to </w:t>
-      </w:r>
-      <w:r>
-        <w:t>gain ultimate knowledge and immortality</w:t>
-      </w:r>
-      <w:r>
-        <w:t>.</w:t>
-      </w:r>
-    </w:p>
-    <w:p>
-      <w:r>
-        <w:rPr>
-          <w:i/>
-          <w:iCs/>
-        </w:rPr>
-        <w:t>Sensation</w:t>
-      </w:r>
-      <w:r>
-        <w:rPr>
-          <w:i/>
-          <w:iCs/>
-        </w:rPr>
-        <w:t xml:space="preserve"> </w:t>
-      </w:r>
-      <w:r>
-        <w:t xml:space="preserve">path seeks sufficiently strong </w:t>
-      </w:r>
-      <w:r>
-        <w:rPr>
-          <w:color w:val="FF0000"/>
-        </w:rPr>
-        <w:t>Grail</w:t>
-      </w:r>
-      <w:r>
-        <w:t xml:space="preserve"> lore, influence and ingredient to </w:t>
-      </w:r>
-      <w:r>
-        <w:t>discover new pleasures and evolve your body to achieve immortality</w:t>
-      </w:r>
-    </w:p>
-    <w:p>
-      <w:r>
-        <w:t xml:space="preserve">Power path seeks sufficiently strong </w:t>
-      </w:r>
-      <w:r>
-        <w:rPr>
-          <w:i/>
-          <w:iCs/>
-          <w:color w:val="FF6600"/>
-        </w:rPr>
-        <w:t>Forge</w:t>
-      </w:r>
-      <w:r>
-        <w:rPr>
-          <w:color w:val="000000" w:themeColor="text1"/>
-        </w:rPr>
-        <w:t xml:space="preserve"> </w:t>
-      </w:r>
-      <w:r>
-        <w:t xml:space="preserve">lore, influence and ingredient to </w:t>
-      </w:r>
-      <w:r>
-        <w:t>gain true power and immortality</w:t>
-      </w:r>
-      <w:r>
-        <w:t>.</w:t>
-      </w:r>
-    </w:p>
-    <w:p>
-      <w:r>
-        <w:t xml:space="preserve">Player progress through the </w:t>
-      </w:r>
-      <w:r>
-        <w:t>chosen</w:t>
-      </w:r>
-      <w:r>
-        <w:t xml:space="preserve"> path’s </w:t>
-      </w:r>
-      <w:r>
-        <w:rPr>
-          <w:i/>
-          <w:iCs/>
-        </w:rPr>
-        <w:t>Temptation</w:t>
-      </w:r>
-      <w:r>
-        <w:t xml:space="preserve">, </w:t>
-      </w:r>
-      <w:r>
-        <w:rPr>
-          <w:i/>
-          <w:iCs/>
-        </w:rPr>
-        <w:t>Dedication</w:t>
-      </w:r>
-      <w:r>
-        <w:t xml:space="preserve"> and finally </w:t>
-      </w:r>
-      <w:r>
-        <w:rPr>
-          <w:i/>
-          <w:iCs/>
-        </w:rPr>
-        <w:t>Ascension</w:t>
-      </w:r>
-      <w:r>
-        <w:t xml:space="preserve"> cards. Once a player has an </w:t>
-      </w:r>
-      <w:r>
-        <w:rPr>
-          <w:i/>
-          <w:iCs/>
-        </w:rPr>
-        <w:t>Ascension</w:t>
-      </w:r>
-      <w:r>
-        <w:t xml:space="preserve"> card and performs the prescribed action on it, they instantly win the game.</w:t>
-      </w:r>
-    </w:p>
-    <w:p>
-      <w:r>
-        <w:br w:type="page"/>
-      </w:r>
-    </w:p>
-    <w:p>
-      <w:pPr>
-        <w:pStyle w:val="Heading3"/>
-      </w:pPr>
-      <w:r>
-        <w:lastRenderedPageBreak/>
-        <w:t>Rounds</w:t>
-      </w:r>
-    </w:p>
-    <w:p>
-      <w:r>
-        <w:t>The game is played in rounds</w:t>
-      </w:r>
-      <w:r>
-        <w:t xml:space="preserve"> </w:t>
-      </w:r>
-      <w:r>
-        <w:t xml:space="preserve">which continue until one of the players perform ascension ritual. </w:t>
-      </w:r>
-    </w:p>
-    <w:p>
-      <w:pPr>
-        <w:pStyle w:val="Heading4"/>
-      </w:pPr>
-      <w:r>
-        <w:t>Beginning of round</w:t>
-      </w:r>
-    </w:p>
-    <w:p>
-      <w:r>
-        <w:t xml:space="preserve">At the </w:t>
-      </w:r>
-      <w:r>
-        <w:t>b</w:t>
-      </w:r>
-      <w:r>
-        <w:t xml:space="preserve">eginning </w:t>
-      </w:r>
-      <w:r>
-        <w:t>of the round the following events happen:</w:t>
-      </w:r>
-    </w:p>
-    <w:p>
-      <w:pPr>
-        <w:pStyle w:val="ListParagraph"/>
-        <w:numPr>
-          <w:ilvl w:val="0"/>
-          <w:numId w:val="3"/>
-        </w:numPr>
-      </w:pPr>
-      <w:r>
-        <w:t xml:space="preserve">New </w:t>
-      </w:r>
-      <w:r>
-        <w:rPr>
-          <w:i/>
-          <w:iCs/>
-        </w:rPr>
-        <w:t>Patron</w:t>
-      </w:r>
-      <w:r>
-        <w:t xml:space="preserve"> is draw from the patrons’ deck. Then from the commissions deck, cards are drawn until a </w:t>
-      </w:r>
-      <w:r>
-        <w:rPr>
-          <w:i/>
-          <w:iCs/>
-        </w:rPr>
-        <w:t>Commission</w:t>
-      </w:r>
-      <w:r>
-        <w:t xml:space="preserve"> with a </w:t>
-      </w:r>
-      <w:r>
-        <w:rPr>
-          <w:i/>
-          <w:iCs/>
-        </w:rPr>
-        <w:t>Principle</w:t>
-      </w:r>
-      <w:r>
-        <w:rPr>
-          <w:i/>
-          <w:iCs/>
-        </w:rPr>
-        <w:t xml:space="preserve"> </w:t>
-      </w:r>
-      <w:r>
-        <w:t>that</w:t>
-      </w:r>
-      <w:r>
-        <w:t xml:space="preserve"> the patron gives is found. The commission is placed under the patron face up. The drawn commissions that did not matched the principle are place</w:t>
-      </w:r>
-      <w:r>
-        <w:t>d</w:t>
-      </w:r>
-      <w:r>
-        <w:t xml:space="preserve"> in a dedicated commission discard pile.  If commission deck is empty, </w:t>
-      </w:r>
-      <w:r>
-        <w:t xml:space="preserve">commission discard pile is shuffled and it creates </w:t>
-      </w:r>
-      <w:r>
-        <w:t>a</w:t>
-      </w:r>
-      <w:r>
-        <w:t xml:space="preserve"> new commission deck. </w:t>
-      </w:r>
-      <w:r>
-        <w:rPr>
-          <w:b/>
-          <w:bCs/>
-        </w:rPr>
-        <w:t>Sulochana Amavasya</w:t>
-      </w:r>
-      <w:r>
-        <w:rPr>
-          <w:b/>
-          <w:bCs/>
-        </w:rPr>
-        <w:t xml:space="preserve"> </w:t>
-      </w:r>
-      <w:r>
-        <w:t>does not give any commi</w:t>
-      </w:r>
-      <w:r>
-        <w:t>s</w:t>
-      </w:r>
-      <w:r>
-        <w:t>sions</w:t>
-      </w:r>
-      <w:r>
-        <w:t xml:space="preserve"> and stays on the board for the rest of the game.</w:t>
-      </w:r>
-      <w:r>
-        <w:t xml:space="preserve"> If the patrons’ deck is empty, nothing happens.</w:t>
-      </w:r>
-    </w:p>
-    <w:p>
-      <w:pPr>
-        <w:pStyle w:val="ListParagraph"/>
-        <w:numPr>
-          <w:ilvl w:val="0"/>
-          <w:numId w:val="3"/>
-        </w:numPr>
-      </w:pPr>
-      <w:r>
-        <w:t>Each p</w:t>
-      </w:r>
-      <w:r>
-        <w:t xml:space="preserve">layer can spend 1 fund, once, to draw a card from the </w:t>
-      </w:r>
-      <w:r>
-        <w:rPr>
-          <w:i/>
-          <w:iCs/>
-        </w:rPr>
-        <w:t>Morland's Shop</w:t>
-      </w:r>
-      <w:r>
-        <w:rPr>
-          <w:i/>
-          <w:iCs/>
-        </w:rPr>
-        <w:t xml:space="preserve"> </w:t>
-      </w:r>
-      <w:r>
-        <w:t>deck</w:t>
-      </w:r>
-      <w:r>
-        <w:t>.</w:t>
-      </w:r>
-      <w:r>
-        <w:t xml:space="preserve"> Players go in the order of amount of funds they currently own, poorest first.</w:t>
-      </w:r>
-      <w:r>
-        <w:t xml:space="preserve"> </w:t>
-      </w:r>
-      <w:r>
-        <w:t xml:space="preserve">This </w:t>
-      </w:r>
-      <w:r>
-        <w:t>does</w:t>
-      </w:r>
-      <w:r>
-        <w:t xml:space="preserve"> not</w:t>
-      </w:r>
-      <w:r>
-        <w:t xml:space="preserve"> count as</w:t>
-      </w:r>
-      <w:r>
-        <w:t xml:space="preserve"> an action. Once the last card is bought this way from the </w:t>
-      </w:r>
-      <w:r>
-        <w:rPr>
-          <w:i/>
-          <w:iCs/>
-        </w:rPr>
-        <w:t>Morland's Shop</w:t>
-      </w:r>
-      <w:r>
-        <w:rPr>
-          <w:i/>
-          <w:iCs/>
-        </w:rPr>
-        <w:t xml:space="preserve"> </w:t>
-      </w:r>
-      <w:r>
-        <w:t>deck</w:t>
-      </w:r>
-      <w:r>
-        <w:t>,</w:t>
-      </w:r>
-      <w:r>
-        <w:t xml:space="preserve"> this event becomes inactive.</w:t>
-      </w:r>
-      <w:r>
-        <w:t xml:space="preserve"> </w:t>
-      </w:r>
-      <w:r>
-        <w:t>R</w:t>
-      </w:r>
-      <w:r>
-        <w:t xml:space="preserve">etrieve the </w:t>
-      </w:r>
-      <w:r>
-        <w:rPr>
-          <w:i/>
-          <w:iCs/>
-        </w:rPr>
-        <w:t>Oriflamme's Auction House</w:t>
-      </w:r>
-      <w:r>
-        <w:rPr>
-          <w:i/>
-          <w:iCs/>
-        </w:rPr>
-        <w:t xml:space="preserve"> </w:t>
-      </w:r>
-      <w:r>
-        <w:t>deck</w:t>
-      </w:r>
-      <w:r>
-        <w:t xml:space="preserve"> and place in the same place. It will become </w:t>
-      </w:r>
-      <w:r>
-        <w:t>active next round so skip the following event.</w:t>
-      </w:r>
-    </w:p>
-    <w:p>
-      <w:pPr>
-        <w:pStyle w:val="ListParagraph"/>
-        <w:numPr>
-          <w:ilvl w:val="0"/>
-          <w:numId w:val="3"/>
-        </w:numPr>
-      </w:pPr>
-      <w:r>
-        <w:t xml:space="preserve">Assuming </w:t>
-      </w:r>
-      <w:r>
-        <w:rPr>
-          <w:i/>
-          <w:iCs/>
-        </w:rPr>
-        <w:t>Oriflamme's Auction House</w:t>
-      </w:r>
-      <w:r>
-        <w:rPr>
-          <w:i/>
-          <w:iCs/>
-        </w:rPr>
-        <w:t xml:space="preserve"> </w:t>
-      </w:r>
-      <w:r>
-        <w:t>deck</w:t>
-      </w:r>
-      <w:r>
-        <w:t xml:space="preserve"> is active, reveal a card</w:t>
-      </w:r>
-      <w:r>
-        <w:t xml:space="preserve"> from it</w:t>
-      </w:r>
-      <w:r>
-        <w:t>.</w:t>
-      </w:r>
-      <w:r>
-        <w:t xml:space="preserve"> A public auction for this card is now open. Players can either place increasing bids or pass. Once they pass, they can no longer bid. The</w:t>
-      </w:r>
-      <w:r>
-        <w:t xml:space="preserve"> bids or passes start from the</w:t>
-      </w:r>
-      <w:r>
-        <w:t xml:space="preserve"> poorest player</w:t>
-      </w:r>
-      <w:r>
-        <w:t>.</w:t>
-      </w:r>
-      <w:r>
-        <w:t xml:space="preserve"> </w:t>
-      </w:r>
-      <w:r>
-        <w:t>T</w:t>
-      </w:r>
-      <w:r>
-        <w:t xml:space="preserve">he opening bid </w:t>
-      </w:r>
-      <w:r>
-        <w:t xml:space="preserve">must be </w:t>
-      </w:r>
-      <w:r>
-        <w:t>at least 1 fund. The last player to stay in the auction obtains the card.</w:t>
-      </w:r>
-      <w:r>
-        <w:t xml:space="preserve"> If all players passed immediately, discard the card.</w:t>
-      </w:r>
-    </w:p>
-    <w:p>
-      <w:r>
-        <w:t xml:space="preserve">During each round, players take turns in the order of </w:t>
-      </w:r>
-      <w:r>
-        <w:t xml:space="preserve">amount of funds they owned at the start of the round, </w:t>
-      </w:r>
-      <w:r>
-        <w:t>poorest player going first</w:t>
-      </w:r>
-      <w:r>
-        <w:rPr>
-          <w:b/>
-          <w:bCs/>
-        </w:rPr>
-        <w:t>.</w:t>
-      </w:r>
-      <w:r>
-        <w:rPr>
-          <w:b/>
-          <w:bCs/>
-        </w:rPr>
-        <w:t xml:space="preserve"> </w:t>
-      </w:r>
-      <w:r>
-        <w:rPr>
-          <w:b/>
-          <w:bCs/>
-        </w:rPr>
-        <w:t>E</w:t>
-      </w:r>
-      <w:r>
-        <w:rPr>
-          <w:b/>
-          <w:bCs/>
-        </w:rPr>
-        <w:t>ach player will take 3 turns</w:t>
-      </w:r>
-      <w:r>
-        <w:t>.</w:t>
-      </w:r>
-      <w:r>
-        <w:t xml:space="preserve"> If a player does not want to take an action, they can forfeit the</w:t>
-      </w:r>
-      <w:r>
-        <w:t>ir</w:t>
-      </w:r>
-      <w:r>
-        <w:t xml:space="preserve"> turn and the following player takes their turn.</w:t>
-      </w:r>
-      <w:r>
-        <w:t xml:space="preserve"> During their turn, </w:t>
-      </w:r>
-      <w:r>
-        <w:t xml:space="preserve">a </w:t>
-      </w:r>
-      <w:r>
-        <w:t>player can perform</w:t>
-      </w:r>
-      <w:r>
-        <w:t xml:space="preserve"> exactly</w:t>
-      </w:r>
-      <w:r>
-        <w:t xml:space="preserve"> one action.</w:t>
-      </w:r>
-      <w:r>
-        <w:t xml:space="preserve"> There are 4 types of actions:</w:t>
-      </w:r>
-    </w:p>
-    <w:tbl>
-      <w:tblPr>
-        <w:tblStyle w:val="TableGrid"/>
-        <w:tblW w:w="0" w:type="auto"/>
-        <w:tblBorders>
-          <w:top w:val="none" w:sz="0" w:space="0" w:color="auto"/>
-          <w:left w:val="none" w:sz="0" w:space="0" w:color="auto"/>
-          <w:bottom w:val="none" w:sz="0" w:space="0" w:color="auto"/>
-          <w:right w:val="none" w:sz="0" w:space="0" w:color="auto"/>
-          <w:insideH w:val="none" w:sz="0" w:space="0" w:color="auto"/>
-          <w:insideV w:val="none" w:sz="0" w:space="0" w:color="auto"/>
-        </w:tblBorders>
-        <w:tblLook w:val="0480" w:firstRow="0" w:lastRow="0" w:firstColumn="1" w:lastColumn="0" w:noHBand="0" w:noVBand="1"/>
-      </w:tblPr>
-      <w:tblGrid>
-        <w:gridCol w:w="2425"/>
-        <w:gridCol w:w="2406"/>
-        <w:gridCol w:w="2406"/>
-        <w:gridCol w:w="2169"/>
-      </w:tblGrid>
-      <w:tr>
         <w:tc>
           <w:tcPr>
-            <w:tcW w:w="2425" w:type="dxa"/>
+            <w:tcW w:w="1175" w:type="dxa"/>
           </w:tcPr>
           <w:p>
             <w:pPr>
@@ -3743,115 +3261,17 @@
               <w:rPr>
                 <w:b/>
                 <w:bCs/>
-                <w:sz w:val="28"/>
-                <w:szCs w:val="28"/>
               </w:rPr>
             </w:pPr>
             <w:r>
               <w:rPr>
-                <w:b/>
-                <w:bCs/>
-                <w:sz w:val="28"/>
-                <w:szCs w:val="28"/>
-              </w:rPr>
-              <w:t>Dream</w:t>
-            </w:r>
-          </w:p>
-        </w:tc>
-        <w:tc>
-          <w:tcPr>
-            <w:tcW w:w="2406" w:type="dxa"/>
-          </w:tcPr>
-          <w:p>
-            <w:pPr>
-              <w:jc w:val="center"/>
-              <w:rPr>
-                <w:b/>
-                <w:bCs/>
-                <w:sz w:val="28"/>
-                <w:szCs w:val="28"/>
-              </w:rPr>
-            </w:pPr>
-            <w:r>
-              <w:rPr>
-                <w:b/>
-                <w:bCs/>
-                <w:sz w:val="28"/>
-                <w:szCs w:val="28"/>
-              </w:rPr>
-              <w:t>Study</w:t>
-            </w:r>
-          </w:p>
-        </w:tc>
-        <w:tc>
-          <w:tcPr>
-            <w:tcW w:w="2406" w:type="dxa"/>
-          </w:tcPr>
-          <w:p>
-            <w:pPr>
-              <w:jc w:val="center"/>
-              <w:rPr>
-                <w:b/>
-                <w:bCs/>
-                <w:sz w:val="28"/>
-                <w:szCs w:val="28"/>
-              </w:rPr>
-            </w:pPr>
-            <w:r>
-              <w:rPr>
-                <w:b/>
-                <w:bCs/>
-                <w:sz w:val="28"/>
-                <w:szCs w:val="28"/>
-              </w:rPr>
-              <w:t>Work</w:t>
-            </w:r>
-          </w:p>
-        </w:tc>
-        <w:tc>
-          <w:tcPr>
-            <w:tcW w:w="2169" w:type="dxa"/>
-          </w:tcPr>
-          <w:p>
-            <w:pPr>
-              <w:jc w:val="center"/>
-              <w:rPr>
-                <w:b/>
-                <w:bCs/>
-                <w:sz w:val="28"/>
-                <w:szCs w:val="28"/>
-              </w:rPr>
-            </w:pPr>
-            <w:r>
-              <w:rPr>
-                <w:b/>
-                <w:bCs/>
-                <w:sz w:val="28"/>
-                <w:szCs w:val="28"/>
-              </w:rPr>
-              <w:t>Talk</w:t>
-            </w:r>
-          </w:p>
-        </w:tc>
-      </w:tr>
-      <w:tr>
-        <w:tc>
-          <w:tcPr>
-            <w:tcW w:w="2425" w:type="dxa"/>
-          </w:tcPr>
-          <w:p>
-            <w:pPr>
-              <w:jc w:val="center"/>
-            </w:pPr>
-            <w:r>
-              <w:rPr>
                 <w:noProof/>
               </w:rPr>
               <w:drawing>
-                <wp:inline distT="0" distB="0" distL="0" distR="0" wp14:anchorId="2362778C" wp14:editId="4FBBE696">
+                <wp:inline distT="0" distB="0" distL="0" distR="0" wp14:anchorId="08BA9536" wp14:editId="78FAEE43">
                   <wp:extent cx="457200" cy="457200"/>
                   <wp:effectExtent l="0" t="0" r="0" b="0"/>
-                  <wp:docPr id="239444115" name="Picture 1"/>
+                  <wp:docPr id="1813309577" name="Picture 1"/>
                   <wp:cNvGraphicFramePr>
                     <a:graphicFrameLocks xmlns:a="http://schemas.openxmlformats.org/drawingml/2006/main" noChangeAspect="1"/>
                   </wp:cNvGraphicFramePr>
@@ -3859,7 +3279,7 @@
                     <a:graphicData uri="http://schemas.openxmlformats.org/drawingml/2006/picture">
                       <pic:pic xmlns:pic="http://schemas.openxmlformats.org/drawingml/2006/picture">
                         <pic:nvPicPr>
-                          <pic:cNvPr id="239444115" name="Picture 1"/>
+                          <pic:cNvPr id="1813309577" name="Picture 1"/>
                           <pic:cNvPicPr/>
                         </pic:nvPicPr>
                         <pic:blipFill>
@@ -3893,21 +3313,25 @@
         </w:tc>
         <w:tc>
           <w:tcPr>
-            <w:tcW w:w="2406" w:type="dxa"/>
+            <w:tcW w:w="1175" w:type="dxa"/>
           </w:tcPr>
           <w:p>
             <w:pPr>
               <w:jc w:val="center"/>
+              <w:rPr>
+                <w:b/>
+                <w:bCs/>
+              </w:rPr>
             </w:pPr>
             <w:r>
               <w:rPr>
                 <w:noProof/>
               </w:rPr>
               <w:drawing>
-                <wp:inline distT="0" distB="0" distL="0" distR="0" wp14:anchorId="3B7F20F4" wp14:editId="248893DC">
+                <wp:inline distT="0" distB="0" distL="0" distR="0" wp14:anchorId="4D9382A4" wp14:editId="2F07A2A0">
                   <wp:extent cx="457200" cy="457200"/>
                   <wp:effectExtent l="0" t="0" r="0" b="0"/>
-                  <wp:docPr id="741259850" name="Picture 2"/>
+                  <wp:docPr id="1845162350" name="Picture 1"/>
                   <wp:cNvGraphicFramePr>
                     <a:graphicFrameLocks xmlns:a="http://schemas.openxmlformats.org/drawingml/2006/main" noChangeAspect="1"/>
                   </wp:cNvGraphicFramePr>
@@ -3915,7 +3339,7 @@
                     <a:graphicData uri="http://schemas.openxmlformats.org/drawingml/2006/picture">
                       <pic:pic xmlns:pic="http://schemas.openxmlformats.org/drawingml/2006/picture">
                         <pic:nvPicPr>
-                          <pic:cNvPr id="741259850" name="Picture 2"/>
+                          <pic:cNvPr id="1845162350" name="Picture 1"/>
                           <pic:cNvPicPr/>
                         </pic:nvPicPr>
                         <pic:blipFill>
@@ -3947,222 +3371,196 @@
             </w:r>
           </w:p>
         </w:tc>
-        <w:tc>
-          <w:tcPr>
-            <w:tcW w:w="2406" w:type="dxa"/>
-          </w:tcPr>
-          <w:p>
-            <w:pPr>
-              <w:jc w:val="center"/>
-            </w:pPr>
-            <w:r>
-              <w:rPr>
-                <w:noProof/>
-              </w:rPr>
-              <w:drawing>
-                <wp:inline distT="0" distB="0" distL="0" distR="0" wp14:anchorId="44B7716A" wp14:editId="7777EF71">
-                  <wp:extent cx="457200" cy="457200"/>
-                  <wp:effectExtent l="0" t="0" r="0" b="0"/>
-                  <wp:docPr id="2050236475" name="Picture 3"/>
-                  <wp:cNvGraphicFramePr>
-                    <a:graphicFrameLocks xmlns:a="http://schemas.openxmlformats.org/drawingml/2006/main" noChangeAspect="1"/>
-                  </wp:cNvGraphicFramePr>
-                  <a:graphic xmlns:a="http://schemas.openxmlformats.org/drawingml/2006/main">
-                    <a:graphicData uri="http://schemas.openxmlformats.org/drawingml/2006/picture">
-                      <pic:pic xmlns:pic="http://schemas.openxmlformats.org/drawingml/2006/picture">
-                        <pic:nvPicPr>
-                          <pic:cNvPr id="2050236475" name="Picture 3"/>
-                          <pic:cNvPicPr/>
-                        </pic:nvPicPr>
-                        <pic:blipFill>
-                          <a:blip r:embed="rId27">
-                            <a:extLst>
-                              <a:ext uri="{28A0092B-C50C-407E-A947-70E740481C1C}">
-                                <a14:useLocalDpi xmlns:a14="http://schemas.microsoft.com/office/drawing/2010/main" val="0"/>
-                              </a:ext>
-                            </a:extLst>
-                          </a:blip>
-                          <a:stretch>
-                            <a:fillRect/>
-                          </a:stretch>
-                        </pic:blipFill>
-                        <pic:spPr>
-                          <a:xfrm>
-                            <a:off x="0" y="0"/>
-                            <a:ext cx="457200" cy="457200"/>
-                          </a:xfrm>
-                          <a:prstGeom prst="rect">
-                            <a:avLst/>
-                          </a:prstGeom>
-                        </pic:spPr>
-                      </pic:pic>
-                    </a:graphicData>
-                  </a:graphic>
-                </wp:inline>
-              </w:drawing>
-            </w:r>
-          </w:p>
-        </w:tc>
-        <w:tc>
-          <w:tcPr>
-            <w:tcW w:w="2169" w:type="dxa"/>
-          </w:tcPr>
-          <w:p>
-            <w:pPr>
-              <w:jc w:val="center"/>
-              <w:rPr>
-                <w:noProof/>
-              </w:rPr>
-            </w:pPr>
-            <w:r>
-              <w:rPr>
-                <w:noProof/>
-              </w:rPr>
-              <w:drawing>
-                <wp:inline distT="0" distB="0" distL="0" distR="0" wp14:anchorId="3A8FE3B4" wp14:editId="03CCCCD6">
-                  <wp:extent cx="457200" cy="457200"/>
-                  <wp:effectExtent l="0" t="0" r="0" b="0"/>
-                  <wp:docPr id="1961183693" name="Picture 3"/>
-                  <wp:cNvGraphicFramePr>
-                    <a:graphicFrameLocks xmlns:a="http://schemas.openxmlformats.org/drawingml/2006/main" noChangeAspect="1"/>
-                  </wp:cNvGraphicFramePr>
-                  <a:graphic xmlns:a="http://schemas.openxmlformats.org/drawingml/2006/main">
-                    <a:graphicData uri="http://schemas.openxmlformats.org/drawingml/2006/picture">
-                      <pic:pic xmlns:pic="http://schemas.openxmlformats.org/drawingml/2006/picture">
-                        <pic:nvPicPr>
-                          <pic:cNvPr id="1961183693" name="Picture 3"/>
-                          <pic:cNvPicPr/>
-                        </pic:nvPicPr>
-                        <pic:blipFill>
-                          <a:blip r:embed="rId28">
-                            <a:extLst>
-                              <a:ext uri="{28A0092B-C50C-407E-A947-70E740481C1C}">
-                                <a14:useLocalDpi xmlns:a14="http://schemas.microsoft.com/office/drawing/2010/main" val="0"/>
-                              </a:ext>
-                            </a:extLst>
-                          </a:blip>
-                          <a:stretch>
-                            <a:fillRect/>
-                          </a:stretch>
-                        </pic:blipFill>
-                        <pic:spPr>
-                          <a:xfrm>
-                            <a:off x="0" y="0"/>
-                            <a:ext cx="457200" cy="457200"/>
-                          </a:xfrm>
-                          <a:prstGeom prst="rect">
-                            <a:avLst/>
-                          </a:prstGeom>
-                        </pic:spPr>
-                      </pic:pic>
-                    </a:graphicData>
-                  </a:graphic>
-                </wp:inline>
-              </w:drawing>
-            </w:r>
-          </w:p>
-        </w:tc>
       </w:tr>
     </w:tbl>
     <w:p/>
     <w:p>
       <w:r>
-        <w:t xml:space="preserve">The action type is displayed next to a verb in the card description and also in the top right corner of the card. </w:t>
-      </w:r>
-      <w:r>
-        <w:t>Each action in a round must be of a unique type.</w:t>
-      </w:r>
-      <w:r>
-        <w:t xml:space="preserve"> For example, player can spend their turn playing a </w:t>
-      </w:r>
-      <w:r>
         <w:rPr>
           <w:i/>
           <w:iCs/>
         </w:rPr>
-        <w:t>Dream</w:t>
-      </w:r>
-      <w:r>
-        <w:t xml:space="preserve"> action, </w:t>
+        <w:t>Enlightenment</w:t>
+      </w:r>
+      <w:r>
+        <w:t xml:space="preserve"> path seeks sufficiently strong </w:t>
       </w:r>
       <w:r>
         <w:rPr>
           <w:i/>
           <w:iCs/>
-        </w:rPr>
-        <w:t>Work</w:t>
-      </w:r>
-      <w:r>
-        <w:t xml:space="preserve"> action and </w:t>
-      </w:r>
+          <w:color w:val="CC9900"/>
+        </w:rPr>
+        <w:t>Lantern</w:t>
+      </w:r>
+      <w:r>
+        <w:rPr>
+          <w:color w:val="000000" w:themeColor="text1"/>
+        </w:rPr>
+        <w:t xml:space="preserve"> </w:t>
+      </w:r>
+      <w:r>
+        <w:t xml:space="preserve">lore, influence and ingredient to </w:t>
+      </w:r>
+      <w:r>
+        <w:t>gain ultimate knowledge and immortality</w:t>
+      </w:r>
+      <w:r>
+        <w:t>.</w:t>
+      </w:r>
+    </w:p>
+    <w:p>
       <w:r>
         <w:rPr>
           <w:i/>
           <w:iCs/>
         </w:rPr>
-        <w:t>Talk</w:t>
-      </w:r>
-      <w:r>
-        <w:t xml:space="preserve"> action. They could not perform </w:t>
+        <w:t>Sensation</w:t>
       </w:r>
       <w:r>
         <w:rPr>
           <w:i/>
           <w:iCs/>
         </w:rPr>
-        <w:t>Study</w:t>
-      </w:r>
-      <w:r>
-        <w:t xml:space="preserve"> action because they are out of turns. They also could not perform two </w:t>
+        <w:t xml:space="preserve"> </w:t>
+      </w:r>
+      <w:r>
+        <w:t xml:space="preserve">path seeks sufficiently strong </w:t>
+      </w:r>
+      <w:r>
+        <w:rPr>
+          <w:color w:val="FF0000"/>
+        </w:rPr>
+        <w:t>Grail</w:t>
+      </w:r>
+      <w:r>
+        <w:t xml:space="preserve"> lore, influence and ingredient to </w:t>
+      </w:r>
+      <w:r>
+        <w:t>discover new pleasures and evolve your body to achieve immortality</w:t>
+      </w:r>
+    </w:p>
+    <w:p>
+      <w:r>
+        <w:t xml:space="preserve">Power path seeks sufficiently strong </w:t>
       </w:r>
       <w:r>
         <w:rPr>
           <w:i/>
           <w:iCs/>
-        </w:rPr>
-        <w:t>Talk</w:t>
-      </w:r>
-      <w:r>
-        <w:t xml:space="preserve"> actions in the same round.</w:t>
+          <w:color w:val="FF6600"/>
+        </w:rPr>
+        <w:t>Forge</w:t>
+      </w:r>
+      <w:r>
+        <w:rPr>
+          <w:color w:val="000000" w:themeColor="text1"/>
+        </w:rPr>
+        <w:t xml:space="preserve"> </w:t>
+      </w:r>
+      <w:r>
+        <w:t xml:space="preserve">lore, influence and ingredient to </w:t>
+      </w:r>
+      <w:r>
+        <w:t>gain true power and immortality</w:t>
+      </w:r>
+      <w:r>
+        <w:t>.</w:t>
       </w:r>
     </w:p>
     <w:p>
       <w:r>
-        <w:lastRenderedPageBreak/>
-        <w:t xml:space="preserve">There is also an option of </w:t>
-      </w:r>
-      <w:r>
-        <w:rPr>
-          <w:b/>
-          <w:bCs/>
-        </w:rPr>
-        <w:t>double-action round</w:t>
-      </w:r>
-      <w:r>
-        <w:t xml:space="preserve"> where player can perform two actions of the same type at the cost of their third action. For example, after player studies a book, for their second action they can declare double study round and they can perform another </w:t>
+        <w:t xml:space="preserve">Player progress through the </w:t>
+      </w:r>
+      <w:r>
+        <w:t>chosen</w:t>
+      </w:r>
+      <w:r>
+        <w:t xml:space="preserve"> path’s </w:t>
       </w:r>
       <w:r>
         <w:rPr>
           <w:i/>
           <w:iCs/>
         </w:rPr>
-        <w:t>Study</w:t>
-      </w:r>
-      <w:r>
-        <w:t xml:space="preserve"> action as their final action of the round.</w:t>
+        <w:t>Temptation</w:t>
+      </w:r>
+      <w:r>
+        <w:t xml:space="preserve">, </w:t>
+      </w:r>
+      <w:r>
+        <w:rPr>
+          <w:i/>
+          <w:iCs/>
+        </w:rPr>
+        <w:t>Dedication</w:t>
+      </w:r>
+      <w:r>
+        <w:t xml:space="preserve"> and finally </w:t>
+      </w:r>
+      <w:r>
+        <w:rPr>
+          <w:i/>
+          <w:iCs/>
+        </w:rPr>
+        <w:t>Ascension</w:t>
+      </w:r>
+      <w:r>
+        <w:t xml:space="preserve"> cards. Once a player has an </w:t>
+      </w:r>
+      <w:r>
+        <w:rPr>
+          <w:i/>
+          <w:iCs/>
+        </w:rPr>
+        <w:t>Ascension</w:t>
+      </w:r>
+      <w:r>
+        <w:t xml:space="preserve"> card and performs the prescribed action on it, they instantly win the game.</w:t>
       </w:r>
     </w:p>
     <w:p>
-      <w:pPr>
-        <w:pStyle w:val="Heading4"/>
-      </w:pPr>
-      <w:r>
-        <w:t>End of round</w:t>
+      <w:r>
+        <w:br w:type="page"/>
       </w:r>
     </w:p>
     <w:p>
-      <w:r>
-        <w:t>At the end of the round following actions take place:</w:t>
+      <w:pPr>
+        <w:pStyle w:val="Heading3"/>
+      </w:pPr>
+      <w:r>
+        <w:lastRenderedPageBreak/>
+        <w:t>Rounds</w:t>
+      </w:r>
+    </w:p>
+    <w:p>
+      <w:r>
+        <w:t>The game is played in rounds</w:t>
+      </w:r>
+      <w:r>
+        <w:t xml:space="preserve"> </w:t>
+      </w:r>
+      <w:r>
+        <w:t xml:space="preserve">which continue until one of the players perform ascension ritual. </w:t>
+      </w:r>
+    </w:p>
+    <w:p>
+      <w:pPr>
+        <w:pStyle w:val="Heading4"/>
+      </w:pPr>
+      <w:r>
+        <w:t>Beginning of round</w:t>
+      </w:r>
+    </w:p>
+    <w:p>
+      <w:r>
+        <w:t xml:space="preserve">At the </w:t>
+      </w:r>
+      <w:r>
+        <w:t xml:space="preserve">beginning </w:t>
+      </w:r>
+      <w:r>
+        <w:t>of the round the following events happen:</w:t>
       </w:r>
     </w:p>
     <w:p>
@@ -4170,151 +3568,21 @@
         <w:pStyle w:val="ListParagraph"/>
         <w:numPr>
           <w:ilvl w:val="0"/>
-          <w:numId w:val="4"/>
+          <w:numId w:val="3"/>
         </w:numPr>
       </w:pPr>
       <w:r>
-        <w:t xml:space="preserve">The effect of the current </w:t>
-      </w:r>
-      <w:r>
-        <w:rPr>
-          <w:i/>
-          <w:iCs/>
-        </w:rPr>
-        <w:t>Season</w:t>
-      </w:r>
-      <w:r>
-        <w:t xml:space="preserve"> card is evaluated</w:t>
-      </w:r>
-      <w:r>
-        <w:t>.</w:t>
-      </w:r>
-      <w:r>
-        <w:t xml:space="preserve"> </w:t>
-      </w:r>
-      <w:r>
-        <w:t>P</w:t>
-      </w:r>
-      <w:r>
-        <w:t>lace</w:t>
-      </w:r>
-      <w:r>
-        <w:t xml:space="preserve"> it</w:t>
-      </w:r>
-      <w:r>
-        <w:t xml:space="preserve"> in the dedicated season discard pile. Then the face up card on the season deck is placed below the deck and it will be the next round</w:t>
-      </w:r>
-      <w:r>
-        <w:t>’s</w:t>
-      </w:r>
-      <w:r>
-        <w:t xml:space="preserve"> seasonal effect. Finally, reveal the next season card from the deck and put it face up on</w:t>
-      </w:r>
-      <w:r>
-        <w:t xml:space="preserve"> top of</w:t>
-      </w:r>
-      <w:r>
-        <w:t xml:space="preserve"> the deck. This card will be the future round seasonal effect. If the season deck is empty, shuffle season discard pile and it becomes the new season deck.</w:t>
-      </w:r>
-    </w:p>
-    <w:p>
-      <w:pPr>
-        <w:pStyle w:val="ListParagraph"/>
-        <w:numPr>
-          <w:ilvl w:val="0"/>
-          <w:numId w:val="4"/>
-        </w:numPr>
-      </w:pPr>
-      <w:r>
-        <w:t xml:space="preserve">The effect of </w:t>
-      </w:r>
-      <w:r>
-        <w:rPr>
-          <w:b/>
-          <w:bCs/>
-        </w:rPr>
-        <w:t>Time Passes</w:t>
-      </w:r>
-      <w:r>
-        <w:t xml:space="preserve"> card is evaluated</w:t>
-      </w:r>
-    </w:p>
-    <w:p>
-      <w:pPr>
-        <w:pStyle w:val="ListParagraph"/>
-        <w:numPr>
-          <w:ilvl w:val="0"/>
-          <w:numId w:val="4"/>
-        </w:numPr>
-      </w:pPr>
-      <w:r>
-        <w:t xml:space="preserve">Players remove one </w:t>
-      </w:r>
-      <w:r>
-        <w:rPr>
-          <w:i/>
-          <w:iCs/>
-        </w:rPr>
-        <w:t>Time</w:t>
-      </w:r>
-      <w:r>
-        <w:t xml:space="preserve"> token from each of their temporary card. If it was the last </w:t>
-      </w:r>
-      <w:r>
-        <w:t>T</w:t>
-      </w:r>
-      <w:r>
-        <w:t>ime token on the card</w:t>
-      </w:r>
-      <w:r>
-        <w:t xml:space="preserve">, it is discarded. If the discarded card says that it </w:t>
-      </w:r>
-      <w:r>
-        <w:rPr>
-          <w:i/>
-          <w:iCs/>
-        </w:rPr>
-        <w:t>decays</w:t>
-      </w:r>
-      <w:r>
-        <w:t xml:space="preserve"> to another card, player must obtain that card and load it up with time tokens indicated by </w:t>
-      </w:r>
-      <w:r>
-        <w:rPr>
-          <w:i/>
-          <w:iCs/>
-        </w:rPr>
-        <w:t>Temporary</w:t>
-      </w:r>
-      <w:r>
-        <w:t xml:space="preserve"> aspect.</w:t>
-      </w:r>
-    </w:p>
-    <w:p>
-      <w:pPr>
-        <w:pStyle w:val="ListParagraph"/>
-        <w:numPr>
-          <w:ilvl w:val="0"/>
-          <w:numId w:val="4"/>
-        </w:numPr>
-      </w:pPr>
-      <w:r>
-        <w:t>All tapped cards are un-tapped</w:t>
-      </w:r>
-    </w:p>
-    <w:p>
-      <w:r>
         <w:rPr>
           <w:noProof/>
         </w:rPr>
         <w:drawing>
-          <wp:anchor distT="0" distB="0" distL="114300" distR="114300" simplePos="0" relativeHeight="251674624" behindDoc="1" locked="0" layoutInCell="1" allowOverlap="1" wp14:anchorId="23F8BBA2" wp14:editId="179B4C9C">
+          <wp:anchor distT="0" distB="0" distL="114300" distR="114300" simplePos="0" relativeHeight="251695104" behindDoc="1" locked="0" layoutInCell="1" allowOverlap="1" wp14:anchorId="1182E65C" wp14:editId="6F5111D2">
             <wp:simplePos x="0" y="0"/>
             <wp:positionH relativeFrom="margin">
               <wp:align>right</wp:align>
             </wp:positionH>
             <wp:positionV relativeFrom="paragraph">
-              <wp:posOffset>100965</wp:posOffset>
+              <wp:posOffset>1569720</wp:posOffset>
             </wp:positionV>
             <wp:extent cx="365760" cy="365760"/>
             <wp:effectExtent l="0" t="0" r="0" b="0"/>
@@ -4327,7 +3595,7 @@
                 <wp:lineTo x="0" y="0"/>
               </wp:wrapPolygon>
             </wp:wrapTight>
-            <wp:docPr id="66946969" name="Picture 1"/>
+            <wp:docPr id="2003320278" name="Picture 1"/>
             <wp:cNvGraphicFramePr>
               <a:graphicFrameLocks xmlns:a="http://schemas.openxmlformats.org/drawingml/2006/main" noChangeAspect="1"/>
             </wp:cNvGraphicFramePr>
@@ -4335,11 +3603,11 @@
               <a:graphicData uri="http://schemas.openxmlformats.org/drawingml/2006/picture">
                 <pic:pic xmlns:pic="http://schemas.openxmlformats.org/drawingml/2006/picture">
                   <pic:nvPicPr>
-                    <pic:cNvPr id="66946969" name="Picture 1"/>
+                    <pic:cNvPr id="1772498222" name="Picture 1"/>
                     <pic:cNvPicPr/>
                   </pic:nvPicPr>
                   <pic:blipFill>
-                    <a:blip r:embed="rId29" cstate="print">
+                    <a:blip r:embed="rId10" cstate="print">
                       <a:extLst>
                         <a:ext uri="{28A0092B-C50C-407E-A947-70E740481C1C}">
                           <a14:useLocalDpi xmlns:a14="http://schemas.microsoft.com/office/drawing/2010/main" val="0"/>
@@ -4372,67 +3640,657 @@
         </w:drawing>
       </w:r>
       <w:r>
-        <w:t xml:space="preserve">At any point during their turn, players can </w:t>
+        <w:rPr>
+          <w:noProof/>
+        </w:rPr>
+        <w:drawing>
+          <wp:anchor distT="0" distB="0" distL="114300" distR="114300" simplePos="0" relativeHeight="251686912" behindDoc="1" locked="0" layoutInCell="1" allowOverlap="1" wp14:anchorId="4598F504" wp14:editId="6B246C06">
+            <wp:simplePos x="0" y="0"/>
+            <wp:positionH relativeFrom="margin">
+              <wp:align>right</wp:align>
+            </wp:positionH>
+            <wp:positionV relativeFrom="paragraph">
+              <wp:posOffset>27940</wp:posOffset>
+            </wp:positionV>
+            <wp:extent cx="365760" cy="365760"/>
+            <wp:effectExtent l="0" t="0" r="0" b="0"/>
+            <wp:wrapTight wrapText="bothSides">
+              <wp:wrapPolygon edited="0">
+                <wp:start x="0" y="0"/>
+                <wp:lineTo x="0" y="20250"/>
+                <wp:lineTo x="20250" y="20250"/>
+                <wp:lineTo x="20250" y="0"/>
+                <wp:lineTo x="0" y="0"/>
+              </wp:wrapPolygon>
+            </wp:wrapTight>
+            <wp:docPr id="187244152" name="Picture 1"/>
+            <wp:cNvGraphicFramePr>
+              <a:graphicFrameLocks xmlns:a="http://schemas.openxmlformats.org/drawingml/2006/main" noChangeAspect="1"/>
+            </wp:cNvGraphicFramePr>
+            <a:graphic xmlns:a="http://schemas.openxmlformats.org/drawingml/2006/main">
+              <a:graphicData uri="http://schemas.openxmlformats.org/drawingml/2006/picture">
+                <pic:pic xmlns:pic="http://schemas.openxmlformats.org/drawingml/2006/picture">
+                  <pic:nvPicPr>
+                    <pic:cNvPr id="187244152" name="Picture 1"/>
+                    <pic:cNvPicPr/>
+                  </pic:nvPicPr>
+                  <pic:blipFill>
+                    <a:blip r:embed="rId7" cstate="print">
+                      <a:extLst>
+                        <a:ext uri="{28A0092B-C50C-407E-A947-70E740481C1C}">
+                          <a14:useLocalDpi xmlns:a14="http://schemas.microsoft.com/office/drawing/2010/main" val="0"/>
+                        </a:ext>
+                      </a:extLst>
+                    </a:blip>
+                    <a:stretch>
+                      <a:fillRect/>
+                    </a:stretch>
+                  </pic:blipFill>
+                  <pic:spPr>
+                    <a:xfrm>
+                      <a:off x="0" y="0"/>
+                      <a:ext cx="365760" cy="365760"/>
+                    </a:xfrm>
+                    <a:prstGeom prst="rect">
+                      <a:avLst/>
+                    </a:prstGeom>
+                  </pic:spPr>
+                </pic:pic>
+              </a:graphicData>
+            </a:graphic>
+            <wp14:sizeRelH relativeFrom="page">
+              <wp14:pctWidth>0</wp14:pctWidth>
+            </wp14:sizeRelH>
+            <wp14:sizeRelV relativeFrom="page">
+              <wp14:pctHeight>0</wp14:pctHeight>
+            </wp14:sizeRelV>
+          </wp:anchor>
+        </w:drawing>
+      </w:r>
+      <w:r>
+        <w:rPr>
+          <w:noProof/>
+        </w:rPr>
+        <w:drawing>
+          <wp:anchor distT="0" distB="0" distL="114300" distR="114300" simplePos="0" relativeHeight="251684864" behindDoc="1" locked="0" layoutInCell="1" allowOverlap="1" wp14:anchorId="4357B8EC" wp14:editId="2998EF63">
+            <wp:simplePos x="0" y="0"/>
+            <wp:positionH relativeFrom="margin">
+              <wp:align>right</wp:align>
+            </wp:positionH>
+            <wp:positionV relativeFrom="paragraph">
+              <wp:posOffset>461645</wp:posOffset>
+            </wp:positionV>
+            <wp:extent cx="365760" cy="365760"/>
+            <wp:effectExtent l="0" t="0" r="0" b="0"/>
+            <wp:wrapTight wrapText="bothSides">
+              <wp:wrapPolygon edited="0">
+                <wp:start x="0" y="0"/>
+                <wp:lineTo x="0" y="20250"/>
+                <wp:lineTo x="20250" y="20250"/>
+                <wp:lineTo x="20250" y="0"/>
+                <wp:lineTo x="0" y="0"/>
+              </wp:wrapPolygon>
+            </wp:wrapTight>
+            <wp:docPr id="1109950032" name="Picture 1"/>
+            <wp:cNvGraphicFramePr>
+              <a:graphicFrameLocks xmlns:a="http://schemas.openxmlformats.org/drawingml/2006/main" noChangeAspect="1"/>
+            </wp:cNvGraphicFramePr>
+            <a:graphic xmlns:a="http://schemas.openxmlformats.org/drawingml/2006/main">
+              <a:graphicData uri="http://schemas.openxmlformats.org/drawingml/2006/picture">
+                <pic:pic xmlns:pic="http://schemas.openxmlformats.org/drawingml/2006/picture">
+                  <pic:nvPicPr>
+                    <pic:cNvPr id="721364402" name="Picture 1"/>
+                    <pic:cNvPicPr/>
+                  </pic:nvPicPr>
+                  <pic:blipFill>
+                    <a:blip r:embed="rId11" cstate="print">
+                      <a:extLst>
+                        <a:ext uri="{28A0092B-C50C-407E-A947-70E740481C1C}">
+                          <a14:useLocalDpi xmlns:a14="http://schemas.microsoft.com/office/drawing/2010/main" val="0"/>
+                        </a:ext>
+                      </a:extLst>
+                    </a:blip>
+                    <a:stretch>
+                      <a:fillRect/>
+                    </a:stretch>
+                  </pic:blipFill>
+                  <pic:spPr>
+                    <a:xfrm>
+                      <a:off x="0" y="0"/>
+                      <a:ext cx="365760" cy="365760"/>
+                    </a:xfrm>
+                    <a:prstGeom prst="rect">
+                      <a:avLst/>
+                    </a:prstGeom>
+                  </pic:spPr>
+                </pic:pic>
+              </a:graphicData>
+            </a:graphic>
+            <wp14:sizeRelH relativeFrom="page">
+              <wp14:pctWidth>0</wp14:pctWidth>
+            </wp14:sizeRelH>
+            <wp14:sizeRelV relativeFrom="page">
+              <wp14:pctHeight>0</wp14:pctHeight>
+            </wp14:sizeRelV>
+          </wp:anchor>
+        </w:drawing>
+      </w:r>
+      <w:r>
+        <w:t xml:space="preserve">New </w:t>
+      </w:r>
+      <w:r>
+        <w:rPr>
+          <w:i/>
+          <w:iCs/>
+        </w:rPr>
+        <w:t>Patron</w:t>
+      </w:r>
+      <w:r>
+        <w:t xml:space="preserve"> is draw from the patrons’ deck. Then from the commissions deck, cards are drawn until a </w:t>
+      </w:r>
+      <w:r>
+        <w:rPr>
+          <w:i/>
+          <w:iCs/>
+        </w:rPr>
+        <w:t>Commission</w:t>
+      </w:r>
+      <w:r>
+        <w:t xml:space="preserve"> with a </w:t>
+      </w:r>
+      <w:r>
+        <w:rPr>
+          <w:i/>
+          <w:iCs/>
+        </w:rPr>
+        <w:t>Principle</w:t>
+      </w:r>
+      <w:r>
+        <w:rPr>
+          <w:i/>
+          <w:iCs/>
+        </w:rPr>
+        <w:t xml:space="preserve"> </w:t>
+      </w:r>
+      <w:r>
+        <w:t>that</w:t>
+      </w:r>
+      <w:r>
+        <w:t xml:space="preserve"> the patron gives is found. The commission is placed under the patron face up. The drawn commissions that did not matched the principle are place</w:t>
+      </w:r>
+      <w:r>
+        <w:t>d</w:t>
+      </w:r>
+      <w:r>
+        <w:t xml:space="preserve"> in a dedicated commission discard pile.  If commission deck is empty, </w:t>
+      </w:r>
+      <w:r>
+        <w:t xml:space="preserve">commission discard pile is shuffled and it creates </w:t>
+      </w:r>
+      <w:r>
+        <w:t>a</w:t>
+      </w:r>
+      <w:r>
+        <w:t xml:space="preserve"> new commission deck. </w:t>
       </w:r>
       <w:r>
         <w:rPr>
           <w:b/>
           <w:bCs/>
         </w:rPr>
-        <w:t xml:space="preserve">sell cards with </w:t>
+        <w:t>Sulochana Amavasya</w:t>
       </w:r>
       <w:r>
         <w:rPr>
           <w:b/>
           <w:bCs/>
+        </w:rPr>
+        <w:t xml:space="preserve"> </w:t>
+      </w:r>
+      <w:r>
+        <w:t>does not give any commi</w:t>
+      </w:r>
+      <w:r>
+        <w:t>s</w:t>
+      </w:r>
+      <w:r>
+        <w:t>sions</w:t>
+      </w:r>
+      <w:r>
+        <w:t xml:space="preserve"> and stays on the board for the rest of the game.</w:t>
+      </w:r>
+      <w:r>
+        <w:t xml:space="preserve"> If the patrons’ deck is empty, nothing happens.</w:t>
+      </w:r>
+    </w:p>
+    <w:p>
+      <w:pPr>
+        <w:pStyle w:val="ListParagraph"/>
+        <w:numPr>
+          <w:ilvl w:val="0"/>
+          <w:numId w:val="3"/>
+        </w:numPr>
+      </w:pPr>
+      <w:r>
+        <w:t xml:space="preserve">New </w:t>
+      </w:r>
+      <w:r>
+        <w:rPr>
           <w:i/>
           <w:iCs/>
         </w:rPr>
-        <w:t xml:space="preserve">Auction </w:t>
+        <w:t>Cult</w:t>
+      </w:r>
+      <w:r>
+        <w:t xml:space="preserve"> is revealed. If there are not more cults to reveal, skip this step.</w:t>
+      </w:r>
+      <w:r>
+        <w:rPr>
+          <w:noProof/>
+        </w:rPr>
+        <w:t xml:space="preserve"> </w:t>
+      </w:r>
+    </w:p>
+    <w:p>
+      <w:pPr>
+        <w:pStyle w:val="ListParagraph"/>
+        <w:numPr>
+          <w:ilvl w:val="0"/>
+          <w:numId w:val="3"/>
+        </w:numPr>
+      </w:pPr>
+      <w:r>
+        <w:rPr>
+          <w:noProof/>
+        </w:rPr>
+        <w:drawing>
+          <wp:anchor distT="0" distB="0" distL="114300" distR="114300" simplePos="0" relativeHeight="251688960" behindDoc="1" locked="0" layoutInCell="1" allowOverlap="1" wp14:anchorId="00344801" wp14:editId="65C3F4F3">
+            <wp:simplePos x="0" y="0"/>
+            <wp:positionH relativeFrom="margin">
+              <wp:align>right</wp:align>
+            </wp:positionH>
+            <wp:positionV relativeFrom="paragraph">
+              <wp:posOffset>70485</wp:posOffset>
+            </wp:positionV>
+            <wp:extent cx="365760" cy="365760"/>
+            <wp:effectExtent l="0" t="0" r="0" b="0"/>
+            <wp:wrapTight wrapText="bothSides">
+              <wp:wrapPolygon edited="0">
+                <wp:start x="0" y="0"/>
+                <wp:lineTo x="0" y="20250"/>
+                <wp:lineTo x="20250" y="20250"/>
+                <wp:lineTo x="20250" y="0"/>
+                <wp:lineTo x="0" y="0"/>
+              </wp:wrapPolygon>
+            </wp:wrapTight>
+            <wp:docPr id="680289379" name="Picture 1"/>
+            <wp:cNvGraphicFramePr>
+              <a:graphicFrameLocks xmlns:a="http://schemas.openxmlformats.org/drawingml/2006/main" noChangeAspect="1"/>
+            </wp:cNvGraphicFramePr>
+            <a:graphic xmlns:a="http://schemas.openxmlformats.org/drawingml/2006/main">
+              <a:graphicData uri="http://schemas.openxmlformats.org/drawingml/2006/picture">
+                <pic:pic xmlns:pic="http://schemas.openxmlformats.org/drawingml/2006/picture">
+                  <pic:nvPicPr>
+                    <pic:cNvPr id="1788348394" name="Picture 1"/>
+                    <pic:cNvPicPr/>
+                  </pic:nvPicPr>
+                  <pic:blipFill>
+                    <a:blip r:embed="rId8" cstate="print">
+                      <a:extLst>
+                        <a:ext uri="{28A0092B-C50C-407E-A947-70E740481C1C}">
+                          <a14:useLocalDpi xmlns:a14="http://schemas.microsoft.com/office/drawing/2010/main" val="0"/>
+                        </a:ext>
+                      </a:extLst>
+                    </a:blip>
+                    <a:stretch>
+                      <a:fillRect/>
+                    </a:stretch>
+                  </pic:blipFill>
+                  <pic:spPr>
+                    <a:xfrm>
+                      <a:off x="0" y="0"/>
+                      <a:ext cx="365760" cy="365760"/>
+                    </a:xfrm>
+                    <a:prstGeom prst="rect">
+                      <a:avLst/>
+                    </a:prstGeom>
+                  </pic:spPr>
+                </pic:pic>
+              </a:graphicData>
+            </a:graphic>
+            <wp14:sizeRelH relativeFrom="page">
+              <wp14:pctWidth>0</wp14:pctWidth>
+            </wp14:sizeRelH>
+            <wp14:sizeRelV relativeFrom="page">
+              <wp14:pctHeight>0</wp14:pctHeight>
+            </wp14:sizeRelV>
+          </wp:anchor>
+        </w:drawing>
+      </w:r>
+      <w:r>
+        <w:t>Each p</w:t>
+      </w:r>
+      <w:r>
+        <w:t xml:space="preserve">layer can spend 1 fund, once, to draw a card from the </w:t>
+      </w:r>
+      <w:r>
+        <w:rPr>
+          <w:i/>
+          <w:iCs/>
+        </w:rPr>
+        <w:t>Morland's Shop</w:t>
+      </w:r>
+      <w:r>
+        <w:rPr>
+          <w:i/>
+          <w:iCs/>
+        </w:rPr>
+        <w:t xml:space="preserve"> </w:t>
+      </w:r>
+      <w:r>
+        <w:t>deck</w:t>
+      </w:r>
+      <w:r>
+        <w:t>.</w:t>
+      </w:r>
+      <w:r>
+        <w:t xml:space="preserve"> P</w:t>
+      </w:r>
+      <w:r>
+        <w:t>layer with first player token starts, continuing clockwise</w:t>
+      </w:r>
+      <w:r>
+        <w:t>.</w:t>
+      </w:r>
+      <w:r>
+        <w:t xml:space="preserve"> </w:t>
+      </w:r>
+      <w:r>
+        <w:t xml:space="preserve">This </w:t>
+      </w:r>
+      <w:r>
+        <w:t>does</w:t>
+      </w:r>
+      <w:r>
+        <w:t xml:space="preserve"> not</w:t>
+      </w:r>
+      <w:r>
+        <w:t xml:space="preserve"> count as</w:t>
+      </w:r>
+      <w:r>
+        <w:t xml:space="preserve"> an action. Once the last card is bought this way from the </w:t>
+      </w:r>
+      <w:r>
+        <w:rPr>
+          <w:i/>
+          <w:iCs/>
+        </w:rPr>
+        <w:t>Morland's Shop</w:t>
+      </w:r>
+      <w:r>
+        <w:rPr>
+          <w:i/>
+          <w:iCs/>
+        </w:rPr>
+        <w:t xml:space="preserve"> </w:t>
+      </w:r>
+      <w:r>
+        <w:t>deck</w:t>
+      </w:r>
+      <w:r>
+        <w:t>,</w:t>
+      </w:r>
+      <w:r>
+        <w:rPr>
+          <w:noProof/>
+        </w:rPr>
+        <w:t xml:space="preserve"> </w:t>
+      </w:r>
+      <w:r>
+        <w:t>this</w:t>
+      </w:r>
+      <w:r>
+        <w:t xml:space="preserve"> event becomes inactive.</w:t>
+      </w:r>
+      <w:r>
+        <w:t xml:space="preserve"> </w:t>
+      </w:r>
+      <w:r>
+        <w:t>R</w:t>
+      </w:r>
+      <w:r>
+        <w:t xml:space="preserve">etrieve the </w:t>
+      </w:r>
+      <w:r>
+        <w:rPr>
+          <w:i/>
+          <w:iCs/>
+        </w:rPr>
+        <w:t>Oriflamme's Auction House</w:t>
+      </w:r>
+      <w:r>
+        <w:rPr>
+          <w:i/>
+          <w:iCs/>
+        </w:rPr>
+        <w:t xml:space="preserve"> </w:t>
+      </w:r>
+      <w:r>
+        <w:t>deck</w:t>
+      </w:r>
+      <w:r>
+        <w:t xml:space="preserve"> and place in the same place. It will become </w:t>
+      </w:r>
+      <w:r>
+        <w:t>active next round so skip the following event.</w:t>
+      </w:r>
+    </w:p>
+    <w:p>
+      <w:pPr>
+        <w:pStyle w:val="ListParagraph"/>
+        <w:numPr>
+          <w:ilvl w:val="0"/>
+          <w:numId w:val="3"/>
+        </w:numPr>
+      </w:pPr>
+      <w:r>
+        <w:rPr>
+          <w:noProof/>
+        </w:rPr>
+        <w:drawing>
+          <wp:anchor distT="0" distB="0" distL="114300" distR="114300" simplePos="0" relativeHeight="251693056" behindDoc="1" locked="0" layoutInCell="1" allowOverlap="1" wp14:anchorId="6E6DCA96" wp14:editId="46FFFE1A">
+            <wp:simplePos x="0" y="0"/>
+            <wp:positionH relativeFrom="margin">
+              <wp:align>right</wp:align>
+            </wp:positionH>
+            <wp:positionV relativeFrom="paragraph">
+              <wp:posOffset>33020</wp:posOffset>
+            </wp:positionV>
+            <wp:extent cx="365760" cy="365760"/>
+            <wp:effectExtent l="0" t="0" r="0" b="0"/>
+            <wp:wrapTight wrapText="bothSides">
+              <wp:wrapPolygon edited="0">
+                <wp:start x="0" y="0"/>
+                <wp:lineTo x="0" y="20250"/>
+                <wp:lineTo x="20250" y="20250"/>
+                <wp:lineTo x="20250" y="0"/>
+                <wp:lineTo x="0" y="0"/>
+              </wp:wrapPolygon>
+            </wp:wrapTight>
+            <wp:docPr id="915337810" name="Picture 1"/>
+            <wp:cNvGraphicFramePr>
+              <a:graphicFrameLocks xmlns:a="http://schemas.openxmlformats.org/drawingml/2006/main" noChangeAspect="1"/>
+            </wp:cNvGraphicFramePr>
+            <a:graphic xmlns:a="http://schemas.openxmlformats.org/drawingml/2006/main">
+              <a:graphicData uri="http://schemas.openxmlformats.org/drawingml/2006/picture">
+                <pic:pic xmlns:pic="http://schemas.openxmlformats.org/drawingml/2006/picture">
+                  <pic:nvPicPr>
+                    <pic:cNvPr id="126591472" name="Picture 1"/>
+                    <pic:cNvPicPr/>
+                  </pic:nvPicPr>
+                  <pic:blipFill>
+                    <a:blip r:embed="rId9" cstate="print">
+                      <a:extLst>
+                        <a:ext uri="{28A0092B-C50C-407E-A947-70E740481C1C}">
+                          <a14:useLocalDpi xmlns:a14="http://schemas.microsoft.com/office/drawing/2010/main" val="0"/>
+                        </a:ext>
+                      </a:extLst>
+                    </a:blip>
+                    <a:stretch>
+                      <a:fillRect/>
+                    </a:stretch>
+                  </pic:blipFill>
+                  <pic:spPr>
+                    <a:xfrm>
+                      <a:off x="0" y="0"/>
+                      <a:ext cx="365760" cy="365760"/>
+                    </a:xfrm>
+                    <a:prstGeom prst="rect">
+                      <a:avLst/>
+                    </a:prstGeom>
+                  </pic:spPr>
+                </pic:pic>
+              </a:graphicData>
+            </a:graphic>
+            <wp14:sizeRelH relativeFrom="page">
+              <wp14:pctWidth>0</wp14:pctWidth>
+            </wp14:sizeRelH>
+            <wp14:sizeRelV relativeFrom="page">
+              <wp14:pctHeight>0</wp14:pctHeight>
+            </wp14:sizeRelV>
+          </wp:anchor>
+        </w:drawing>
+      </w:r>
+      <w:r>
+        <w:t xml:space="preserve">Assuming </w:t>
+      </w:r>
+      <w:r>
+        <w:rPr>
+          <w:i/>
+          <w:iCs/>
+        </w:rPr>
+        <w:t>Oriflamme's Auction House</w:t>
+      </w:r>
+      <w:r>
+        <w:rPr>
+          <w:i/>
+          <w:iCs/>
+        </w:rPr>
+        <w:t xml:space="preserve"> </w:t>
+      </w:r>
+      <w:r>
+        <w:t>deck</w:t>
+      </w:r>
+      <w:r>
+        <w:t xml:space="preserve"> is active, reveal a card</w:t>
+      </w:r>
+      <w:r>
+        <w:t xml:space="preserve"> from it</w:t>
+      </w:r>
+      <w:r>
+        <w:t>.</w:t>
+      </w:r>
+      <w:r>
+        <w:t xml:space="preserve"> A public auction for this card is now open. Players can either place increasing bids or pass. Once they pass, they can no longer bid. The</w:t>
+      </w:r>
+      <w:r>
+        <w:t xml:space="preserve"> bids or passes start from the</w:t>
+      </w:r>
+      <w:r>
+        <w:t xml:space="preserve"> poorest player</w:t>
+      </w:r>
+      <w:r>
+        <w:t>.</w:t>
+      </w:r>
+      <w:r>
+        <w:t xml:space="preserve"> </w:t>
+      </w:r>
+      <w:r>
+        <w:t>T</w:t>
+      </w:r>
+      <w:r>
+        <w:t xml:space="preserve">he opening bid </w:t>
+      </w:r>
+      <w:r>
+        <w:t xml:space="preserve">must be </w:t>
+      </w:r>
+      <w:r>
+        <w:t>at least 1 fund. The last player to stay in the auction obtains the card.</w:t>
+      </w:r>
+      <w:r>
+        <w:t xml:space="preserve"> If all players passed immediately, discard the card.</w:t>
+      </w:r>
+    </w:p>
+    <w:p>
+      <w:r>
+        <w:t>During each round, players take turns in the</w:t>
+      </w:r>
+      <w:r>
+        <w:t xml:space="preserve"> clockwise</w:t>
+      </w:r>
+      <w:r>
+        <w:t xml:space="preserve"> order</w:t>
+      </w:r>
+      <w:r>
+        <w:t xml:space="preserve"> starting from the player with the first player token</w:t>
       </w:r>
       <w:r>
         <w:rPr>
           <w:b/>
           <w:bCs/>
         </w:rPr>
-        <w:t>aspect</w:t>
-      </w:r>
-      <w:r>
-        <w:t xml:space="preserve"> to gain the amount of funds specified on the right of the aspect.</w:t>
-      </w:r>
-      <w:r>
-        <w:rPr>
-          <w:noProof/>
+        <w:t>.</w:t>
+      </w:r>
+      <w:r>
+        <w:rPr>
+          <w:b/>
+          <w:bCs/>
         </w:rPr>
         <w:t xml:space="preserve"> </w:t>
       </w:r>
       <w:r>
-        <w:t>This does not count as an action.</w:t>
-      </w:r>
-    </w:p>
-    <w:p>
-      <w:pPr>
-        <w:pStyle w:val="Heading2"/>
-      </w:pPr>
-      <w:r>
-        <w:t>Aspects</w:t>
-      </w:r>
-    </w:p>
-    <w:p>
-      <w:r>
-        <w:t>C</w:t>
-      </w:r>
-      <w:r>
-        <w:t xml:space="preserve">ards </w:t>
-      </w:r>
-      <w:r>
-        <w:t>usually</w:t>
-      </w:r>
-      <w:r>
-        <w:t xml:space="preserve"> have aspects</w:t>
-      </w:r>
-      <w:r>
-        <w:t xml:space="preserve"> that signify their origin or how are they are used.</w:t>
+        <w:rPr>
+          <w:b/>
+          <w:bCs/>
+        </w:rPr>
+        <w:t>E</w:t>
+      </w:r>
+      <w:r>
+        <w:rPr>
+          <w:b/>
+          <w:bCs/>
+        </w:rPr>
+        <w:t>ach player will take 3 turns</w:t>
+      </w:r>
+      <w:r>
+        <w:t>.</w:t>
+      </w:r>
+      <w:r>
+        <w:t xml:space="preserve"> If a player does not want to take an action, they can forfeit the</w:t>
+      </w:r>
+      <w:r>
+        <w:t>ir</w:t>
+      </w:r>
+      <w:r>
+        <w:t xml:space="preserve"> turn and the following player takes their turn.</w:t>
+      </w:r>
+      <w:r>
+        <w:t xml:space="preserve"> During their turn, </w:t>
+      </w:r>
+      <w:r>
+        <w:t xml:space="preserve">a </w:t>
+      </w:r>
+      <w:r>
+        <w:t>player can perform</w:t>
+      </w:r>
+      <w:r>
+        <w:t xml:space="preserve"> exactly</w:t>
+      </w:r>
+      <w:r>
+        <w:t xml:space="preserve"> one action.</w:t>
+      </w:r>
+      <w:r>
+        <w:t xml:space="preserve"> There are 4 types of actions:</w:t>
       </w:r>
     </w:p>
     <w:tbl>
@@ -4447,21 +4305,18 @@
           <w:insideH w:val="none" w:sz="0" w:space="0" w:color="auto"/>
           <w:insideV w:val="none" w:sz="0" w:space="0" w:color="auto"/>
         </w:tblBorders>
-        <w:tblLook w:val="04A0" w:firstRow="1" w:lastRow="0" w:firstColumn="1" w:lastColumn="0" w:noHBand="0" w:noVBand="1"/>
+        <w:tblLook w:val="0480" w:firstRow="0" w:lastRow="0" w:firstColumn="1" w:lastColumn="0" w:noHBand="0" w:noVBand="1"/>
       </w:tblPr>
       <w:tblGrid>
-        <w:gridCol w:w="1422"/>
-        <w:gridCol w:w="936"/>
-        <w:gridCol w:w="7048"/>
+        <w:gridCol w:w="2425"/>
+        <w:gridCol w:w="2406"/>
+        <w:gridCol w:w="2406"/>
+        <w:gridCol w:w="2169"/>
       </w:tblGrid>
       <w:tr>
-        <w:trPr>
-          <w:trHeight w:val="893"/>
-        </w:trPr>
         <w:tc>
           <w:tcPr>
-            <w:tcW w:w="0" w:type="auto"/>
-            <w:vAlign w:val="center"/>
+            <w:tcW w:w="2425" w:type="dxa"/>
           </w:tcPr>
           <w:p>
             <w:pPr>
@@ -4469,38 +4324,115 @@
               <w:rPr>
                 <w:b/>
                 <w:bCs/>
+                <w:sz w:val="28"/>
+                <w:szCs w:val="28"/>
               </w:rPr>
             </w:pPr>
             <w:r>
               <w:rPr>
                 <w:b/>
                 <w:bCs/>
-              </w:rPr>
-              <w:t>Auction</w:t>
+                <w:sz w:val="28"/>
+                <w:szCs w:val="28"/>
+              </w:rPr>
+              <w:t>Dream</w:t>
             </w:r>
           </w:p>
         </w:tc>
         <w:tc>
           <w:tcPr>
-            <w:tcW w:w="0" w:type="auto"/>
-            <w:vAlign w:val="center"/>
+            <w:tcW w:w="2406" w:type="dxa"/>
           </w:tcPr>
           <w:p>
             <w:pPr>
               <w:jc w:val="center"/>
               <w:rPr>
+                <w:b/>
+                <w:bCs/>
+                <w:sz w:val="28"/>
+                <w:szCs w:val="28"/>
+              </w:rPr>
+            </w:pPr>
+            <w:r>
+              <w:rPr>
+                <w:b/>
+                <w:bCs/>
+                <w:sz w:val="28"/>
+                <w:szCs w:val="28"/>
+              </w:rPr>
+              <w:t>Study</w:t>
+            </w:r>
+          </w:p>
+        </w:tc>
+        <w:tc>
+          <w:tcPr>
+            <w:tcW w:w="2406" w:type="dxa"/>
+          </w:tcPr>
+          <w:p>
+            <w:pPr>
+              <w:jc w:val="center"/>
+              <w:rPr>
+                <w:b/>
+                <w:bCs/>
+                <w:sz w:val="28"/>
+                <w:szCs w:val="28"/>
+              </w:rPr>
+            </w:pPr>
+            <w:r>
+              <w:rPr>
+                <w:b/>
+                <w:bCs/>
+                <w:sz w:val="28"/>
+                <w:szCs w:val="28"/>
+              </w:rPr>
+              <w:t>Work</w:t>
+            </w:r>
+          </w:p>
+        </w:tc>
+        <w:tc>
+          <w:tcPr>
+            <w:tcW w:w="2169" w:type="dxa"/>
+          </w:tcPr>
+          <w:p>
+            <w:pPr>
+              <w:jc w:val="center"/>
+              <w:rPr>
+                <w:b/>
+                <w:bCs/>
+                <w:sz w:val="28"/>
+                <w:szCs w:val="28"/>
+              </w:rPr>
+            </w:pPr>
+            <w:r>
+              <w:rPr>
+                <w:b/>
+                <w:bCs/>
+                <w:sz w:val="28"/>
+                <w:szCs w:val="28"/>
+              </w:rPr>
+              <w:t>Talk</w:t>
+            </w:r>
+          </w:p>
+        </w:tc>
+      </w:tr>
+      <w:tr>
+        <w:tc>
+          <w:tcPr>
+            <w:tcW w:w="2425" w:type="dxa"/>
+          </w:tcPr>
+          <w:p>
+            <w:pPr>
+              <w:jc w:val="center"/>
+            </w:pPr>
+            <w:r>
+              <w:rPr>
                 <w:noProof/>
               </w:rPr>
-            </w:pPr>
-            <w:r>
-              <w:rPr>
-                <w:noProof/>
-              </w:rPr>
               <w:drawing>
-                <wp:inline distT="0" distB="0" distL="0" distR="0" wp14:anchorId="2F8BE3C0" wp14:editId="24AD14B8">
+                <wp:inline distT="0" distB="0" distL="0" distR="0" wp14:anchorId="2362778C" wp14:editId="4FBBE696">
                   <wp:extent cx="457200" cy="457200"/>
                   <wp:effectExtent l="0" t="0" r="0" b="0"/>
-                  <wp:docPr id="42055881" name="Picture 2"/>
+                  <wp:docPr id="239444115" name="Picture 1"/>
                   <wp:cNvGraphicFramePr>
                     <a:graphicFrameLocks xmlns:a="http://schemas.openxmlformats.org/drawingml/2006/main" noChangeAspect="1"/>
                   </wp:cNvGraphicFramePr>
@@ -4508,7 +4440,119 @@
                     <a:graphicData uri="http://schemas.openxmlformats.org/drawingml/2006/picture">
                       <pic:pic xmlns:pic="http://schemas.openxmlformats.org/drawingml/2006/picture">
                         <pic:nvPicPr>
-                          <pic:cNvPr id="42055881" name="Picture 2"/>
+                          <pic:cNvPr id="239444115" name="Picture 1"/>
+                          <pic:cNvPicPr/>
+                        </pic:nvPicPr>
+                        <pic:blipFill>
+                          <a:blip r:embed="rId27">
+                            <a:extLst>
+                              <a:ext uri="{28A0092B-C50C-407E-A947-70E740481C1C}">
+                                <a14:useLocalDpi xmlns:a14="http://schemas.microsoft.com/office/drawing/2010/main" val="0"/>
+                              </a:ext>
+                            </a:extLst>
+                          </a:blip>
+                          <a:stretch>
+                            <a:fillRect/>
+                          </a:stretch>
+                        </pic:blipFill>
+                        <pic:spPr>
+                          <a:xfrm>
+                            <a:off x="0" y="0"/>
+                            <a:ext cx="457200" cy="457200"/>
+                          </a:xfrm>
+                          <a:prstGeom prst="rect">
+                            <a:avLst/>
+                          </a:prstGeom>
+                        </pic:spPr>
+                      </pic:pic>
+                    </a:graphicData>
+                  </a:graphic>
+                </wp:inline>
+              </w:drawing>
+            </w:r>
+          </w:p>
+        </w:tc>
+        <w:tc>
+          <w:tcPr>
+            <w:tcW w:w="2406" w:type="dxa"/>
+          </w:tcPr>
+          <w:p>
+            <w:pPr>
+              <w:jc w:val="center"/>
+            </w:pPr>
+            <w:r>
+              <w:rPr>
+                <w:noProof/>
+              </w:rPr>
+              <w:drawing>
+                <wp:inline distT="0" distB="0" distL="0" distR="0" wp14:anchorId="3B7F20F4" wp14:editId="248893DC">
+                  <wp:extent cx="457200" cy="457200"/>
+                  <wp:effectExtent l="0" t="0" r="0" b="0"/>
+                  <wp:docPr id="741259850" name="Picture 2"/>
+                  <wp:cNvGraphicFramePr>
+                    <a:graphicFrameLocks xmlns:a="http://schemas.openxmlformats.org/drawingml/2006/main" noChangeAspect="1"/>
+                  </wp:cNvGraphicFramePr>
+                  <a:graphic xmlns:a="http://schemas.openxmlformats.org/drawingml/2006/main">
+                    <a:graphicData uri="http://schemas.openxmlformats.org/drawingml/2006/picture">
+                      <pic:pic xmlns:pic="http://schemas.openxmlformats.org/drawingml/2006/picture">
+                        <pic:nvPicPr>
+                          <pic:cNvPr id="741259850" name="Picture 2"/>
+                          <pic:cNvPicPr/>
+                        </pic:nvPicPr>
+                        <pic:blipFill>
+                          <a:blip r:embed="rId28">
+                            <a:extLst>
+                              <a:ext uri="{28A0092B-C50C-407E-A947-70E740481C1C}">
+                                <a14:useLocalDpi xmlns:a14="http://schemas.microsoft.com/office/drawing/2010/main" val="0"/>
+                              </a:ext>
+                            </a:extLst>
+                          </a:blip>
+                          <a:stretch>
+                            <a:fillRect/>
+                          </a:stretch>
+                        </pic:blipFill>
+                        <pic:spPr>
+                          <a:xfrm>
+                            <a:off x="0" y="0"/>
+                            <a:ext cx="457200" cy="457200"/>
+                          </a:xfrm>
+                          <a:prstGeom prst="rect">
+                            <a:avLst/>
+                          </a:prstGeom>
+                        </pic:spPr>
+                      </pic:pic>
+                    </a:graphicData>
+                  </a:graphic>
+                </wp:inline>
+              </w:drawing>
+            </w:r>
+          </w:p>
+        </w:tc>
+        <w:tc>
+          <w:tcPr>
+            <w:tcW w:w="2406" w:type="dxa"/>
+          </w:tcPr>
+          <w:p>
+            <w:pPr>
+              <w:jc w:val="center"/>
+            </w:pPr>
+            <w:r>
+              <w:rPr>
+                <w:noProof/>
+              </w:rPr>
+              <w:drawing>
+                <wp:inline distT="0" distB="0" distL="0" distR="0" wp14:anchorId="44B7716A" wp14:editId="7777EF71">
+                  <wp:extent cx="457200" cy="457200"/>
+                  <wp:effectExtent l="0" t="0" r="0" b="0"/>
+                  <wp:docPr id="2050236475" name="Picture 3"/>
+                  <wp:cNvGraphicFramePr>
+                    <a:graphicFrameLocks xmlns:a="http://schemas.openxmlformats.org/drawingml/2006/main" noChangeAspect="1"/>
+                  </wp:cNvGraphicFramePr>
+                  <a:graphic xmlns:a="http://schemas.openxmlformats.org/drawingml/2006/main">
+                    <a:graphicData uri="http://schemas.openxmlformats.org/drawingml/2006/picture">
+                      <pic:pic xmlns:pic="http://schemas.openxmlformats.org/drawingml/2006/picture">
+                        <pic:nvPicPr>
+                          <pic:cNvPr id="2050236475" name="Picture 3"/>
                           <pic:cNvPicPr/>
                         </pic:nvPicPr>
                         <pic:blipFill>
@@ -4542,83 +4586,24 @@
         </w:tc>
         <w:tc>
           <w:tcPr>
-            <w:tcW w:w="0" w:type="auto"/>
-            <w:vAlign w:val="center"/>
-          </w:tcPr>
-          <w:p>
-            <w:r>
-              <w:t xml:space="preserve">These cards can be sold to </w:t>
-            </w:r>
-            <w:r>
-              <w:rPr>
-                <w:i/>
-                <w:iCs/>
-              </w:rPr>
-              <w:t>Oriflamme's Auction House</w:t>
-            </w:r>
-            <w:r>
-              <w:rPr>
-                <w:i/>
-                <w:iCs/>
-              </w:rPr>
-              <w:t xml:space="preserve">. </w:t>
-            </w:r>
-            <w:r>
-              <w:t>Sometimes for a hefty profit.</w:t>
-            </w:r>
-            <w:r>
-              <w:t xml:space="preserve"> </w:t>
-            </w:r>
-          </w:p>
-        </w:tc>
-      </w:tr>
-      <w:tr>
-        <w:trPr>
-          <w:trHeight w:val="893"/>
-        </w:trPr>
-        <w:tc>
-          <w:tcPr>
-            <w:tcW w:w="0" w:type="auto"/>
-            <w:vAlign w:val="center"/>
+            <w:tcW w:w="2169" w:type="dxa"/>
           </w:tcPr>
           <w:p>
             <w:pPr>
               <w:jc w:val="center"/>
               <w:rPr>
-                <w:b/>
-                <w:bCs/>
+                <w:noProof/>
               </w:rPr>
             </w:pPr>
             <w:r>
               <w:rPr>
-                <w:b/>
-                <w:bCs/>
-              </w:rPr>
-              <w:t>Auction House</w:t>
-            </w:r>
-          </w:p>
-        </w:tc>
-        <w:tc>
-          <w:tcPr>
-            <w:tcW w:w="0" w:type="auto"/>
-            <w:vAlign w:val="center"/>
-          </w:tcPr>
-          <w:p>
-            <w:pPr>
-              <w:jc w:val="center"/>
-              <w:rPr>
                 <w:noProof/>
               </w:rPr>
-            </w:pPr>
-            <w:r>
-              <w:rPr>
-                <w:noProof/>
-              </w:rPr>
               <w:drawing>
-                <wp:inline distT="0" distB="0" distL="0" distR="0" wp14:anchorId="1F0093C3" wp14:editId="26F1717B">
+                <wp:inline distT="0" distB="0" distL="0" distR="0" wp14:anchorId="3A8FE3B4" wp14:editId="03CCCCD6">
                   <wp:extent cx="457200" cy="457200"/>
                   <wp:effectExtent l="0" t="0" r="0" b="0"/>
-                  <wp:docPr id="912565346" name="Picture 2"/>
+                  <wp:docPr id="1961183693" name="Picture 3"/>
                   <wp:cNvGraphicFramePr>
                     <a:graphicFrameLocks xmlns:a="http://schemas.openxmlformats.org/drawingml/2006/main" noChangeAspect="1"/>
                   </wp:cNvGraphicFramePr>
@@ -4626,135 +4611,7 @@
                     <a:graphicData uri="http://schemas.openxmlformats.org/drawingml/2006/picture">
                       <pic:pic xmlns:pic="http://schemas.openxmlformats.org/drawingml/2006/picture">
                         <pic:nvPicPr>
-                          <pic:cNvPr id="912565346" name="Picture 2"/>
-                          <pic:cNvPicPr/>
-                        </pic:nvPicPr>
-                        <pic:blipFill>
-                          <a:blip r:embed="rId9" cstate="print">
-                            <a:extLst>
-                              <a:ext uri="{28A0092B-C50C-407E-A947-70E740481C1C}">
-                                <a14:useLocalDpi xmlns:a14="http://schemas.microsoft.com/office/drawing/2010/main" val="0"/>
-                              </a:ext>
-                            </a:extLst>
-                          </a:blip>
-                          <a:stretch>
-                            <a:fillRect/>
-                          </a:stretch>
-                        </pic:blipFill>
-                        <pic:spPr>
-                          <a:xfrm>
-                            <a:off x="0" y="0"/>
-                            <a:ext cx="457200" cy="457200"/>
-                          </a:xfrm>
-                          <a:prstGeom prst="rect">
-                            <a:avLst/>
-                          </a:prstGeom>
-                        </pic:spPr>
-                      </pic:pic>
-                    </a:graphicData>
-                  </a:graphic>
-                </wp:inline>
-              </w:drawing>
-            </w:r>
-          </w:p>
-        </w:tc>
-        <w:tc>
-          <w:tcPr>
-            <w:tcW w:w="0" w:type="auto"/>
-            <w:vAlign w:val="center"/>
-          </w:tcPr>
-          <w:p>
-            <w:r>
-              <w:t xml:space="preserve">This card is from </w:t>
-            </w:r>
-            <w:r>
-              <w:rPr>
-                <w:i/>
-                <w:iCs/>
-              </w:rPr>
-              <w:t>Oriflamme's Auction House</w:t>
-            </w:r>
-            <w:r>
-              <w:rPr>
-                <w:i/>
-                <w:iCs/>
-              </w:rPr>
-              <w:t xml:space="preserve"> </w:t>
-            </w:r>
-            <w:r>
-              <w:t>deck</w:t>
-            </w:r>
-            <w:r>
-              <w:t xml:space="preserve">. The auction house deck becomes active once </w:t>
-            </w:r>
-            <w:r>
-              <w:rPr>
-                <w:i/>
-                <w:iCs/>
-              </w:rPr>
-              <w:t>Morland's Shop</w:t>
-            </w:r>
-            <w:r>
-              <w:t xml:space="preserve"> deck is exhausted. These cards are auctioned among players.</w:t>
-            </w:r>
-          </w:p>
-        </w:tc>
-      </w:tr>
-      <w:tr>
-        <w:trPr>
-          <w:trHeight w:val="893"/>
-        </w:trPr>
-        <w:tc>
-          <w:tcPr>
-            <w:tcW w:w="0" w:type="auto"/>
-            <w:vAlign w:val="center"/>
-          </w:tcPr>
-          <w:p>
-            <w:pPr>
-              <w:jc w:val="center"/>
-              <w:rPr>
-                <w:b/>
-                <w:bCs/>
-              </w:rPr>
-            </w:pPr>
-            <w:r>
-              <w:rPr>
-                <w:b/>
-                <w:bCs/>
-              </w:rPr>
-              <w:t>Book</w:t>
-            </w:r>
-          </w:p>
-        </w:tc>
-        <w:tc>
-          <w:tcPr>
-            <w:tcW w:w="0" w:type="auto"/>
-            <w:vAlign w:val="center"/>
-          </w:tcPr>
-          <w:p>
-            <w:pPr>
-              <w:jc w:val="center"/>
-              <w:rPr>
-                <w:noProof/>
-              </w:rPr>
-            </w:pPr>
-            <w:r>
-              <w:rPr>
-                <w:noProof/>
-              </w:rPr>
-              <w:drawing>
-                <wp:inline distT="0" distB="0" distL="0" distR="0" wp14:anchorId="2735CF7B" wp14:editId="566578D3">
-                  <wp:extent cx="457200" cy="457200"/>
-                  <wp:effectExtent l="0" t="0" r="0" b="0"/>
-                  <wp:docPr id="854997654" name="Picture 2"/>
-                  <wp:cNvGraphicFramePr>
-                    <a:graphicFrameLocks xmlns:a="http://schemas.openxmlformats.org/drawingml/2006/main" noChangeAspect="1"/>
-                  </wp:cNvGraphicFramePr>
-                  <a:graphic xmlns:a="http://schemas.openxmlformats.org/drawingml/2006/main">
-                    <a:graphicData uri="http://schemas.openxmlformats.org/drawingml/2006/picture">
-                      <pic:pic xmlns:pic="http://schemas.openxmlformats.org/drawingml/2006/picture">
-                        <pic:nvPicPr>
-                          <pic:cNvPr id="854997654" name="Picture 2"/>
+                          <pic:cNvPr id="1961183693" name="Picture 3"/>
                           <pic:cNvPicPr/>
                         </pic:nvPicPr>
                         <pic:blipFill>
@@ -4786,18 +4643,416 @@
             </w:r>
           </w:p>
         </w:tc>
-        <w:tc>
-          <w:tcPr>
-            <w:tcW w:w="0" w:type="auto"/>
-            <w:vAlign w:val="center"/>
-          </w:tcPr>
-          <w:p>
-            <w:r>
-              <w:t>Books are valuable commodities that can be studied to obtain occult Lore.</w:t>
-            </w:r>
-          </w:p>
-        </w:tc>
       </w:tr>
+    </w:tbl>
+    <w:p/>
+    <w:p>
+      <w:r>
+        <w:t xml:space="preserve">The action type is displayed next to a verb in the card description and also in the top right corner of the card. </w:t>
+      </w:r>
+      <w:r>
+        <w:t>Each action in a round must be of a unique type.</w:t>
+      </w:r>
+      <w:r>
+        <w:t xml:space="preserve"> For example, player can spend their turn playing a </w:t>
+      </w:r>
+      <w:r>
+        <w:rPr>
+          <w:i/>
+          <w:iCs/>
+        </w:rPr>
+        <w:t>Dream</w:t>
+      </w:r>
+      <w:r>
+        <w:t xml:space="preserve"> action, </w:t>
+      </w:r>
+      <w:r>
+        <w:rPr>
+          <w:i/>
+          <w:iCs/>
+        </w:rPr>
+        <w:t>Work</w:t>
+      </w:r>
+      <w:r>
+        <w:t xml:space="preserve"> action and </w:t>
+      </w:r>
+      <w:r>
+        <w:rPr>
+          <w:i/>
+          <w:iCs/>
+        </w:rPr>
+        <w:t>Talk</w:t>
+      </w:r>
+      <w:r>
+        <w:t xml:space="preserve"> action. They could not perform </w:t>
+      </w:r>
+      <w:r>
+        <w:rPr>
+          <w:i/>
+          <w:iCs/>
+        </w:rPr>
+        <w:t>Study</w:t>
+      </w:r>
+      <w:r>
+        <w:t xml:space="preserve"> action because they are out of turns. They also could not perform two </w:t>
+      </w:r>
+      <w:r>
+        <w:rPr>
+          <w:i/>
+          <w:iCs/>
+        </w:rPr>
+        <w:t>Talk</w:t>
+      </w:r>
+      <w:r>
+        <w:t xml:space="preserve"> actions in the same round.</w:t>
+      </w:r>
+    </w:p>
+    <w:p>
+      <w:r>
+        <w:lastRenderedPageBreak/>
+        <w:t xml:space="preserve">There is also an option of </w:t>
+      </w:r>
+      <w:r>
+        <w:rPr>
+          <w:b/>
+          <w:bCs/>
+        </w:rPr>
+        <w:t>double-action round</w:t>
+      </w:r>
+      <w:r>
+        <w:t xml:space="preserve"> where player can perform two actions of the same type at the cost of their third action. For example, after player studies a book, for their second action they can declare double study round and they can perform another </w:t>
+      </w:r>
+      <w:r>
+        <w:rPr>
+          <w:i/>
+          <w:iCs/>
+        </w:rPr>
+        <w:t>Study</w:t>
+      </w:r>
+      <w:r>
+        <w:t xml:space="preserve"> action as their final action of the round.</w:t>
+      </w:r>
+    </w:p>
+    <w:p>
+      <w:pPr>
+        <w:pStyle w:val="Heading4"/>
+      </w:pPr>
+      <w:r>
+        <w:t>End of round</w:t>
+      </w:r>
+    </w:p>
+    <w:p>
+      <w:r>
+        <w:t>At the end of the round following actions take place:</w:t>
+      </w:r>
+    </w:p>
+    <w:p>
+      <w:pPr>
+        <w:pStyle w:val="ListParagraph"/>
+        <w:numPr>
+          <w:ilvl w:val="0"/>
+          <w:numId w:val="4"/>
+        </w:numPr>
+      </w:pPr>
+      <w:r>
+        <w:t xml:space="preserve">The effect of the current </w:t>
+      </w:r>
+      <w:r>
+        <w:rPr>
+          <w:i/>
+          <w:iCs/>
+        </w:rPr>
+        <w:t>Season</w:t>
+      </w:r>
+      <w:r>
+        <w:t xml:space="preserve"> card is evaluated</w:t>
+      </w:r>
+      <w:r>
+        <w:t>.</w:t>
+      </w:r>
+      <w:r>
+        <w:t xml:space="preserve"> </w:t>
+      </w:r>
+      <w:r>
+        <w:t>P</w:t>
+      </w:r>
+      <w:r>
+        <w:t>lace</w:t>
+      </w:r>
+      <w:r>
+        <w:t xml:space="preserve"> it</w:t>
+      </w:r>
+      <w:r>
+        <w:t xml:space="preserve"> in the dedicated season discard pile. Then the face up card on the season deck is placed below the deck and it will be the next round</w:t>
+      </w:r>
+      <w:r>
+        <w:t>’s</w:t>
+      </w:r>
+      <w:r>
+        <w:t xml:space="preserve"> seasonal effect. Finally, reveal the next season card from the deck and put it face up on</w:t>
+      </w:r>
+      <w:r>
+        <w:t xml:space="preserve"> top of</w:t>
+      </w:r>
+      <w:r>
+        <w:t xml:space="preserve"> the deck. This card will be the future round seasonal effect. If the season deck is empty, shuffle season discard pile and it becomes the new season deck.</w:t>
+      </w:r>
+    </w:p>
+    <w:p>
+      <w:pPr>
+        <w:pStyle w:val="ListParagraph"/>
+        <w:numPr>
+          <w:ilvl w:val="0"/>
+          <w:numId w:val="4"/>
+        </w:numPr>
+      </w:pPr>
+      <w:r>
+        <w:t xml:space="preserve">The effect of </w:t>
+      </w:r>
+      <w:r>
+        <w:rPr>
+          <w:b/>
+          <w:bCs/>
+        </w:rPr>
+        <w:t>Time Passes</w:t>
+      </w:r>
+      <w:r>
+        <w:t xml:space="preserve"> card is evaluated</w:t>
+      </w:r>
+    </w:p>
+    <w:p>
+      <w:pPr>
+        <w:pStyle w:val="ListParagraph"/>
+        <w:numPr>
+          <w:ilvl w:val="0"/>
+          <w:numId w:val="4"/>
+        </w:numPr>
+      </w:pPr>
+      <w:r>
+        <w:t xml:space="preserve">Players remove one </w:t>
+      </w:r>
+      <w:r>
+        <w:rPr>
+          <w:i/>
+          <w:iCs/>
+        </w:rPr>
+        <w:t>Time</w:t>
+      </w:r>
+      <w:r>
+        <w:t xml:space="preserve"> token from each of their temporary card. If it was the last </w:t>
+      </w:r>
+      <w:r>
+        <w:t>T</w:t>
+      </w:r>
+      <w:r>
+        <w:t>ime token on the card</w:t>
+      </w:r>
+      <w:r>
+        <w:t xml:space="preserve">, it is discarded. If the discarded card says that it </w:t>
+      </w:r>
+      <w:r>
+        <w:rPr>
+          <w:i/>
+          <w:iCs/>
+        </w:rPr>
+        <w:t>decays</w:t>
+      </w:r>
+      <w:r>
+        <w:t xml:space="preserve"> to another card, player must obtain that card and load it up with time tokens indicated by </w:t>
+      </w:r>
+      <w:r>
+        <w:rPr>
+          <w:i/>
+          <w:iCs/>
+        </w:rPr>
+        <w:t>Temporary</w:t>
+      </w:r>
+      <w:r>
+        <w:t xml:space="preserve"> aspect.</w:t>
+      </w:r>
+    </w:p>
+    <w:p>
+      <w:pPr>
+        <w:pStyle w:val="ListParagraph"/>
+        <w:numPr>
+          <w:ilvl w:val="0"/>
+          <w:numId w:val="4"/>
+        </w:numPr>
+      </w:pPr>
+      <w:r>
+        <w:t>All tapped cards are un-tapped</w:t>
+      </w:r>
+    </w:p>
+    <w:p>
+      <w:pPr>
+        <w:pStyle w:val="ListParagraph"/>
+        <w:numPr>
+          <w:ilvl w:val="0"/>
+          <w:numId w:val="4"/>
+        </w:numPr>
+      </w:pPr>
+      <w:r>
+        <w:t>First player token pass</w:t>
+      </w:r>
+      <w:r>
+        <w:t>es</w:t>
+      </w:r>
+      <w:r>
+        <w:t xml:space="preserve"> clockwise to the next player</w:t>
+      </w:r>
+    </w:p>
+    <w:p>
+      <w:r>
+        <w:rPr>
+          <w:noProof/>
+        </w:rPr>
+        <w:drawing>
+          <wp:anchor distT="0" distB="0" distL="114300" distR="114300" simplePos="0" relativeHeight="251674624" behindDoc="1" locked="0" layoutInCell="1" allowOverlap="1" wp14:anchorId="23F8BBA2" wp14:editId="1506F55F">
+            <wp:simplePos x="0" y="0"/>
+            <wp:positionH relativeFrom="margin">
+              <wp:align>right</wp:align>
+            </wp:positionH>
+            <wp:positionV relativeFrom="paragraph">
+              <wp:posOffset>5715</wp:posOffset>
+            </wp:positionV>
+            <wp:extent cx="365760" cy="365760"/>
+            <wp:effectExtent l="0" t="0" r="0" b="0"/>
+            <wp:wrapTight wrapText="bothSides">
+              <wp:wrapPolygon edited="0">
+                <wp:start x="0" y="0"/>
+                <wp:lineTo x="0" y="20250"/>
+                <wp:lineTo x="20250" y="20250"/>
+                <wp:lineTo x="20250" y="0"/>
+                <wp:lineTo x="0" y="0"/>
+              </wp:wrapPolygon>
+            </wp:wrapTight>
+            <wp:docPr id="66946969" name="Picture 1"/>
+            <wp:cNvGraphicFramePr>
+              <a:graphicFrameLocks xmlns:a="http://schemas.openxmlformats.org/drawingml/2006/main" noChangeAspect="1"/>
+            </wp:cNvGraphicFramePr>
+            <a:graphic xmlns:a="http://schemas.openxmlformats.org/drawingml/2006/main">
+              <a:graphicData uri="http://schemas.openxmlformats.org/drawingml/2006/picture">
+                <pic:pic xmlns:pic="http://schemas.openxmlformats.org/drawingml/2006/picture">
+                  <pic:nvPicPr>
+                    <pic:cNvPr id="66946969" name="Picture 1"/>
+                    <pic:cNvPicPr/>
+                  </pic:nvPicPr>
+                  <pic:blipFill>
+                    <a:blip r:embed="rId31" cstate="print">
+                      <a:extLst>
+                        <a:ext uri="{28A0092B-C50C-407E-A947-70E740481C1C}">
+                          <a14:useLocalDpi xmlns:a14="http://schemas.microsoft.com/office/drawing/2010/main" val="0"/>
+                        </a:ext>
+                      </a:extLst>
+                    </a:blip>
+                    <a:stretch>
+                      <a:fillRect/>
+                    </a:stretch>
+                  </pic:blipFill>
+                  <pic:spPr>
+                    <a:xfrm>
+                      <a:off x="0" y="0"/>
+                      <a:ext cx="365760" cy="365760"/>
+                    </a:xfrm>
+                    <a:prstGeom prst="rect">
+                      <a:avLst/>
+                    </a:prstGeom>
+                  </pic:spPr>
+                </pic:pic>
+              </a:graphicData>
+            </a:graphic>
+            <wp14:sizeRelH relativeFrom="page">
+              <wp14:pctWidth>0</wp14:pctWidth>
+            </wp14:sizeRelH>
+            <wp14:sizeRelV relativeFrom="page">
+              <wp14:pctHeight>0</wp14:pctHeight>
+            </wp14:sizeRelV>
+          </wp:anchor>
+        </w:drawing>
+      </w:r>
+      <w:r>
+        <w:t xml:space="preserve">At any point during their turn, players can </w:t>
+      </w:r>
+      <w:r>
+        <w:rPr>
+          <w:b/>
+          <w:bCs/>
+        </w:rPr>
+        <w:t xml:space="preserve">sell cards with </w:t>
+      </w:r>
+      <w:r>
+        <w:rPr>
+          <w:b/>
+          <w:bCs/>
+          <w:i/>
+          <w:iCs/>
+        </w:rPr>
+        <w:t xml:space="preserve">Auction </w:t>
+      </w:r>
+      <w:r>
+        <w:rPr>
+          <w:b/>
+          <w:bCs/>
+        </w:rPr>
+        <w:t>aspect</w:t>
+      </w:r>
+      <w:r>
+        <w:t xml:space="preserve"> to gain the amount of funds specified on the right of the aspect.</w:t>
+      </w:r>
+      <w:r>
+        <w:rPr>
+          <w:noProof/>
+        </w:rPr>
+        <w:t xml:space="preserve"> </w:t>
+      </w:r>
+      <w:r>
+        <w:t>This does not count as an action.</w:t>
+      </w:r>
+    </w:p>
+    <w:p>
+      <w:pPr>
+        <w:pStyle w:val="Heading2"/>
+      </w:pPr>
+      <w:r>
+        <w:t>Aspects</w:t>
+      </w:r>
+    </w:p>
+    <w:p>
+      <w:r>
+        <w:t>C</w:t>
+      </w:r>
+      <w:r>
+        <w:t xml:space="preserve">ards </w:t>
+      </w:r>
+      <w:r>
+        <w:t>usually</w:t>
+      </w:r>
+      <w:r>
+        <w:t xml:space="preserve"> have aspects</w:t>
+      </w:r>
+      <w:r>
+        <w:t xml:space="preserve"> that signify how are they are used.</w:t>
+      </w:r>
+    </w:p>
+    <w:tbl>
+      <w:tblPr>
+        <w:tblStyle w:val="TableGrid"/>
+        <w:tblW w:w="0" w:type="auto"/>
+        <w:tblBorders>
+          <w:top w:val="none" w:sz="0" w:space="0" w:color="auto"/>
+          <w:left w:val="none" w:sz="0" w:space="0" w:color="auto"/>
+          <w:bottom w:val="none" w:sz="0" w:space="0" w:color="auto"/>
+          <w:right w:val="none" w:sz="0" w:space="0" w:color="auto"/>
+          <w:insideH w:val="none" w:sz="0" w:space="0" w:color="auto"/>
+          <w:insideV w:val="none" w:sz="0" w:space="0" w:color="auto"/>
+        </w:tblBorders>
+        <w:tblLook w:val="04A0" w:firstRow="1" w:lastRow="0" w:firstColumn="1" w:lastColumn="0" w:noHBand="0" w:noVBand="1"/>
+      </w:tblPr>
+      <w:tblGrid>
+        <w:gridCol w:w="1287"/>
+        <w:gridCol w:w="936"/>
+        <w:gridCol w:w="7183"/>
+      </w:tblGrid>
       <w:tr>
         <w:trPr>
           <w:trHeight w:val="893"/>
@@ -4820,17 +5075,8 @@
                 <w:b/>
                 <w:bCs/>
               </w:rPr>
-              <w:t>Bookstore</w:t>
-            </w:r>
-          </w:p>
-          <w:p>
-            <w:pPr>
-              <w:jc w:val="center"/>
-              <w:rPr>
-                <w:b/>
-                <w:bCs/>
-              </w:rPr>
-            </w:pPr>
+              <w:t>Auction</w:t>
+            </w:r>
           </w:p>
         </w:tc>
         <w:tc>
@@ -4850,10 +5096,10 @@
                 <w:noProof/>
               </w:rPr>
               <w:drawing>
-                <wp:inline distT="0" distB="0" distL="0" distR="0" wp14:anchorId="0DD91A03" wp14:editId="4C2E4A9E">
+                <wp:inline distT="0" distB="0" distL="0" distR="0" wp14:anchorId="2F8BE3C0" wp14:editId="24AD14B8">
                   <wp:extent cx="457200" cy="457200"/>
                   <wp:effectExtent l="0" t="0" r="0" b="0"/>
-                  <wp:docPr id="1429057939" name="Picture 2"/>
+                  <wp:docPr id="42055881" name="Picture 2"/>
                   <wp:cNvGraphicFramePr>
                     <a:graphicFrameLocks xmlns:a="http://schemas.openxmlformats.org/drawingml/2006/main" noChangeAspect="1"/>
                   </wp:cNvGraphicFramePr>
@@ -4861,11 +5107,11 @@
                     <a:graphicData uri="http://schemas.openxmlformats.org/drawingml/2006/picture">
                       <pic:pic xmlns:pic="http://schemas.openxmlformats.org/drawingml/2006/picture">
                         <pic:nvPicPr>
-                          <pic:cNvPr id="1429057939" name="Picture 2"/>
+                          <pic:cNvPr id="42055881" name="Picture 2"/>
                           <pic:cNvPicPr/>
                         </pic:nvPicPr>
                         <pic:blipFill>
-                          <a:blip r:embed="rId8" cstate="print">
+                          <a:blip r:embed="rId31">
                             <a:extLst>
                               <a:ext uri="{28A0092B-C50C-407E-A947-70E740481C1C}">
                                 <a14:useLocalDpi xmlns:a14="http://schemas.microsoft.com/office/drawing/2010/main" val="0"/>
@@ -4900,23 +5146,27 @@
           </w:tcPr>
           <w:p>
             <w:r>
-              <w:t xml:space="preserve">This card is from </w:t>
+              <w:t xml:space="preserve">These cards can be sold to </w:t>
             </w:r>
             <w:r>
               <w:rPr>
                 <w:i/>
                 <w:iCs/>
               </w:rPr>
-              <w:t>Morland's Shop</w:t>
-            </w:r>
-            <w:r>
-              <w:t xml:space="preserve"> deck. Player can pay 1 fund to obtain one such card each round</w:t>
-            </w:r>
-            <w:r>
-              <w:t xml:space="preserve"> before the Morland’s shop runs out of stock</w:t>
-            </w:r>
-            <w:r>
-              <w:t>.</w:t>
+              <w:t>Oriflamme's Auction House</w:t>
+            </w:r>
+            <w:r>
+              <w:rPr>
+                <w:i/>
+                <w:iCs/>
+              </w:rPr>
+              <w:t xml:space="preserve">. </w:t>
+            </w:r>
+            <w:r>
+              <w:t>Sometimes for a hefty profit.</w:t>
+            </w:r>
+            <w:r>
+              <w:t xml:space="preserve"> </w:t>
             </w:r>
           </w:p>
         </w:tc>
@@ -4943,7 +5193,104 @@
                 <w:b/>
                 <w:bCs/>
               </w:rPr>
-              <w:lastRenderedPageBreak/>
+              <w:t>Book</w:t>
+            </w:r>
+          </w:p>
+        </w:tc>
+        <w:tc>
+          <w:tcPr>
+            <w:tcW w:w="0" w:type="auto"/>
+            <w:vAlign w:val="center"/>
+          </w:tcPr>
+          <w:p>
+            <w:pPr>
+              <w:jc w:val="center"/>
+              <w:rPr>
+                <w:noProof/>
+              </w:rPr>
+            </w:pPr>
+            <w:r>
+              <w:rPr>
+                <w:noProof/>
+              </w:rPr>
+              <w:drawing>
+                <wp:inline distT="0" distB="0" distL="0" distR="0" wp14:anchorId="2735CF7B" wp14:editId="566578D3">
+                  <wp:extent cx="457200" cy="457200"/>
+                  <wp:effectExtent l="0" t="0" r="0" b="0"/>
+                  <wp:docPr id="854997654" name="Picture 2"/>
+                  <wp:cNvGraphicFramePr>
+                    <a:graphicFrameLocks xmlns:a="http://schemas.openxmlformats.org/drawingml/2006/main" noChangeAspect="1"/>
+                  </wp:cNvGraphicFramePr>
+                  <a:graphic xmlns:a="http://schemas.openxmlformats.org/drawingml/2006/main">
+                    <a:graphicData uri="http://schemas.openxmlformats.org/drawingml/2006/picture">
+                      <pic:pic xmlns:pic="http://schemas.openxmlformats.org/drawingml/2006/picture">
+                        <pic:nvPicPr>
+                          <pic:cNvPr id="854997654" name="Picture 2"/>
+                          <pic:cNvPicPr/>
+                        </pic:nvPicPr>
+                        <pic:blipFill>
+                          <a:blip r:embed="rId32">
+                            <a:extLst>
+                              <a:ext uri="{28A0092B-C50C-407E-A947-70E740481C1C}">
+                                <a14:useLocalDpi xmlns:a14="http://schemas.microsoft.com/office/drawing/2010/main" val="0"/>
+                              </a:ext>
+                            </a:extLst>
+                          </a:blip>
+                          <a:stretch>
+                            <a:fillRect/>
+                          </a:stretch>
+                        </pic:blipFill>
+                        <pic:spPr>
+                          <a:xfrm>
+                            <a:off x="0" y="0"/>
+                            <a:ext cx="457200" cy="457200"/>
+                          </a:xfrm>
+                          <a:prstGeom prst="rect">
+                            <a:avLst/>
+                          </a:prstGeom>
+                        </pic:spPr>
+                      </pic:pic>
+                    </a:graphicData>
+                  </a:graphic>
+                </wp:inline>
+              </w:drawing>
+            </w:r>
+          </w:p>
+        </w:tc>
+        <w:tc>
+          <w:tcPr>
+            <w:tcW w:w="0" w:type="auto"/>
+            <w:vAlign w:val="center"/>
+          </w:tcPr>
+          <w:p>
+            <w:r>
+              <w:t>Books are valuable commodities that can be studied to obtain occult Lore.</w:t>
+            </w:r>
+          </w:p>
+        </w:tc>
+      </w:tr>
+      <w:tr>
+        <w:trPr>
+          <w:trHeight w:val="893"/>
+        </w:trPr>
+        <w:tc>
+          <w:tcPr>
+            <w:tcW w:w="0" w:type="auto"/>
+            <w:vAlign w:val="center"/>
+          </w:tcPr>
+          <w:p>
+            <w:pPr>
+              <w:jc w:val="center"/>
+              <w:rPr>
+                <w:b/>
+                <w:bCs/>
+              </w:rPr>
+            </w:pPr>
+            <w:r>
+              <w:rPr>
+                <w:b/>
+                <w:bCs/>
+              </w:rPr>
               <w:t>Cult</w:t>
             </w:r>
           </w:p>
@@ -5015,17 +5362,19 @@
           </w:tcPr>
           <w:p>
             <w:r>
-              <w:t xml:space="preserve">Cults are secret societies offering services to players for funds. If you are first player to approach them with appropriate occult </w:t>
-            </w:r>
-            <w:r>
-              <w:rPr>
-                <w:i/>
-                <w:iCs/>
-              </w:rPr>
-              <w:t>Lore</w:t>
-            </w:r>
-            <w:r>
-              <w:t xml:space="preserve"> their service will be free.</w:t>
+              <w:t xml:space="preserve">Cults are secret societies offering services to players for funds. If you </w:t>
+            </w:r>
+            <w:r>
+              <w:t xml:space="preserve">are sufficiently knowledgeable </w:t>
+            </w:r>
+            <w:r>
+              <w:t xml:space="preserve">their service </w:t>
+            </w:r>
+            <w:r>
+              <w:t>might</w:t>
+            </w:r>
+            <w:r>
+              <w:t xml:space="preserve"> be free.</w:t>
             </w:r>
           </w:p>
         </w:tc>
@@ -5104,7 +5453,7 @@
                           <pic:cNvPicPr/>
                         </pic:nvPicPr>
                         <pic:blipFill>
-                          <a:blip r:embed="rId31">
+                          <a:blip r:embed="rId33">
                             <a:extLst>
                               <a:ext uri="{28A0092B-C50C-407E-A947-70E740481C1C}">
                                 <a14:useLocalDpi xmlns:a14="http://schemas.microsoft.com/office/drawing/2010/main" val="0"/>
@@ -5166,6 +5515,7 @@
                 <w:b/>
                 <w:bCs/>
               </w:rPr>
+              <w:lastRenderedPageBreak/>
               <w:t>Influence</w:t>
             </w:r>
           </w:p>
@@ -5196,7 +5546,7 @@
                 <w:noProof/>
               </w:rPr>
               <w:drawing>
-                <wp:inline distT="0" distB="0" distL="0" distR="0" wp14:anchorId="5A73C20E" wp14:editId="78FAE4F4">
+                <wp:inline distT="0" distB="0" distL="0" distR="0" wp14:anchorId="5A73C20E" wp14:editId="1F4E2C51">
                   <wp:extent cx="457200" cy="457200"/>
                   <wp:effectExtent l="0" t="0" r="0" b="0"/>
                   <wp:docPr id="1769013470" name="Picture 2"/>
@@ -5211,7 +5561,7 @@
                           <pic:cNvPicPr/>
                         </pic:nvPicPr>
                         <pic:blipFill>
-                          <a:blip r:embed="rId32" cstate="print">
+                          <a:blip r:embed="rId34" cstate="print">
                             <a:extLst>
                               <a:ext uri="{28A0092B-C50C-407E-A947-70E740481C1C}">
                                 <a14:useLocalDpi xmlns:a14="http://schemas.microsoft.com/office/drawing/2010/main" val="0"/>
@@ -5333,7 +5683,7 @@
                 <w:noProof/>
               </w:rPr>
               <w:drawing>
-                <wp:inline distT="0" distB="0" distL="0" distR="0" wp14:anchorId="63FD4B5C" wp14:editId="494BB8BC">
+                <wp:inline distT="0" distB="0" distL="0" distR="0" wp14:anchorId="63FD4B5C" wp14:editId="5647E5F8">
                   <wp:extent cx="457200" cy="457200"/>
                   <wp:effectExtent l="0" t="0" r="0" b="0"/>
                   <wp:docPr id="1551478452" name="Picture 2"/>
@@ -5348,7 +5698,7 @@
                           <pic:cNvPicPr/>
                         </pic:nvPicPr>
                         <pic:blipFill>
-                          <a:blip r:embed="rId33" cstate="print">
+                          <a:blip r:embed="rId35" cstate="print">
                             <a:extLst>
                               <a:ext uri="{28A0092B-C50C-407E-A947-70E740481C1C}">
                                 <a14:useLocalDpi xmlns:a14="http://schemas.microsoft.com/office/drawing/2010/main" val="0"/>
@@ -5456,7 +5806,7 @@
                           <pic:cNvPicPr/>
                         </pic:nvPicPr>
                         <pic:blipFill>
-                          <a:blip r:embed="rId34">
+                          <a:blip r:embed="rId36">
                             <a:extLst>
                               <a:ext uri="{28A0092B-C50C-407E-A947-70E740481C1C}">
                                 <a14:useLocalDpi xmlns:a14="http://schemas.microsoft.com/office/drawing/2010/main" val="0"/>
@@ -5549,7 +5899,7 @@
                 <w:noProof/>
               </w:rPr>
               <w:drawing>
-                <wp:inline distT="0" distB="0" distL="0" distR="0" wp14:anchorId="5A4077A0" wp14:editId="27A03CDD">
+                <wp:inline distT="0" distB="0" distL="0" distR="0" wp14:anchorId="5A4077A0" wp14:editId="320072FB">
                   <wp:extent cx="457200" cy="457200"/>
                   <wp:effectExtent l="0" t="0" r="0" b="0"/>
                   <wp:docPr id="1994480114" name="Picture 2"/>
@@ -5612,7 +5962,19 @@
               <w:t xml:space="preserve"> lore</w:t>
             </w:r>
             <w:r>
-              <w:t xml:space="preserve"> that offer monetary rewards.</w:t>
+              <w:t xml:space="preserve"> </w:t>
+            </w:r>
+            <w:r>
+              <w:t>for various</w:t>
+            </w:r>
+            <w:r>
+              <w:t xml:space="preserve"> </w:t>
+            </w:r>
+            <w:r>
+              <w:t>rewards</w:t>
+            </w:r>
+            <w:r>
+              <w:t>.</w:t>
             </w:r>
           </w:p>
         </w:tc>
@@ -5660,7 +6022,7 @@
                 <w:noProof/>
               </w:rPr>
               <w:drawing>
-                <wp:inline distT="0" distB="0" distL="0" distR="0" wp14:anchorId="304DDE03" wp14:editId="57C47A9A">
+                <wp:inline distT="0" distB="0" distL="0" distR="0" wp14:anchorId="304DDE03" wp14:editId="6D7B65E2">
                   <wp:extent cx="457200" cy="457200"/>
                   <wp:effectExtent l="0" t="0" r="0" b="0"/>
                   <wp:docPr id="2066584210" name="Picture 2"/>
@@ -5672,317 +6034,6 @@
                       <pic:pic xmlns:pic="http://schemas.openxmlformats.org/drawingml/2006/picture">
                         <pic:nvPicPr>
                           <pic:cNvPr id="2066584210" name="Picture 2"/>
-                          <pic:cNvPicPr/>
-                        </pic:nvPicPr>
-                        <pic:blipFill>
-                          <a:blip r:embed="rId35" cstate="print">
-                            <a:extLst>
-                              <a:ext uri="{28A0092B-C50C-407E-A947-70E740481C1C}">
-                                <a14:useLocalDpi xmlns:a14="http://schemas.microsoft.com/office/drawing/2010/main" val="0"/>
-                              </a:ext>
-                            </a:extLst>
-                          </a:blip>
-                          <a:stretch>
-                            <a:fillRect/>
-                          </a:stretch>
-                        </pic:blipFill>
-                        <pic:spPr>
-                          <a:xfrm>
-                            <a:off x="0" y="0"/>
-                            <a:ext cx="457200" cy="457200"/>
-                          </a:xfrm>
-                          <a:prstGeom prst="rect">
-                            <a:avLst/>
-                          </a:prstGeom>
-                        </pic:spPr>
-                      </pic:pic>
-                    </a:graphicData>
-                  </a:graphic>
-                </wp:inline>
-              </w:drawing>
-            </w:r>
-          </w:p>
-        </w:tc>
-        <w:tc>
-          <w:tcPr>
-            <w:tcW w:w="0" w:type="auto"/>
-            <w:vAlign w:val="center"/>
-          </w:tcPr>
-          <w:p>
-            <w:r>
-              <w:t xml:space="preserve">Special type of </w:t>
-            </w:r>
-            <w:r>
-              <w:rPr>
-                <w:i/>
-                <w:iCs/>
-              </w:rPr>
-              <w:t>Ingredient</w:t>
-            </w:r>
-            <w:r>
-              <w:t xml:space="preserve"> that can be used to create a masterpiece with sufficient Imagination skill.</w:t>
-            </w:r>
-          </w:p>
-        </w:tc>
-      </w:tr>
-      <w:tr>
-        <w:trPr>
-          <w:trHeight w:val="893"/>
-        </w:trPr>
-        <w:tc>
-          <w:tcPr>
-            <w:tcW w:w="0" w:type="auto"/>
-            <w:vAlign w:val="center"/>
-          </w:tcPr>
-          <w:p>
-            <w:pPr>
-              <w:jc w:val="center"/>
-              <w:rPr>
-                <w:b/>
-                <w:bCs/>
-              </w:rPr>
-            </w:pPr>
-            <w:r>
-              <w:rPr>
-                <w:b/>
-                <w:bCs/>
-              </w:rPr>
-              <w:t>Robbery</w:t>
-            </w:r>
-          </w:p>
-        </w:tc>
-        <w:tc>
-          <w:tcPr>
-            <w:tcW w:w="0" w:type="auto"/>
-            <w:vAlign w:val="center"/>
-          </w:tcPr>
-          <w:p>
-            <w:pPr>
-              <w:jc w:val="center"/>
-              <w:rPr>
-                <w:noProof/>
-              </w:rPr>
-            </w:pPr>
-            <w:r>
-              <w:rPr>
-                <w:noProof/>
-              </w:rPr>
-              <w:drawing>
-                <wp:inline distT="0" distB="0" distL="0" distR="0" wp14:anchorId="703A5577" wp14:editId="08ED9BC3">
-                  <wp:extent cx="457200" cy="457200"/>
-                  <wp:effectExtent l="0" t="0" r="0" b="0"/>
-                  <wp:docPr id="984035562" name="Picture 2"/>
-                  <wp:cNvGraphicFramePr>
-                    <a:graphicFrameLocks xmlns:a="http://schemas.openxmlformats.org/drawingml/2006/main" noChangeAspect="1"/>
-                  </wp:cNvGraphicFramePr>
-                  <a:graphic xmlns:a="http://schemas.openxmlformats.org/drawingml/2006/main">
-                    <a:graphicData uri="http://schemas.openxmlformats.org/drawingml/2006/picture">
-                      <pic:pic xmlns:pic="http://schemas.openxmlformats.org/drawingml/2006/picture">
-                        <pic:nvPicPr>
-                          <pic:cNvPr id="984035562" name="Picture 2"/>
-                          <pic:cNvPicPr/>
-                        </pic:nvPicPr>
-                        <pic:blipFill>
-                          <a:blip r:embed="rId13">
-                            <a:extLst>
-                              <a:ext uri="{28A0092B-C50C-407E-A947-70E740481C1C}">
-                                <a14:useLocalDpi xmlns:a14="http://schemas.microsoft.com/office/drawing/2010/main" val="0"/>
-                              </a:ext>
-                            </a:extLst>
-                          </a:blip>
-                          <a:stretch>
-                            <a:fillRect/>
-                          </a:stretch>
-                        </pic:blipFill>
-                        <pic:spPr>
-                          <a:xfrm>
-                            <a:off x="0" y="0"/>
-                            <a:ext cx="457200" cy="457200"/>
-                          </a:xfrm>
-                          <a:prstGeom prst="rect">
-                            <a:avLst/>
-                          </a:prstGeom>
-                        </pic:spPr>
-                      </pic:pic>
-                    </a:graphicData>
-                  </a:graphic>
-                </wp:inline>
-              </w:drawing>
-            </w:r>
-          </w:p>
-        </w:tc>
-        <w:tc>
-          <w:tcPr>
-            <w:tcW w:w="0" w:type="auto"/>
-            <w:vAlign w:val="center"/>
-          </w:tcPr>
-          <w:p>
-            <w:r>
-              <w:t>Robbery deck reward obtained from certain Cults actions.</w:t>
-            </w:r>
-          </w:p>
-        </w:tc>
-      </w:tr>
-      <w:tr>
-        <w:trPr>
-          <w:trHeight w:val="893"/>
-        </w:trPr>
-        <w:tc>
-          <w:tcPr>
-            <w:tcW w:w="0" w:type="auto"/>
-            <w:vAlign w:val="center"/>
-          </w:tcPr>
-          <w:p>
-            <w:pPr>
-              <w:jc w:val="center"/>
-              <w:rPr>
-                <w:b/>
-                <w:bCs/>
-              </w:rPr>
-            </w:pPr>
-            <w:r>
-              <w:rPr>
-                <w:b/>
-                <w:bCs/>
-              </w:rPr>
-              <w:t>Season</w:t>
-            </w:r>
-          </w:p>
-        </w:tc>
-        <w:tc>
-          <w:tcPr>
-            <w:tcW w:w="0" w:type="auto"/>
-            <w:vAlign w:val="center"/>
-          </w:tcPr>
-          <w:p>
-            <w:pPr>
-              <w:jc w:val="center"/>
-              <w:rPr>
-                <w:noProof/>
-              </w:rPr>
-            </w:pPr>
-            <w:r>
-              <w:rPr>
-                <w:noProof/>
-              </w:rPr>
-              <w:drawing>
-                <wp:inline distT="0" distB="0" distL="0" distR="0" wp14:anchorId="1E7D401D" wp14:editId="46115BD2">
-                  <wp:extent cx="457200" cy="457200"/>
-                  <wp:effectExtent l="0" t="0" r="0" b="0"/>
-                  <wp:docPr id="543891059" name="Picture 2"/>
-                  <wp:cNvGraphicFramePr>
-                    <a:graphicFrameLocks xmlns:a="http://schemas.openxmlformats.org/drawingml/2006/main" noChangeAspect="1"/>
-                  </wp:cNvGraphicFramePr>
-                  <a:graphic xmlns:a="http://schemas.openxmlformats.org/drawingml/2006/main">
-                    <a:graphicData uri="http://schemas.openxmlformats.org/drawingml/2006/picture">
-                      <pic:pic xmlns:pic="http://schemas.openxmlformats.org/drawingml/2006/picture">
-                        <pic:nvPicPr>
-                          <pic:cNvPr id="543891059" name="Picture 2"/>
-                          <pic:cNvPicPr/>
-                        </pic:nvPicPr>
-                        <pic:blipFill>
-                          <a:blip r:embed="rId36">
-                            <a:extLst>
-                              <a:ext uri="{28A0092B-C50C-407E-A947-70E740481C1C}">
-                                <a14:useLocalDpi xmlns:a14="http://schemas.microsoft.com/office/drawing/2010/main" val="0"/>
-                              </a:ext>
-                            </a:extLst>
-                          </a:blip>
-                          <a:stretch>
-                            <a:fillRect/>
-                          </a:stretch>
-                        </pic:blipFill>
-                        <pic:spPr>
-                          <a:xfrm>
-                            <a:off x="0" y="0"/>
-                            <a:ext cx="457200" cy="457200"/>
-                          </a:xfrm>
-                          <a:prstGeom prst="rect">
-                            <a:avLst/>
-                          </a:prstGeom>
-                        </pic:spPr>
-                      </pic:pic>
-                    </a:graphicData>
-                  </a:graphic>
-                </wp:inline>
-              </w:drawing>
-            </w:r>
-          </w:p>
-        </w:tc>
-        <w:tc>
-          <w:tcPr>
-            <w:tcW w:w="0" w:type="auto"/>
-            <w:vAlign w:val="center"/>
-          </w:tcPr>
-          <w:p>
-            <w:r>
-              <w:rPr>
-                <w:i/>
-                <w:iCs/>
-              </w:rPr>
-              <w:t>Season</w:t>
-            </w:r>
-            <w:r>
-              <w:t xml:space="preserve"> cards are result of natural passage of time. They usually spell misfortune. If they have strength 1 come and go with each round.</w:t>
-            </w:r>
-          </w:p>
-        </w:tc>
-      </w:tr>
-      <w:tr>
-        <w:trPr>
-          <w:trHeight w:val="893"/>
-        </w:trPr>
-        <w:tc>
-          <w:tcPr>
-            <w:tcW w:w="0" w:type="auto"/>
-            <w:vAlign w:val="center"/>
-          </w:tcPr>
-          <w:p>
-            <w:pPr>
-              <w:jc w:val="center"/>
-              <w:rPr>
-                <w:b/>
-                <w:bCs/>
-              </w:rPr>
-            </w:pPr>
-            <w:r>
-              <w:rPr>
-                <w:b/>
-                <w:bCs/>
-              </w:rPr>
-              <w:t>Stag Door</w:t>
-            </w:r>
-          </w:p>
-        </w:tc>
-        <w:tc>
-          <w:tcPr>
-            <w:tcW w:w="0" w:type="auto"/>
-            <w:vAlign w:val="center"/>
-          </w:tcPr>
-          <w:p>
-            <w:pPr>
-              <w:jc w:val="center"/>
-              <w:rPr>
-                <w:noProof/>
-              </w:rPr>
-            </w:pPr>
-            <w:r>
-              <w:rPr>
-                <w:noProof/>
-              </w:rPr>
-              <w:drawing>
-                <wp:inline distT="0" distB="0" distL="0" distR="0" wp14:anchorId="22FC657A" wp14:editId="47CDB929">
-                  <wp:extent cx="457200" cy="457200"/>
-                  <wp:effectExtent l="0" t="0" r="0" b="0"/>
-                  <wp:docPr id="1406758795" name="Picture 2"/>
-                  <wp:cNvGraphicFramePr>
-                    <a:graphicFrameLocks xmlns:a="http://schemas.openxmlformats.org/drawingml/2006/main" noChangeAspect="1"/>
-                  </wp:cNvGraphicFramePr>
-                  <a:graphic xmlns:a="http://schemas.openxmlformats.org/drawingml/2006/main">
-                    <a:graphicData uri="http://schemas.openxmlformats.org/drawingml/2006/picture">
-                      <pic:pic xmlns:pic="http://schemas.openxmlformats.org/drawingml/2006/picture">
-                        <pic:nvPicPr>
-                          <pic:cNvPr id="73352146" name="Picture 2"/>
                           <pic:cNvPicPr/>
                         </pic:nvPicPr>
                         <pic:blipFill>
@@ -6021,36 +6072,17 @@
           </w:tcPr>
           <w:p>
             <w:r>
-              <w:t xml:space="preserve">Part of the </w:t>
+              <w:t xml:space="preserve">Special type of </w:t>
             </w:r>
             <w:r>
               <w:rPr>
                 <w:i/>
                 <w:iCs/>
               </w:rPr>
-              <w:t>Stag</w:t>
-            </w:r>
-            <w:r>
-              <w:rPr>
-                <w:i/>
-                <w:iCs/>
-              </w:rPr>
-              <w:t xml:space="preserve"> Door</w:t>
-            </w:r>
-            <w:r>
-              <w:t xml:space="preserve"> dreaming reward deck. You gain </w:t>
-            </w:r>
-            <w:r>
-              <w:t>copies of the listed cards</w:t>
-            </w:r>
-            <w:r>
-              <w:t xml:space="preserve"> </w:t>
-            </w:r>
-            <w:r>
-              <w:t>and place this card in the dedicated discard pile</w:t>
-            </w:r>
-            <w:r>
-              <w:t>.</w:t>
+              <w:t>Ingredient</w:t>
+            </w:r>
+            <w:r>
+              <w:t xml:space="preserve"> that can be used to create a masterpiece with sufficient Imagination skill.</w:t>
             </w:r>
           </w:p>
         </w:tc>
@@ -6077,7 +6109,7 @@
                 <w:b/>
                 <w:bCs/>
               </w:rPr>
-              <w:t>Temporary</w:t>
+              <w:t>Season</w:t>
             </w:r>
           </w:p>
         </w:tc>
@@ -6089,16 +6121,19 @@
           <w:p>
             <w:pPr>
               <w:jc w:val="center"/>
+              <w:rPr>
+                <w:noProof/>
+              </w:rPr>
             </w:pPr>
             <w:r>
               <w:rPr>
                 <w:noProof/>
               </w:rPr>
               <w:drawing>
-                <wp:inline distT="0" distB="0" distL="0" distR="0" wp14:anchorId="3A452A71" wp14:editId="0A7A1502">
+                <wp:inline distT="0" distB="0" distL="0" distR="0" wp14:anchorId="1E7D401D" wp14:editId="46115BD2">
                   <wp:extent cx="457200" cy="457200"/>
                   <wp:effectExtent l="0" t="0" r="0" b="0"/>
-                  <wp:docPr id="1643233395" name="Picture 2"/>
+                  <wp:docPr id="543891059" name="Picture 2"/>
                   <wp:cNvGraphicFramePr>
                     <a:graphicFrameLocks xmlns:a="http://schemas.openxmlformats.org/drawingml/2006/main" noChangeAspect="1"/>
                   </wp:cNvGraphicFramePr>
@@ -6106,7 +6141,7 @@
                     <a:graphicData uri="http://schemas.openxmlformats.org/drawingml/2006/picture">
                       <pic:pic xmlns:pic="http://schemas.openxmlformats.org/drawingml/2006/picture">
                         <pic:nvPicPr>
-                          <pic:cNvPr id="721529835" name="Picture 2"/>
+                          <pic:cNvPr id="543891059" name="Picture 2"/>
                           <pic:cNvPicPr/>
                         </pic:nvPicPr>
                         <pic:blipFill>
@@ -6145,7 +6180,20 @@
           </w:tcPr>
           <w:p>
             <w:r>
-              <w:t>The card starts with a certain amount of Time tokens and loses one at the end of each round. When all Time tokens are gone, the card decays to another card od nothingness.</w:t>
+              <w:rPr>
+                <w:i/>
+                <w:iCs/>
+              </w:rPr>
+              <w:t>Season</w:t>
+            </w:r>
+            <w:r>
+              <w:t xml:space="preserve"> cards are result of natural passage of time. They usually spell misfortune. If they have strength 1</w:t>
+            </w:r>
+            <w:r>
+              <w:t>, they</w:t>
+            </w:r>
+            <w:r>
+              <w:t xml:space="preserve"> come and go with each round.</w:t>
             </w:r>
           </w:p>
         </w:tc>
@@ -6172,7 +6220,7 @@
                 <w:b/>
                 <w:bCs/>
               </w:rPr>
-              <w:t>White Door</w:t>
+              <w:t>Temporary</w:t>
             </w:r>
           </w:p>
         </w:tc>
@@ -6184,19 +6232,16 @@
           <w:p>
             <w:pPr>
               <w:jc w:val="center"/>
+            </w:pPr>
+            <w:r>
               <w:rPr>
                 <w:noProof/>
               </w:rPr>
-            </w:pPr>
-            <w:r>
-              <w:rPr>
-                <w:noProof/>
-              </w:rPr>
               <w:drawing>
-                <wp:inline distT="0" distB="0" distL="0" distR="0" wp14:anchorId="0884AD0B" wp14:editId="64EF4521">
+                <wp:inline distT="0" distB="0" distL="0" distR="0" wp14:anchorId="3A452A71" wp14:editId="0A7A1502">
                   <wp:extent cx="457200" cy="457200"/>
                   <wp:effectExtent l="0" t="0" r="0" b="0"/>
-                  <wp:docPr id="37789932" name="Picture 2"/>
+                  <wp:docPr id="1643233395" name="Picture 2"/>
                   <wp:cNvGraphicFramePr>
                     <a:graphicFrameLocks xmlns:a="http://schemas.openxmlformats.org/drawingml/2006/main" noChangeAspect="1"/>
                   </wp:cNvGraphicFramePr>
@@ -6204,11 +6249,11 @@
                     <a:graphicData uri="http://schemas.openxmlformats.org/drawingml/2006/picture">
                       <pic:pic xmlns:pic="http://schemas.openxmlformats.org/drawingml/2006/picture">
                         <pic:nvPicPr>
-                          <pic:cNvPr id="354064946" name="Picture 2"/>
+                          <pic:cNvPr id="721529835" name="Picture 2"/>
                           <pic:cNvPicPr/>
                         </pic:nvPicPr>
                         <pic:blipFill>
-                          <a:blip r:embed="rId39" cstate="print">
+                          <a:blip r:embed="rId39">
                             <a:extLst>
                               <a:ext uri="{28A0092B-C50C-407E-A947-70E740481C1C}">
                                 <a14:useLocalDpi xmlns:a14="http://schemas.microsoft.com/office/drawing/2010/main" val="0"/>
@@ -6243,30 +6288,904 @@
           </w:tcPr>
           <w:p>
             <w:r>
-              <w:t xml:space="preserve">Part of the </w:t>
+              <w:t>The card starts with a certain amount of Time tokens and loses one at the end of each round. When all Time tokens are gone, the card decays to another card od nothingness.</w:t>
+            </w:r>
+          </w:p>
+        </w:tc>
+      </w:tr>
+      <w:tr>
+        <w:trPr>
+          <w:trHeight w:val="893"/>
+        </w:trPr>
+        <w:tc>
+          <w:tcPr>
+            <w:tcW w:w="0" w:type="auto"/>
+            <w:vAlign w:val="center"/>
+          </w:tcPr>
+          <w:p>
+            <w:pPr>
+              <w:jc w:val="center"/>
+              <w:rPr>
+                <w:b/>
+                <w:bCs/>
+              </w:rPr>
+            </w:pPr>
+          </w:p>
+        </w:tc>
+        <w:tc>
+          <w:tcPr>
+            <w:tcW w:w="0" w:type="auto"/>
+            <w:vAlign w:val="center"/>
+          </w:tcPr>
+          <w:p>
+            <w:pPr>
+              <w:jc w:val="center"/>
+              <w:rPr>
+                <w:noProof/>
+              </w:rPr>
+            </w:pPr>
+          </w:p>
+        </w:tc>
+        <w:tc>
+          <w:tcPr>
+            <w:tcW w:w="0" w:type="auto"/>
+            <w:vAlign w:val="center"/>
+          </w:tcPr>
+          <w:p/>
+        </w:tc>
+      </w:tr>
+    </w:tbl>
+    <w:p>
+      <w:pPr>
+        <w:pStyle w:val="Heading2"/>
+      </w:pPr>
+      <w:r>
+        <w:t xml:space="preserve"> </w:t>
+      </w:r>
+      <w:r>
+        <w:t>Decks</w:t>
+      </w:r>
+    </w:p>
+    <w:p>
+      <w:r>
+        <w:t>Cards can be organized to specific decks they are usually face down and drawn from through various actions.</w:t>
+      </w:r>
+    </w:p>
+    <w:tbl>
+      <w:tblPr>
+        <w:tblStyle w:val="TableGrid"/>
+        <w:tblW w:w="0" w:type="auto"/>
+        <w:tblBorders>
+          <w:top w:val="none" w:sz="0" w:space="0" w:color="auto"/>
+          <w:left w:val="none" w:sz="0" w:space="0" w:color="auto"/>
+          <w:bottom w:val="none" w:sz="0" w:space="0" w:color="auto"/>
+          <w:right w:val="none" w:sz="0" w:space="0" w:color="auto"/>
+          <w:insideH w:val="none" w:sz="0" w:space="0" w:color="auto"/>
+          <w:insideV w:val="none" w:sz="0" w:space="0" w:color="auto"/>
+        </w:tblBorders>
+        <w:tblLook w:val="04A0" w:firstRow="1" w:lastRow="0" w:firstColumn="1" w:lastColumn="0" w:noHBand="0" w:noVBand="1"/>
+      </w:tblPr>
+      <w:tblGrid>
+        <w:gridCol w:w="1514"/>
+        <w:gridCol w:w="936"/>
+        <w:gridCol w:w="6956"/>
+      </w:tblGrid>
+      <w:tr>
+        <w:trPr>
+          <w:trHeight w:val="893"/>
+        </w:trPr>
+        <w:tc>
+          <w:tcPr>
+            <w:tcW w:w="0" w:type="auto"/>
+            <w:vAlign w:val="center"/>
+          </w:tcPr>
+          <w:p>
+            <w:pPr>
+              <w:jc w:val="center"/>
+              <w:rPr>
+                <w:b/>
+                <w:bCs/>
+              </w:rPr>
+            </w:pPr>
+            <w:r>
+              <w:rPr>
+                <w:b/>
+                <w:bCs/>
+              </w:rPr>
+              <w:t>Robbery</w:t>
+            </w:r>
+          </w:p>
+        </w:tc>
+        <w:tc>
+          <w:tcPr>
+            <w:tcW w:w="0" w:type="auto"/>
+            <w:vAlign w:val="center"/>
+          </w:tcPr>
+          <w:p>
+            <w:pPr>
+              <w:jc w:val="center"/>
+              <w:rPr>
+                <w:noProof/>
+              </w:rPr>
+            </w:pPr>
+            <w:r>
+              <w:rPr>
+                <w:noProof/>
+              </w:rPr>
+              <w:drawing>
+                <wp:inline distT="0" distB="0" distL="0" distR="0" wp14:anchorId="708C0D76" wp14:editId="47ED6583">
+                  <wp:extent cx="457200" cy="457200"/>
+                  <wp:effectExtent l="0" t="0" r="0" b="0"/>
+                  <wp:docPr id="984035562" name="Picture 2"/>
+                  <wp:cNvGraphicFramePr>
+                    <a:graphicFrameLocks xmlns:a="http://schemas.openxmlformats.org/drawingml/2006/main" noChangeAspect="1"/>
+                  </wp:cNvGraphicFramePr>
+                  <a:graphic xmlns:a="http://schemas.openxmlformats.org/drawingml/2006/main">
+                    <a:graphicData uri="http://schemas.openxmlformats.org/drawingml/2006/picture">
+                      <pic:pic xmlns:pic="http://schemas.openxmlformats.org/drawingml/2006/picture">
+                        <pic:nvPicPr>
+                          <pic:cNvPr id="984035562" name="Picture 2"/>
+                          <pic:cNvPicPr/>
+                        </pic:nvPicPr>
+                        <pic:blipFill>
+                          <a:blip r:embed="rId15">
+                            <a:extLst>
+                              <a:ext uri="{28A0092B-C50C-407E-A947-70E740481C1C}">
+                                <a14:useLocalDpi xmlns:a14="http://schemas.microsoft.com/office/drawing/2010/main" val="0"/>
+                              </a:ext>
+                            </a:extLst>
+                          </a:blip>
+                          <a:stretch>
+                            <a:fillRect/>
+                          </a:stretch>
+                        </pic:blipFill>
+                        <pic:spPr>
+                          <a:xfrm>
+                            <a:off x="0" y="0"/>
+                            <a:ext cx="457200" cy="457200"/>
+                          </a:xfrm>
+                          <a:prstGeom prst="rect">
+                            <a:avLst/>
+                          </a:prstGeom>
+                        </pic:spPr>
+                      </pic:pic>
+                    </a:graphicData>
+                  </a:graphic>
+                </wp:inline>
+              </w:drawing>
+            </w:r>
+          </w:p>
+        </w:tc>
+        <w:tc>
+          <w:tcPr>
+            <w:tcW w:w="0" w:type="auto"/>
+            <w:vAlign w:val="center"/>
+          </w:tcPr>
+          <w:p>
+            <w:r>
+              <w:t xml:space="preserve">Robbery deck cards are obtained from certain </w:t>
             </w:r>
             <w:r>
               <w:rPr>
                 <w:i/>
                 <w:iCs/>
               </w:rPr>
+              <w:t>Cults</w:t>
+            </w:r>
+            <w:r>
+              <w:t xml:space="preserve"> actions.</w:t>
+            </w:r>
+          </w:p>
+        </w:tc>
+      </w:tr>
+      <w:tr>
+        <w:trPr>
+          <w:trHeight w:val="893"/>
+        </w:trPr>
+        <w:tc>
+          <w:tcPr>
+            <w:tcW w:w="0" w:type="auto"/>
+            <w:vAlign w:val="center"/>
+          </w:tcPr>
+          <w:p>
+            <w:pPr>
+              <w:jc w:val="center"/>
+              <w:rPr>
+                <w:b/>
+                <w:bCs/>
+              </w:rPr>
+            </w:pPr>
+            <w:r>
+              <w:rPr>
+                <w:b/>
+                <w:bCs/>
+              </w:rPr>
               <w:t>White Door</w:t>
             </w:r>
-            <w:r>
-              <w:t xml:space="preserve"> dreaming reward deck. </w:t>
-            </w:r>
-            <w:r>
-              <w:t>You gain copies of the listed cards and place this card in the dedicated discard pile.</w:t>
+          </w:p>
+        </w:tc>
+        <w:tc>
+          <w:tcPr>
+            <w:tcW w:w="0" w:type="auto"/>
+            <w:vAlign w:val="center"/>
+          </w:tcPr>
+          <w:p>
+            <w:pPr>
+              <w:jc w:val="center"/>
+              <w:rPr>
+                <w:noProof/>
+              </w:rPr>
+            </w:pPr>
+            <w:r>
+              <w:rPr>
+                <w:noProof/>
+              </w:rPr>
+              <w:drawing>
+                <wp:inline distT="0" distB="0" distL="0" distR="0" wp14:anchorId="6E847613" wp14:editId="6AB299F5">
+                  <wp:extent cx="457200" cy="457200"/>
+                  <wp:effectExtent l="0" t="0" r="0" b="0"/>
+                  <wp:docPr id="37789932" name="Picture 2"/>
+                  <wp:cNvGraphicFramePr>
+                    <a:graphicFrameLocks xmlns:a="http://schemas.openxmlformats.org/drawingml/2006/main" noChangeAspect="1"/>
+                  </wp:cNvGraphicFramePr>
+                  <a:graphic xmlns:a="http://schemas.openxmlformats.org/drawingml/2006/main">
+                    <a:graphicData uri="http://schemas.openxmlformats.org/drawingml/2006/picture">
+                      <pic:pic xmlns:pic="http://schemas.openxmlformats.org/drawingml/2006/picture">
+                        <pic:nvPicPr>
+                          <pic:cNvPr id="354064946" name="Picture 2"/>
+                          <pic:cNvPicPr/>
+                        </pic:nvPicPr>
+                        <pic:blipFill>
+                          <a:blip r:embed="rId40" cstate="print">
+                            <a:extLst>
+                              <a:ext uri="{28A0092B-C50C-407E-A947-70E740481C1C}">
+                                <a14:useLocalDpi xmlns:a14="http://schemas.microsoft.com/office/drawing/2010/main" val="0"/>
+                              </a:ext>
+                            </a:extLst>
+                          </a:blip>
+                          <a:stretch>
+                            <a:fillRect/>
+                          </a:stretch>
+                        </pic:blipFill>
+                        <pic:spPr>
+                          <a:xfrm>
+                            <a:off x="0" y="0"/>
+                            <a:ext cx="457200" cy="457200"/>
+                          </a:xfrm>
+                          <a:prstGeom prst="rect">
+                            <a:avLst/>
+                          </a:prstGeom>
+                        </pic:spPr>
+                      </pic:pic>
+                    </a:graphicData>
+                  </a:graphic>
+                </wp:inline>
+              </w:drawing>
+            </w:r>
+          </w:p>
+        </w:tc>
+        <w:tc>
+          <w:tcPr>
+            <w:tcW w:w="0" w:type="auto"/>
+            <w:vAlign w:val="center"/>
+          </w:tcPr>
+          <w:p>
+            <w:r>
+              <w:t xml:space="preserve">When you dream with </w:t>
+            </w:r>
+            <w:r>
+              <w:rPr>
+                <w:b/>
+                <w:bCs/>
+              </w:rPr>
+              <w:t>Way: The</w:t>
+            </w:r>
+            <w:r>
+              <w:rPr>
+                <w:b/>
+                <w:bCs/>
+              </w:rPr>
+              <w:t xml:space="preserve"> White Door</w:t>
+            </w:r>
+            <w:r>
+              <w:t xml:space="preserve">, </w:t>
+            </w:r>
+            <w:r>
+              <w:t xml:space="preserve">you draw a card from this deck. </w:t>
+            </w:r>
+            <w:r>
+              <w:t>You gain listed cards and place this card in the dedicated discard pile.</w:t>
+            </w:r>
+          </w:p>
+        </w:tc>
+      </w:tr>
+      <w:tr>
+        <w:trPr>
+          <w:trHeight w:val="893"/>
+        </w:trPr>
+        <w:tc>
+          <w:tcPr>
+            <w:tcW w:w="0" w:type="auto"/>
+            <w:vAlign w:val="center"/>
+          </w:tcPr>
+          <w:p>
+            <w:pPr>
+              <w:jc w:val="center"/>
+              <w:rPr>
+                <w:b/>
+                <w:bCs/>
+              </w:rPr>
+            </w:pPr>
+            <w:r>
+              <w:rPr>
+                <w:b/>
+                <w:bCs/>
+              </w:rPr>
+              <w:t>Stag Door</w:t>
+            </w:r>
+          </w:p>
+        </w:tc>
+        <w:tc>
+          <w:tcPr>
+            <w:tcW w:w="0" w:type="auto"/>
+            <w:vAlign w:val="center"/>
+          </w:tcPr>
+          <w:p>
+            <w:pPr>
+              <w:jc w:val="center"/>
+              <w:rPr>
+                <w:noProof/>
+              </w:rPr>
+            </w:pPr>
+            <w:r>
+              <w:rPr>
+                <w:noProof/>
+              </w:rPr>
+              <w:drawing>
+                <wp:inline distT="0" distB="0" distL="0" distR="0" wp14:anchorId="6E72E84F" wp14:editId="494713F6">
+                  <wp:extent cx="457200" cy="457200"/>
+                  <wp:effectExtent l="0" t="0" r="0" b="0"/>
+                  <wp:docPr id="1406758795" name="Picture 2"/>
+                  <wp:cNvGraphicFramePr>
+                    <a:graphicFrameLocks xmlns:a="http://schemas.openxmlformats.org/drawingml/2006/main" noChangeAspect="1"/>
+                  </wp:cNvGraphicFramePr>
+                  <a:graphic xmlns:a="http://schemas.openxmlformats.org/drawingml/2006/main">
+                    <a:graphicData uri="http://schemas.openxmlformats.org/drawingml/2006/picture">
+                      <pic:pic xmlns:pic="http://schemas.openxmlformats.org/drawingml/2006/picture">
+                        <pic:nvPicPr>
+                          <pic:cNvPr id="73352146" name="Picture 2"/>
+                          <pic:cNvPicPr/>
+                        </pic:nvPicPr>
+                        <pic:blipFill>
+                          <a:blip r:embed="rId41" cstate="print">
+                            <a:extLst>
+                              <a:ext uri="{28A0092B-C50C-407E-A947-70E740481C1C}">
+                                <a14:useLocalDpi xmlns:a14="http://schemas.microsoft.com/office/drawing/2010/main" val="0"/>
+                              </a:ext>
+                            </a:extLst>
+                          </a:blip>
+                          <a:stretch>
+                            <a:fillRect/>
+                          </a:stretch>
+                        </pic:blipFill>
+                        <pic:spPr>
+                          <a:xfrm>
+                            <a:off x="0" y="0"/>
+                            <a:ext cx="457200" cy="457200"/>
+                          </a:xfrm>
+                          <a:prstGeom prst="rect">
+                            <a:avLst/>
+                          </a:prstGeom>
+                        </pic:spPr>
+                      </pic:pic>
+                    </a:graphicData>
+                  </a:graphic>
+                </wp:inline>
+              </w:drawing>
+            </w:r>
+          </w:p>
+        </w:tc>
+        <w:tc>
+          <w:tcPr>
+            <w:tcW w:w="0" w:type="auto"/>
+            <w:vAlign w:val="center"/>
+          </w:tcPr>
+          <w:p>
+            <w:r>
+              <w:t xml:space="preserve">When you dream with </w:t>
+            </w:r>
+            <w:r>
+              <w:rPr>
+                <w:b/>
+                <w:bCs/>
+              </w:rPr>
+              <w:t xml:space="preserve">Way: The </w:t>
+            </w:r>
+            <w:r>
+              <w:rPr>
+                <w:b/>
+                <w:bCs/>
+              </w:rPr>
+              <w:t>Stag</w:t>
+            </w:r>
+            <w:r>
+              <w:rPr>
+                <w:b/>
+                <w:bCs/>
+              </w:rPr>
+              <w:t xml:space="preserve"> Door</w:t>
+            </w:r>
+            <w:r>
+              <w:t xml:space="preserve">, </w:t>
+            </w:r>
+            <w:r>
+              <w:t>you draw a card from this deck. You gain listed cards and place this card in the dedicated discard pile.</w:t>
+            </w:r>
+          </w:p>
+        </w:tc>
+      </w:tr>
+      <w:tr>
+        <w:trPr>
+          <w:trHeight w:val="893"/>
+        </w:trPr>
+        <w:tc>
+          <w:tcPr>
+            <w:tcW w:w="0" w:type="auto"/>
+            <w:vAlign w:val="center"/>
+          </w:tcPr>
+          <w:p>
+            <w:pPr>
+              <w:jc w:val="center"/>
+              <w:rPr>
+                <w:b/>
+                <w:bCs/>
+              </w:rPr>
+            </w:pPr>
+            <w:r>
+              <w:rPr>
+                <w:b/>
+                <w:bCs/>
+              </w:rPr>
+              <w:t>Bookstore</w:t>
+            </w:r>
+          </w:p>
+          <w:p>
+            <w:pPr>
+              <w:jc w:val="center"/>
+              <w:rPr>
+                <w:b/>
+                <w:bCs/>
+              </w:rPr>
+            </w:pPr>
+          </w:p>
+        </w:tc>
+        <w:tc>
+          <w:tcPr>
+            <w:tcW w:w="0" w:type="auto"/>
+            <w:vAlign w:val="center"/>
+          </w:tcPr>
+          <w:p>
+            <w:pPr>
+              <w:jc w:val="center"/>
+              <w:rPr>
+                <w:noProof/>
+              </w:rPr>
+            </w:pPr>
+            <w:r>
+              <w:rPr>
+                <w:noProof/>
+              </w:rPr>
+              <w:drawing>
+                <wp:inline distT="0" distB="0" distL="0" distR="0" wp14:anchorId="1ABDE95A" wp14:editId="5A2C385E">
+                  <wp:extent cx="457200" cy="457200"/>
+                  <wp:effectExtent l="0" t="0" r="0" b="0"/>
+                  <wp:docPr id="1429057939" name="Picture 2"/>
+                  <wp:cNvGraphicFramePr>
+                    <a:graphicFrameLocks xmlns:a="http://schemas.openxmlformats.org/drawingml/2006/main" noChangeAspect="1"/>
+                  </wp:cNvGraphicFramePr>
+                  <a:graphic xmlns:a="http://schemas.openxmlformats.org/drawingml/2006/main">
+                    <a:graphicData uri="http://schemas.openxmlformats.org/drawingml/2006/picture">
+                      <pic:pic xmlns:pic="http://schemas.openxmlformats.org/drawingml/2006/picture">
+                        <pic:nvPicPr>
+                          <pic:cNvPr id="1429057939" name="Picture 2"/>
+                          <pic:cNvPicPr/>
+                        </pic:nvPicPr>
+                        <pic:blipFill>
+                          <a:blip r:embed="rId8" cstate="print">
+                            <a:extLst>
+                              <a:ext uri="{28A0092B-C50C-407E-A947-70E740481C1C}">
+                                <a14:useLocalDpi xmlns:a14="http://schemas.microsoft.com/office/drawing/2010/main" val="0"/>
+                              </a:ext>
+                            </a:extLst>
+                          </a:blip>
+                          <a:stretch>
+                            <a:fillRect/>
+                          </a:stretch>
+                        </pic:blipFill>
+                        <pic:spPr>
+                          <a:xfrm>
+                            <a:off x="0" y="0"/>
+                            <a:ext cx="457200" cy="457200"/>
+                          </a:xfrm>
+                          <a:prstGeom prst="rect">
+                            <a:avLst/>
+                          </a:prstGeom>
+                        </pic:spPr>
+                      </pic:pic>
+                    </a:graphicData>
+                  </a:graphic>
+                </wp:inline>
+              </w:drawing>
+            </w:r>
+          </w:p>
+        </w:tc>
+        <w:tc>
+          <w:tcPr>
+            <w:tcW w:w="0" w:type="auto"/>
+            <w:vAlign w:val="center"/>
+          </w:tcPr>
+          <w:p>
+            <w:r>
+              <w:t xml:space="preserve">This card is from </w:t>
+            </w:r>
+            <w:r>
+              <w:rPr>
+                <w:i/>
+                <w:iCs/>
+              </w:rPr>
+              <w:t>Morland's Shop</w:t>
+            </w:r>
+            <w:r>
+              <w:t xml:space="preserve"> deck. Player can pay 1 fund to obtain one such card each round before the Morland’s shop runs out of stock.</w:t>
+            </w:r>
+          </w:p>
+        </w:tc>
+      </w:tr>
+      <w:tr>
+        <w:trPr>
+          <w:trHeight w:val="893"/>
+        </w:trPr>
+        <w:tc>
+          <w:tcPr>
+            <w:tcW w:w="0" w:type="auto"/>
+            <w:vAlign w:val="center"/>
+          </w:tcPr>
+          <w:p>
+            <w:pPr>
+              <w:jc w:val="center"/>
+              <w:rPr>
+                <w:b/>
+                <w:bCs/>
+              </w:rPr>
+            </w:pPr>
+            <w:r>
+              <w:rPr>
+                <w:b/>
+                <w:bCs/>
+              </w:rPr>
+              <w:lastRenderedPageBreak/>
+              <w:t>Auction House</w:t>
+            </w:r>
+          </w:p>
+        </w:tc>
+        <w:tc>
+          <w:tcPr>
+            <w:tcW w:w="0" w:type="auto"/>
+            <w:vAlign w:val="center"/>
+          </w:tcPr>
+          <w:p>
+            <w:pPr>
+              <w:jc w:val="center"/>
+              <w:rPr>
+                <w:noProof/>
+              </w:rPr>
+            </w:pPr>
+            <w:r>
+              <w:rPr>
+                <w:noProof/>
+              </w:rPr>
+              <w:drawing>
+                <wp:inline distT="0" distB="0" distL="0" distR="0" wp14:anchorId="3C8E08C3" wp14:editId="1E811C6D">
+                  <wp:extent cx="457200" cy="457200"/>
+                  <wp:effectExtent l="0" t="0" r="0" b="0"/>
+                  <wp:docPr id="912565346" name="Picture 2"/>
+                  <wp:cNvGraphicFramePr>
+                    <a:graphicFrameLocks xmlns:a="http://schemas.openxmlformats.org/drawingml/2006/main" noChangeAspect="1"/>
+                  </wp:cNvGraphicFramePr>
+                  <a:graphic xmlns:a="http://schemas.openxmlformats.org/drawingml/2006/main">
+                    <a:graphicData uri="http://schemas.openxmlformats.org/drawingml/2006/picture">
+                      <pic:pic xmlns:pic="http://schemas.openxmlformats.org/drawingml/2006/picture">
+                        <pic:nvPicPr>
+                          <pic:cNvPr id="912565346" name="Picture 2"/>
+                          <pic:cNvPicPr/>
+                        </pic:nvPicPr>
+                        <pic:blipFill>
+                          <a:blip r:embed="rId9" cstate="print">
+                            <a:extLst>
+                              <a:ext uri="{28A0092B-C50C-407E-A947-70E740481C1C}">
+                                <a14:useLocalDpi xmlns:a14="http://schemas.microsoft.com/office/drawing/2010/main" val="0"/>
+                              </a:ext>
+                            </a:extLst>
+                          </a:blip>
+                          <a:stretch>
+                            <a:fillRect/>
+                          </a:stretch>
+                        </pic:blipFill>
+                        <pic:spPr>
+                          <a:xfrm>
+                            <a:off x="0" y="0"/>
+                            <a:ext cx="457200" cy="457200"/>
+                          </a:xfrm>
+                          <a:prstGeom prst="rect">
+                            <a:avLst/>
+                          </a:prstGeom>
+                        </pic:spPr>
+                      </pic:pic>
+                    </a:graphicData>
+                  </a:graphic>
+                </wp:inline>
+              </w:drawing>
+            </w:r>
+          </w:p>
+        </w:tc>
+        <w:tc>
+          <w:tcPr>
+            <w:tcW w:w="0" w:type="auto"/>
+            <w:vAlign w:val="center"/>
+          </w:tcPr>
+          <w:p>
+            <w:r>
+              <w:t xml:space="preserve">This card is from </w:t>
+            </w:r>
+            <w:r>
+              <w:rPr>
+                <w:i/>
+                <w:iCs/>
+              </w:rPr>
+              <w:t>Oriflamme's Auction House</w:t>
+            </w:r>
+            <w:r>
+              <w:rPr>
+                <w:i/>
+                <w:iCs/>
+              </w:rPr>
+              <w:t xml:space="preserve"> </w:t>
+            </w:r>
+            <w:r>
+              <w:t>deck</w:t>
+            </w:r>
+            <w:r>
+              <w:t xml:space="preserve">. The auction house deck becomes active once </w:t>
+            </w:r>
+            <w:r>
+              <w:rPr>
+                <w:i/>
+                <w:iCs/>
+              </w:rPr>
+              <w:t>Morland's Shop</w:t>
+            </w:r>
+            <w:r>
+              <w:t xml:space="preserve"> deck is exhausted. These cards are auctioned among players.</w:t>
+            </w:r>
+          </w:p>
+        </w:tc>
+      </w:tr>
+      <w:tr>
+        <w:trPr>
+          <w:trHeight w:val="893"/>
+        </w:trPr>
+        <w:tc>
+          <w:tcPr>
+            <w:tcW w:w="0" w:type="auto"/>
+            <w:vAlign w:val="center"/>
+          </w:tcPr>
+          <w:p>
+            <w:pPr>
+              <w:jc w:val="center"/>
+              <w:rPr>
+                <w:b/>
+                <w:bCs/>
+              </w:rPr>
+            </w:pPr>
+            <w:r>
+              <w:rPr>
+                <w:b/>
+                <w:bCs/>
+              </w:rPr>
+              <w:t>Commission</w:t>
+            </w:r>
+          </w:p>
+        </w:tc>
+        <w:tc>
+          <w:tcPr>
+            <w:tcW w:w="0" w:type="auto"/>
+            <w:vAlign w:val="center"/>
+          </w:tcPr>
+          <w:p>
+            <w:pPr>
+              <w:jc w:val="center"/>
+              <w:rPr>
+                <w:noProof/>
+              </w:rPr>
+            </w:pPr>
+            <w:r>
+              <w:rPr>
+                <w:noProof/>
+              </w:rPr>
+              <w:drawing>
+                <wp:inline distT="0" distB="0" distL="0" distR="0" wp14:anchorId="53881D6C" wp14:editId="03C4586E">
+                  <wp:extent cx="457200" cy="457200"/>
+                  <wp:effectExtent l="0" t="0" r="0" b="0"/>
+                  <wp:docPr id="122597139" name="Picture 2"/>
+                  <wp:cNvGraphicFramePr>
+                    <a:graphicFrameLocks xmlns:a="http://schemas.openxmlformats.org/drawingml/2006/main" noChangeAspect="1"/>
+                  </wp:cNvGraphicFramePr>
+                  <a:graphic xmlns:a="http://schemas.openxmlformats.org/drawingml/2006/main">
+                    <a:graphicData uri="http://schemas.openxmlformats.org/drawingml/2006/picture">
+                      <pic:pic xmlns:pic="http://schemas.openxmlformats.org/drawingml/2006/picture">
+                        <pic:nvPicPr>
+                          <pic:cNvPr id="122597139" name="Picture 2"/>
+                          <pic:cNvPicPr/>
+                        </pic:nvPicPr>
+                        <pic:blipFill>
+                          <a:blip r:embed="rId11" cstate="print">
+                            <a:extLst>
+                              <a:ext uri="{28A0092B-C50C-407E-A947-70E740481C1C}">
+                                <a14:useLocalDpi xmlns:a14="http://schemas.microsoft.com/office/drawing/2010/main" val="0"/>
+                              </a:ext>
+                            </a:extLst>
+                          </a:blip>
+                          <a:stretch>
+                            <a:fillRect/>
+                          </a:stretch>
+                        </pic:blipFill>
+                        <pic:spPr>
+                          <a:xfrm>
+                            <a:off x="0" y="0"/>
+                            <a:ext cx="457200" cy="457200"/>
+                          </a:xfrm>
+                          <a:prstGeom prst="rect">
+                            <a:avLst/>
+                          </a:prstGeom>
+                        </pic:spPr>
+                      </pic:pic>
+                    </a:graphicData>
+                  </a:graphic>
+                </wp:inline>
+              </w:drawing>
+            </w:r>
+          </w:p>
+        </w:tc>
+        <w:tc>
+          <w:tcPr>
+            <w:tcW w:w="0" w:type="auto"/>
+            <w:vAlign w:val="center"/>
+          </w:tcPr>
+          <w:p>
+            <w:r>
+              <w:t>Commissions are given by Patrons and can be worked on to provide</w:t>
+            </w:r>
+            <w:r>
+              <w:t xml:space="preserve"> monetary rewards</w:t>
+            </w:r>
+            <w:r>
+              <w:t>.</w:t>
+            </w:r>
+          </w:p>
+        </w:tc>
+      </w:tr>
+      <w:tr>
+        <w:trPr>
+          <w:trHeight w:val="893"/>
+        </w:trPr>
+        <w:tc>
+          <w:tcPr>
+            <w:tcW w:w="0" w:type="auto"/>
+            <w:vAlign w:val="center"/>
+          </w:tcPr>
+          <w:p>
+            <w:pPr>
+              <w:jc w:val="center"/>
+              <w:rPr>
+                <w:b/>
+                <w:bCs/>
+              </w:rPr>
+            </w:pPr>
+            <w:r>
+              <w:rPr>
+                <w:b/>
+                <w:bCs/>
+              </w:rPr>
+              <w:t>Hours</w:t>
+            </w:r>
+          </w:p>
+        </w:tc>
+        <w:tc>
+          <w:tcPr>
+            <w:tcW w:w="0" w:type="auto"/>
+            <w:vAlign w:val="center"/>
+          </w:tcPr>
+          <w:p>
+            <w:pPr>
+              <w:jc w:val="center"/>
+              <w:rPr>
+                <w:noProof/>
+              </w:rPr>
+            </w:pPr>
+            <w:r>
+              <w:rPr>
+                <w:noProof/>
+              </w:rPr>
+              <w:drawing>
+                <wp:inline distT="0" distB="0" distL="0" distR="0" wp14:anchorId="1BDA00AB" wp14:editId="18B3E112">
+                  <wp:extent cx="457200" cy="457200"/>
+                  <wp:effectExtent l="0" t="0" r="0" b="0"/>
+                  <wp:docPr id="1456265261" name="Picture 2"/>
+                  <wp:cNvGraphicFramePr>
+                    <a:graphicFrameLocks xmlns:a="http://schemas.openxmlformats.org/drawingml/2006/main" noChangeAspect="1"/>
+                  </wp:cNvGraphicFramePr>
+                  <a:graphic xmlns:a="http://schemas.openxmlformats.org/drawingml/2006/main">
+                    <a:graphicData uri="http://schemas.openxmlformats.org/drawingml/2006/picture">
+                      <pic:pic xmlns:pic="http://schemas.openxmlformats.org/drawingml/2006/picture">
+                        <pic:nvPicPr>
+                          <pic:cNvPr id="1456265261" name="Picture 2"/>
+                          <pic:cNvPicPr/>
+                        </pic:nvPicPr>
+                        <pic:blipFill>
+                          <a:blip r:embed="rId12">
+                            <a:extLst>
+                              <a:ext uri="{28A0092B-C50C-407E-A947-70E740481C1C}">
+                                <a14:useLocalDpi xmlns:a14="http://schemas.microsoft.com/office/drawing/2010/main" val="0"/>
+                              </a:ext>
+                            </a:extLst>
+                          </a:blip>
+                          <a:stretch>
+                            <a:fillRect/>
+                          </a:stretch>
+                        </pic:blipFill>
+                        <pic:spPr>
+                          <a:xfrm>
+                            <a:off x="0" y="0"/>
+                            <a:ext cx="457200" cy="457200"/>
+                          </a:xfrm>
+                          <a:prstGeom prst="rect">
+                            <a:avLst/>
+                          </a:prstGeom>
+                        </pic:spPr>
+                      </pic:pic>
+                    </a:graphicData>
+                  </a:graphic>
+                </wp:inline>
+              </w:drawing>
+            </w:r>
+          </w:p>
+        </w:tc>
+        <w:tc>
+          <w:tcPr>
+            <w:tcW w:w="0" w:type="auto"/>
+            <w:vAlign w:val="center"/>
+          </w:tcPr>
+          <w:p>
+            <w:r>
+              <w:t xml:space="preserve">Other cards use </w:t>
+            </w:r>
+            <w:proofErr w:type="gramStart"/>
+            <w:r>
+              <w:rPr>
+                <w:i/>
+                <w:iCs/>
+              </w:rPr>
+              <w:t>Hours</w:t>
+            </w:r>
+            <w:proofErr w:type="gramEnd"/>
+            <w:r>
+              <w:t xml:space="preserve"> deck for randomness.</w:t>
             </w:r>
           </w:p>
         </w:tc>
       </w:tr>
     </w:tbl>
-    <w:p>
-      <w:r>
-        <w:t xml:space="preserve"> </w:t>
-      </w:r>
-    </w:p>
+    <w:p/>
     <w:p>
       <w:pPr>
         <w:pStyle w:val="Heading2"/>
@@ -6312,7 +7231,7 @@
                     <pic:cNvPicPr/>
                   </pic:nvPicPr>
                   <pic:blipFill>
-                    <a:blip r:embed="rId40" cstate="print">
+                    <a:blip r:embed="rId42" cstate="print">
                       <a:extLst>
                         <a:ext uri="{28A0092B-C50C-407E-A947-70E740481C1C}">
                           <a14:useLocalDpi xmlns:a14="http://schemas.microsoft.com/office/drawing/2010/main" val="0"/>
@@ -6358,11 +7277,7 @@
         <w:t xml:space="preserve"> aspect, they place it face up in their board area and immediately load it up with Time tokens equal to number specified</w:t>
       </w:r>
       <w:r>
-        <w:t xml:space="preserve"> to </w:t>
-      </w:r>
-      <w:r>
-        <w:lastRenderedPageBreak/>
-        <w:t>the</w:t>
+        <w:t xml:space="preserve"> to the</w:t>
       </w:r>
       <w:r>
         <w:t xml:space="preserve"> right of the aspect. The card will lose one time token at the end of the</w:t>
@@ -6382,7 +7297,15 @@
         </w:rPr>
       </w:pPr>
       <w:r>
-        <w:t>If a player cannot perform the first step of a card effect they move to the “</w:t>
+        <w:t xml:space="preserve">If a player cannot perform the first step of a card </w:t>
+      </w:r>
+      <w:proofErr w:type="gramStart"/>
+      <w:r>
+        <w:t>effect</w:t>
+      </w:r>
+      <w:proofErr w:type="gramEnd"/>
+      <w:r>
+        <w:t xml:space="preserve"> they move to the “</w:t>
       </w:r>
       <w:r>
         <w:t>if you cannot</w:t>
@@ -6533,7 +7456,7 @@
           <w:noProof/>
         </w:rPr>
         <w:drawing>
-          <wp:anchor distT="0" distB="0" distL="114300" distR="114300" simplePos="0" relativeHeight="251678720" behindDoc="1" locked="0" layoutInCell="1" allowOverlap="1" wp14:anchorId="53F209F5" wp14:editId="2FD57126">
+          <wp:anchor distT="0" distB="0" distL="114300" distR="114300" simplePos="0" relativeHeight="251678720" behindDoc="1" locked="0" layoutInCell="1" allowOverlap="1" wp14:anchorId="53F209F5" wp14:editId="4B7FE015">
             <wp:simplePos x="0" y="0"/>
             <wp:positionH relativeFrom="margin">
               <wp:posOffset>5824855</wp:posOffset>
@@ -6564,7 +7487,7 @@
                     <pic:cNvPicPr/>
                   </pic:nvPicPr>
                   <pic:blipFill>
-                    <a:blip r:embed="rId41" cstate="print">
+                    <a:blip r:embed="rId12" cstate="print">
                       <a:extLst>
                         <a:ext uri="{28A0092B-C50C-407E-A947-70E740481C1C}">
                           <a14:useLocalDpi xmlns:a14="http://schemas.microsoft.com/office/drawing/2010/main" val="0"/>
@@ -6618,16 +7541,32 @@
           <w:i/>
           <w:iCs/>
         </w:rPr>
-        <w:t xml:space="preserve"> Hours deck</w:t>
-      </w:r>
-      <w:r>
-        <w:t xml:space="preserve"> effect come in two types. Either they are “additive”, noted by plus signs (+) in their effect. In that case, each </w:t>
-      </w:r>
+        <w:t xml:space="preserve"> </w:t>
+      </w:r>
+      <w:proofErr w:type="gramStart"/>
       <w:r>
         <w:rPr>
           <w:i/>
           <w:iCs/>
         </w:rPr>
+        <w:t>Hours</w:t>
+      </w:r>
+      <w:proofErr w:type="gramEnd"/>
+      <w:r>
+        <w:rPr>
+          <w:i/>
+          <w:iCs/>
+        </w:rPr>
+        <w:t xml:space="preserve"> deck</w:t>
+      </w:r>
+      <w:r>
+        <w:t xml:space="preserve"> effect come in two types. Either they are “additive”, noted by plus signs (+) in their effect. In that case, each </w:t>
+      </w:r>
+      <w:r>
+        <w:rPr>
+          <w:i/>
+          <w:iCs/>
+        </w:rPr>
         <w:t>Principle</w:t>
       </w:r>
       <w:r>
@@ -6638,6 +7577,7 @@
       <w:r>
         <w:t xml:space="preserve">Decks, whose cards are moved to dedicated discard pile, are always refreshed from the discard pile at the moment a card needs to be drawn from the deck but there is none. </w:t>
       </w:r>
+      <w:proofErr w:type="gramStart"/>
       <w:r>
         <w:rPr>
           <w:i/>
@@ -6645,6 +7585,7 @@
         </w:rPr>
         <w:t>Hours</w:t>
       </w:r>
+      <w:proofErr w:type="gramEnd"/>
       <w:r>
         <w:t xml:space="preserve"> deck is</w:t>
       </w:r>
@@ -6660,6 +7601,7 @@
         <w:pStyle w:val="Heading2"/>
       </w:pPr>
       <w:r>
+        <w:lastRenderedPageBreak/>
         <w:t>Tips and Tricks</w:t>
       </w:r>
     </w:p>
@@ -6911,9 +7853,9 @@
     </w:lvl>
   </w:abstractNum>
   <w:abstractNum w:abstractNumId="2" w15:restartNumberingAfterBreak="0">
-    <w:nsid w:val="5637522F"/>
+    <w:nsid w:val="208D04A8"/>
     <w:multiLevelType w:val="hybridMultilevel"/>
-    <w:tmpl w:val="2F9A766A"/>
+    <w:tmpl w:val="C59EB9FE"/>
     <w:lvl w:ilvl="0" w:tplc="04090001">
       <w:start w:val="1"/>
       <w:numFmt w:val="bullet"/>
@@ -7024,9 +7966,9 @@
     </w:lvl>
   </w:abstractNum>
   <w:abstractNum w:abstractNumId="3" w15:restartNumberingAfterBreak="0">
-    <w:nsid w:val="63090B40"/>
+    <w:nsid w:val="5637522F"/>
     <w:multiLevelType w:val="hybridMultilevel"/>
-    <w:tmpl w:val="9F8C6D40"/>
+    <w:tmpl w:val="2F9A766A"/>
     <w:lvl w:ilvl="0" w:tplc="04090001">
       <w:start w:val="1"/>
       <w:numFmt w:val="bullet"/>
@@ -7136,17 +8078,133 @@
       </w:rPr>
     </w:lvl>
   </w:abstractNum>
+  <w:abstractNum w:abstractNumId="4" w15:restartNumberingAfterBreak="0">
+    <w:nsid w:val="63090B40"/>
+    <w:multiLevelType w:val="hybridMultilevel"/>
+    <w:tmpl w:val="9F8C6D40"/>
+    <w:lvl w:ilvl="0" w:tplc="04090001">
+      <w:start w:val="1"/>
+      <w:numFmt w:val="bullet"/>
+      <w:lvlText w:val=""/>
+      <w:lvlJc w:val="left"/>
+      <w:pPr>
+        <w:ind w:left="720" w:hanging="360"/>
+      </w:pPr>
+      <w:rPr>
+        <w:rFonts w:ascii="Symbol" w:hAnsi="Symbol" w:hint="default"/>
+      </w:rPr>
+    </w:lvl>
+    <w:lvl w:ilvl="1" w:tplc="04090003" w:tentative="1">
+      <w:start w:val="1"/>
+      <w:numFmt w:val="bullet"/>
+      <w:lvlText w:val="o"/>
+      <w:lvlJc w:val="left"/>
+      <w:pPr>
+        <w:ind w:left="1440" w:hanging="360"/>
+      </w:pPr>
+      <w:rPr>
+        <w:rFonts w:ascii="Courier New" w:hAnsi="Courier New" w:cs="Courier New" w:hint="default"/>
+      </w:rPr>
+    </w:lvl>
+    <w:lvl w:ilvl="2" w:tplc="04090005" w:tentative="1">
+      <w:start w:val="1"/>
+      <w:numFmt w:val="bullet"/>
+      <w:lvlText w:val=""/>
+      <w:lvlJc w:val="left"/>
+      <w:pPr>
+        <w:ind w:left="2160" w:hanging="360"/>
+      </w:pPr>
+      <w:rPr>
+        <w:rFonts w:ascii="Wingdings" w:hAnsi="Wingdings" w:hint="default"/>
+      </w:rPr>
+    </w:lvl>
+    <w:lvl w:ilvl="3" w:tplc="04090001" w:tentative="1">
+      <w:start w:val="1"/>
+      <w:numFmt w:val="bullet"/>
+      <w:lvlText w:val=""/>
+      <w:lvlJc w:val="left"/>
+      <w:pPr>
+        <w:ind w:left="2880" w:hanging="360"/>
+      </w:pPr>
+      <w:rPr>
+        <w:rFonts w:ascii="Symbol" w:hAnsi="Symbol" w:hint="default"/>
+      </w:rPr>
+    </w:lvl>
+    <w:lvl w:ilvl="4" w:tplc="04090003" w:tentative="1">
+      <w:start w:val="1"/>
+      <w:numFmt w:val="bullet"/>
+      <w:lvlText w:val="o"/>
+      <w:lvlJc w:val="left"/>
+      <w:pPr>
+        <w:ind w:left="3600" w:hanging="360"/>
+      </w:pPr>
+      <w:rPr>
+        <w:rFonts w:ascii="Courier New" w:hAnsi="Courier New" w:cs="Courier New" w:hint="default"/>
+      </w:rPr>
+    </w:lvl>
+    <w:lvl w:ilvl="5" w:tplc="04090005" w:tentative="1">
+      <w:start w:val="1"/>
+      <w:numFmt w:val="bullet"/>
+      <w:lvlText w:val=""/>
+      <w:lvlJc w:val="left"/>
+      <w:pPr>
+        <w:ind w:left="4320" w:hanging="360"/>
+      </w:pPr>
+      <w:rPr>
+        <w:rFonts w:ascii="Wingdings" w:hAnsi="Wingdings" w:hint="default"/>
+      </w:rPr>
+    </w:lvl>
+    <w:lvl w:ilvl="6" w:tplc="04090001" w:tentative="1">
+      <w:start w:val="1"/>
+      <w:numFmt w:val="bullet"/>
+      <w:lvlText w:val=""/>
+      <w:lvlJc w:val="left"/>
+      <w:pPr>
+        <w:ind w:left="5040" w:hanging="360"/>
+      </w:pPr>
+      <w:rPr>
+        <w:rFonts w:ascii="Symbol" w:hAnsi="Symbol" w:hint="default"/>
+      </w:rPr>
+    </w:lvl>
+    <w:lvl w:ilvl="7" w:tplc="04090003" w:tentative="1">
+      <w:start w:val="1"/>
+      <w:numFmt w:val="bullet"/>
+      <w:lvlText w:val="o"/>
+      <w:lvlJc w:val="left"/>
+      <w:pPr>
+        <w:ind w:left="5760" w:hanging="360"/>
+      </w:pPr>
+      <w:rPr>
+        <w:rFonts w:ascii="Courier New" w:hAnsi="Courier New" w:cs="Courier New" w:hint="default"/>
+      </w:rPr>
+    </w:lvl>
+    <w:lvl w:ilvl="8" w:tplc="04090005" w:tentative="1">
+      <w:start w:val="1"/>
+      <w:numFmt w:val="bullet"/>
+      <w:lvlText w:val=""/>
+      <w:lvlJc w:val="left"/>
+      <w:pPr>
+        <w:ind w:left="6480" w:hanging="360"/>
+      </w:pPr>
+      <w:rPr>
+        <w:rFonts w:ascii="Wingdings" w:hAnsi="Wingdings" w:hint="default"/>
+      </w:rPr>
+    </w:lvl>
+  </w:abstractNum>
   <w:num w:numId="1" w16cid:durableId="709303054">
     <w:abstractNumId w:val="1"/>
   </w:num>
   <w:num w:numId="2" w16cid:durableId="197351121">
-    <w:abstractNumId w:val="2"/>
+    <w:abstractNumId w:val="3"/>
   </w:num>
   <w:num w:numId="3" w16cid:durableId="475345188">
-    <w:abstractNumId w:val="3"/>
+    <w:abstractNumId w:val="4"/>
   </w:num>
   <w:num w:numId="4" w16cid:durableId="1864592391">
     <w:abstractNumId w:val="0"/>
+  </w:num>
+  <w:num w:numId="5" w16cid:durableId="1387681538">
+    <w:abstractNumId w:val="2"/>
   </w:num>
 </w:numbering>
 </file>
